--- a/motta/OTRAS DOCUMENTOS/Diseño de ficha técnica ALERTA MUJER.docx
+++ b/motta/OTRAS DOCUMENTOS/Diseño de ficha técnica ALERTA MUJER.docx
@@ -6,29 +6,64 @@
       <w:pPr>
         <w:jc w:val="center"/>
         <w:rPr>
-          <w:rFonts w:ascii="Arial" w:eastAsia="Arial" w:hAnsi="Arial" w:cs="Arial"/>
-          <w:b/>
-          <w:bCs/>
-        </w:rPr>
-      </w:pPr>
-      <w:r>
-        <w:rPr>
           <w:rFonts w:ascii="Arial" w:hAnsi="Arial" w:cs="Arial"/>
-          <w:b/>
+          <w:b w:val="1"/>
+          <w:bCs w:val="1"/>
+          <w:sz w:val="40"/>
+          <w:szCs w:val="40"/>
+        </w:rPr>
+      </w:pPr>
+    </w:p>
+    <w:p>
+      <w:pPr>
+        <w:jc w:val="center"/>
+        <w:rPr>
+          <w:rFonts w:ascii="Arial" w:hAnsi="Arial" w:cs="Arial"/>
+          <w:b w:val="1"/>
+          <w:bCs w:val="1"/>
+          <w:sz w:val="40"/>
+          <w:szCs w:val="40"/>
+        </w:rPr>
+      </w:pPr>
+    </w:p>
+    <w:p>
+      <w:pPr>
+        <w:jc w:val="center"/>
+        <w:rPr>
+          <w:rFonts w:ascii="Arial" w:hAnsi="Arial" w:eastAsia="Arial" w:cs="Arial"/>
+          <w:b w:val="1"/>
+          <w:bCs w:val="1"/>
+          <w:sz w:val="40"/>
+          <w:szCs w:val="40"/>
+        </w:rPr>
+      </w:pPr>
+      <w:r>
+        <w:rPr>
+          <w:rFonts w:ascii="Arial" w:hAnsi="Arial" w:cs="Arial"/>
+          <w:b w:val="1"/>
+          <w:bCs w:val="1"/>
+          <w:sz w:val="40"/>
+          <w:szCs w:val="40"/>
         </w:rPr>
         <w:t xml:space="preserve">Diseño de fichas </w:t>
       </w:r>
       <w:r>
         <w:rPr>
           <w:rFonts w:ascii="Arial" w:hAnsi="Arial" w:cs="Arial"/>
-          <w:b/>
+          <w:b w:val="1"/>
+          <w:bCs w:val="1"/>
+          <w:sz w:val="40"/>
+          <w:szCs w:val="40"/>
         </w:rPr>
         <w:t>té</w:t>
       </w:r>
       <w:r>
         <w:rPr>
           <w:rFonts w:ascii="Arial" w:hAnsi="Arial" w:cs="Arial"/>
-          <w:b/>
+          <w:b w:val="1"/>
+          <w:bCs w:val="1"/>
+          <w:sz w:val="40"/>
+          <w:szCs w:val="40"/>
         </w:rPr>
         <w:t>cnica</w:t>
       </w:r>
@@ -36,7 +71,7 @@
     <w:p>
       <w:pPr>
         <w:rPr>
-          <w:rFonts w:ascii="Arial" w:eastAsia="Arial" w:hAnsi="Arial" w:cs="Arial"/>
+          <w:rFonts w:ascii="Arial" w:hAnsi="Arial" w:eastAsia="Arial" w:cs="Arial"/>
           <w:b/>
           <w:bCs/>
           <w:sz w:val="28"/>
@@ -46,10 +81,11 @@
     </w:p>
     <w:p>
       <w:pPr>
-        <w:rPr>
-          <w:rFonts w:ascii="Arial" w:eastAsia="Arial" w:hAnsi="Arial" w:cs="Arial"/>
-          <w:b/>
-          <w:bCs/>
+        <w:pStyle w:val="Normal"/>
+        <w:rPr>
+          <w:rFonts w:ascii="Arial" w:hAnsi="Arial" w:eastAsia="Arial" w:cs="Arial"/>
+          <w:b w:val="1"/>
+          <w:bCs w:val="1"/>
           <w:sz w:val="28"/>
           <w:szCs w:val="28"/>
         </w:rPr>
@@ -58,9 +94,9 @@
     <w:p>
       <w:pPr>
         <w:rPr>
-          <w:rFonts w:ascii="Arial" w:eastAsia="Arial" w:hAnsi="Arial" w:cs="Arial"/>
-          <w:b/>
-          <w:bCs/>
+          <w:rFonts w:ascii="Arial" w:hAnsi="Arial" w:eastAsia="Arial" w:cs="Arial"/>
+          <w:b w:val="1"/>
+          <w:bCs w:val="1"/>
           <w:sz w:val="28"/>
           <w:szCs w:val="28"/>
         </w:rPr>
@@ -68,23 +104,45 @@
     </w:p>
     <w:p>
       <w:pPr>
-        <w:jc w:val="center"/>
-        <w:rPr>
-          <w:rFonts w:ascii="Arial" w:eastAsia="Arial" w:hAnsi="Arial" w:cs="Arial"/>
-          <w:b/>
-          <w:bCs/>
+        <w:rPr>
+          <w:rFonts w:ascii="Arial" w:hAnsi="Arial" w:eastAsia="Arial" w:cs="Arial"/>
+          <w:b w:val="1"/>
+          <w:bCs w:val="1"/>
           <w:sz w:val="28"/>
           <w:szCs w:val="28"/>
         </w:rPr>
       </w:pPr>
-      <w:r>
-        <w:rPr>
-          <w:rFonts w:ascii="Arial" w:eastAsia="Arial" w:hAnsi="Arial" w:cs="Arial"/>
+    </w:p>
+    <w:p>
+      <w:pPr>
+        <w:rPr>
+          <w:rFonts w:ascii="Arial" w:hAnsi="Arial" w:eastAsia="Arial" w:cs="Arial"/>
           <w:b/>
           <w:bCs/>
           <w:sz w:val="28"/>
           <w:szCs w:val="28"/>
         </w:rPr>
+      </w:pPr>
+    </w:p>
+    <w:p>
+      <w:pPr>
+        <w:jc w:val="center"/>
+        <w:rPr>
+          <w:rFonts w:ascii="Arial" w:hAnsi="Arial" w:eastAsia="Arial" w:cs="Arial"/>
+          <w:b w:val="1"/>
+          <w:bCs w:val="1"/>
+          <w:sz w:val="24"/>
+          <w:szCs w:val="24"/>
+        </w:rPr>
+      </w:pPr>
+      <w:r>
+        <w:rPr>
+          <w:rFonts w:ascii="Arial" w:hAnsi="Arial" w:eastAsia="Arial" w:cs="Arial"/>
+          <w:b w:val="1"/>
+          <w:bCs w:val="1"/>
+          <w:sz w:val="24"/>
+          <w:szCs w:val="24"/>
+        </w:rPr>
         <w:t>INTEGRANTES:</w:t>
       </w:r>
     </w:p>
@@ -92,20 +150,20 @@
       <w:pPr>
         <w:jc w:val="center"/>
         <w:rPr>
-          <w:rFonts w:ascii="Arial" w:eastAsia="Arial" w:hAnsi="Arial" w:cs="Arial"/>
-          <w:b/>
-          <w:bCs/>
-          <w:sz w:val="28"/>
-          <w:szCs w:val="28"/>
-        </w:rPr>
-      </w:pPr>
-      <w:r>
-        <w:rPr>
-          <w:rFonts w:ascii="Arial" w:eastAsia="Arial" w:hAnsi="Arial" w:cs="Arial"/>
-          <w:b/>
-          <w:bCs/>
-          <w:sz w:val="28"/>
-          <w:szCs w:val="28"/>
+          <w:rFonts w:ascii="Arial" w:hAnsi="Arial" w:eastAsia="Arial" w:cs="Arial"/>
+          <w:b w:val="1"/>
+          <w:bCs w:val="1"/>
+          <w:sz w:val="24"/>
+          <w:szCs w:val="24"/>
+        </w:rPr>
+      </w:pPr>
+      <w:r>
+        <w:rPr>
+          <w:rFonts w:ascii="Arial" w:hAnsi="Arial" w:eastAsia="Arial" w:cs="Arial"/>
+          <w:b w:val="1"/>
+          <w:bCs w:val="1"/>
+          <w:sz w:val="24"/>
+          <w:szCs w:val="24"/>
         </w:rPr>
         <w:t>MAICOL STIVEN SANCHEZ CASTAÑEDA</w:t>
       </w:r>
@@ -114,20 +172,20 @@
       <w:pPr>
         <w:jc w:val="center"/>
         <w:rPr>
-          <w:rFonts w:ascii="Arial" w:eastAsia="Arial" w:hAnsi="Arial" w:cs="Arial"/>
-          <w:b/>
-          <w:bCs/>
-          <w:sz w:val="28"/>
-          <w:szCs w:val="28"/>
-        </w:rPr>
-      </w:pPr>
-      <w:r>
-        <w:rPr>
-          <w:rFonts w:ascii="Arial" w:eastAsia="Arial" w:hAnsi="Arial" w:cs="Arial"/>
-          <w:b/>
-          <w:bCs/>
-          <w:sz w:val="28"/>
-          <w:szCs w:val="28"/>
+          <w:rFonts w:ascii="Arial" w:hAnsi="Arial" w:eastAsia="Arial" w:cs="Arial"/>
+          <w:b w:val="1"/>
+          <w:bCs w:val="1"/>
+          <w:sz w:val="24"/>
+          <w:szCs w:val="24"/>
+        </w:rPr>
+      </w:pPr>
+      <w:r>
+        <w:rPr>
+          <w:rFonts w:ascii="Arial" w:hAnsi="Arial" w:eastAsia="Arial" w:cs="Arial"/>
+          <w:b w:val="1"/>
+          <w:bCs w:val="1"/>
+          <w:sz w:val="24"/>
+          <w:szCs w:val="24"/>
         </w:rPr>
         <w:t>JOSE SEBASTIAN SUAREZ CUMACO</w:t>
       </w:r>
@@ -136,20 +194,20 @@
       <w:pPr>
         <w:jc w:val="center"/>
         <w:rPr>
-          <w:rFonts w:ascii="Arial" w:eastAsia="Arial" w:hAnsi="Arial" w:cs="Arial"/>
-          <w:b/>
-          <w:bCs/>
-          <w:sz w:val="28"/>
-          <w:szCs w:val="28"/>
-        </w:rPr>
-      </w:pPr>
-      <w:r>
-        <w:rPr>
-          <w:rFonts w:ascii="Arial" w:eastAsia="Arial" w:hAnsi="Arial" w:cs="Arial"/>
-          <w:b/>
-          <w:bCs/>
-          <w:sz w:val="28"/>
-          <w:szCs w:val="28"/>
+          <w:rFonts w:ascii="Arial" w:hAnsi="Arial" w:eastAsia="Arial" w:cs="Arial"/>
+          <w:b w:val="1"/>
+          <w:bCs w:val="1"/>
+          <w:sz w:val="24"/>
+          <w:szCs w:val="24"/>
+        </w:rPr>
+      </w:pPr>
+      <w:r>
+        <w:rPr>
+          <w:rFonts w:ascii="Arial" w:hAnsi="Arial" w:eastAsia="Arial" w:cs="Arial"/>
+          <w:b w:val="1"/>
+          <w:bCs w:val="1"/>
+          <w:sz w:val="24"/>
+          <w:szCs w:val="24"/>
         </w:rPr>
         <w:t>JUSTIN DANIELA BAHAMON BALOCO</w:t>
       </w:r>
@@ -158,11 +216,11 @@
       <w:pPr>
         <w:jc w:val="center"/>
         <w:rPr>
-          <w:rFonts w:ascii="Arial" w:eastAsia="Arial" w:hAnsi="Arial" w:cs="Arial"/>
-          <w:b/>
-          <w:bCs/>
-          <w:sz w:val="28"/>
-          <w:szCs w:val="28"/>
+          <w:rFonts w:ascii="Arial" w:hAnsi="Arial" w:eastAsia="Arial" w:cs="Arial"/>
+          <w:b w:val="1"/>
+          <w:bCs w:val="1"/>
+          <w:sz w:val="24"/>
+          <w:szCs w:val="24"/>
         </w:rPr>
       </w:pPr>
     </w:p>
@@ -170,11 +228,11 @@
       <w:pPr>
         <w:jc w:val="center"/>
         <w:rPr>
-          <w:rFonts w:ascii="Arial" w:eastAsia="Arial" w:hAnsi="Arial" w:cs="Arial"/>
-          <w:b/>
-          <w:bCs/>
-          <w:sz w:val="28"/>
-          <w:szCs w:val="28"/>
+          <w:rFonts w:ascii="Arial" w:hAnsi="Arial" w:eastAsia="Arial" w:cs="Arial"/>
+          <w:b w:val="1"/>
+          <w:bCs w:val="1"/>
+          <w:sz w:val="24"/>
+          <w:szCs w:val="24"/>
         </w:rPr>
       </w:pPr>
     </w:p>
@@ -182,23 +240,24 @@
       <w:pPr>
         <w:jc w:val="center"/>
         <w:rPr>
-          <w:rFonts w:ascii="Arial" w:eastAsia="Arial" w:hAnsi="Arial" w:cs="Arial"/>
-          <w:b/>
-          <w:bCs/>
-          <w:sz w:val="28"/>
-          <w:szCs w:val="28"/>
-        </w:rPr>
-      </w:pPr>
-    </w:p>
-    <w:p>
-      <w:pPr>
+          <w:rFonts w:ascii="Arial" w:hAnsi="Arial" w:eastAsia="Arial" w:cs="Arial"/>
+          <w:b w:val="1"/>
+          <w:bCs w:val="1"/>
+          <w:sz w:val="24"/>
+          <w:szCs w:val="24"/>
+        </w:rPr>
+      </w:pPr>
+    </w:p>
+    <w:p>
+      <w:pPr>
+        <w:pStyle w:val="Normal"/>
         <w:jc w:val="center"/>
         <w:rPr>
-          <w:rFonts w:ascii="Arial" w:eastAsia="Arial" w:hAnsi="Arial" w:cs="Arial"/>
-          <w:b/>
-          <w:bCs/>
-          <w:sz w:val="28"/>
-          <w:szCs w:val="28"/>
+          <w:rFonts w:ascii="Arial" w:hAnsi="Arial" w:eastAsia="Arial" w:cs="Arial"/>
+          <w:b w:val="1"/>
+          <w:bCs w:val="1"/>
+          <w:sz w:val="24"/>
+          <w:szCs w:val="24"/>
         </w:rPr>
       </w:pPr>
     </w:p>
@@ -206,20 +265,32 @@
       <w:pPr>
         <w:jc w:val="center"/>
         <w:rPr>
-          <w:rFonts w:ascii="Arial" w:eastAsia="Arial" w:hAnsi="Arial" w:cs="Arial"/>
-          <w:b/>
-          <w:bCs/>
-          <w:sz w:val="28"/>
-          <w:szCs w:val="28"/>
-        </w:rPr>
-      </w:pPr>
-      <w:r>
-        <w:rPr>
-          <w:rFonts w:ascii="Arial" w:eastAsia="Arial" w:hAnsi="Arial" w:cs="Arial"/>
-          <w:b/>
-          <w:bCs/>
-          <w:sz w:val="28"/>
-          <w:szCs w:val="28"/>
+          <w:rFonts w:ascii="Arial" w:hAnsi="Arial" w:eastAsia="Arial" w:cs="Arial"/>
+          <w:b w:val="1"/>
+          <w:bCs w:val="1"/>
+          <w:sz w:val="24"/>
+          <w:szCs w:val="24"/>
+        </w:rPr>
+      </w:pPr>
+    </w:p>
+    <w:p>
+      <w:pPr>
+        <w:jc w:val="center"/>
+        <w:rPr>
+          <w:rFonts w:ascii="Arial" w:hAnsi="Arial" w:eastAsia="Arial" w:cs="Arial"/>
+          <w:b w:val="1"/>
+          <w:bCs w:val="1"/>
+          <w:sz w:val="24"/>
+          <w:szCs w:val="24"/>
+        </w:rPr>
+      </w:pPr>
+      <w:r>
+        <w:rPr>
+          <w:rFonts w:ascii="Arial" w:hAnsi="Arial" w:eastAsia="Arial" w:cs="Arial"/>
+          <w:b w:val="1"/>
+          <w:bCs w:val="1"/>
+          <w:sz w:val="24"/>
+          <w:szCs w:val="24"/>
         </w:rPr>
         <w:t>INSTRUCTOR:</w:t>
       </w:r>
@@ -228,33 +299,34 @@
       <w:pPr>
         <w:jc w:val="center"/>
         <w:rPr>
-          <w:rFonts w:ascii="Arial" w:eastAsia="Arial" w:hAnsi="Arial" w:cs="Arial"/>
-          <w:b/>
-          <w:bCs/>
-          <w:sz w:val="28"/>
-          <w:szCs w:val="28"/>
-        </w:rPr>
-      </w:pPr>
-      <w:r>
-        <w:rPr>
-          <w:rFonts w:ascii="Arial" w:eastAsia="Arial" w:hAnsi="Arial" w:cs="Arial"/>
-          <w:b/>
-          <w:bCs/>
-          <w:sz w:val="28"/>
-          <w:szCs w:val="28"/>
+          <w:rFonts w:ascii="Arial" w:hAnsi="Arial" w:eastAsia="Arial" w:cs="Arial"/>
+          <w:b w:val="1"/>
+          <w:bCs w:val="1"/>
+          <w:sz w:val="24"/>
+          <w:szCs w:val="24"/>
+        </w:rPr>
+      </w:pPr>
+      <w:r>
+        <w:rPr>
+          <w:rFonts w:ascii="Arial" w:hAnsi="Arial" w:eastAsia="Arial" w:cs="Arial"/>
+          <w:b w:val="1"/>
+          <w:bCs w:val="1"/>
+          <w:sz w:val="24"/>
+          <w:szCs w:val="24"/>
         </w:rPr>
         <w:t>JOSE DE JESUS MOTTA VARGA</w:t>
       </w:r>
     </w:p>
     <w:p>
       <w:pPr>
+        <w:pStyle w:val="Normal"/>
         <w:jc w:val="center"/>
         <w:rPr>
-          <w:rFonts w:ascii="Arial" w:eastAsia="Arial" w:hAnsi="Arial" w:cs="Arial"/>
-          <w:b/>
-          <w:bCs/>
-          <w:sz w:val="28"/>
-          <w:szCs w:val="28"/>
+          <w:rFonts w:ascii="Arial" w:hAnsi="Arial" w:eastAsia="Arial" w:cs="Arial"/>
+          <w:b w:val="1"/>
+          <w:bCs w:val="1"/>
+          <w:sz w:val="24"/>
+          <w:szCs w:val="24"/>
         </w:rPr>
       </w:pPr>
     </w:p>
@@ -262,11 +334,11 @@
       <w:pPr>
         <w:jc w:val="center"/>
         <w:rPr>
-          <w:rFonts w:ascii="Arial" w:eastAsia="Arial" w:hAnsi="Arial" w:cs="Arial"/>
-          <w:b/>
-          <w:bCs/>
-          <w:sz w:val="28"/>
-          <w:szCs w:val="28"/>
+          <w:rFonts w:ascii="Arial" w:hAnsi="Arial" w:eastAsia="Arial" w:cs="Arial"/>
+          <w:b w:val="1"/>
+          <w:bCs w:val="1"/>
+          <w:sz w:val="24"/>
+          <w:szCs w:val="24"/>
         </w:rPr>
       </w:pPr>
     </w:p>
@@ -274,88 +346,88 @@
       <w:pPr>
         <w:jc w:val="center"/>
         <w:rPr>
-          <w:rFonts w:ascii="Arial" w:eastAsia="Arial" w:hAnsi="Arial" w:cs="Arial"/>
-          <w:b/>
-          <w:bCs/>
-          <w:sz w:val="28"/>
-          <w:szCs w:val="28"/>
-        </w:rPr>
-      </w:pPr>
+          <w:rFonts w:ascii="Arial" w:hAnsi="Arial" w:eastAsia="Arial" w:cs="Arial"/>
+          <w:b w:val="1"/>
+          <w:bCs w:val="1"/>
+          <w:sz w:val="24"/>
+          <w:szCs w:val="24"/>
+        </w:rPr>
+      </w:pPr>
+      <w:r>
+        <w:rPr>
+          <w:rFonts w:ascii="Arial" w:hAnsi="Arial" w:eastAsia="Arial" w:cs="Arial"/>
+          <w:b w:val="1"/>
+          <w:bCs w:val="1"/>
+          <w:sz w:val="24"/>
+          <w:szCs w:val="24"/>
+        </w:rPr>
+        <w:t>SERVICIO NACIONAL DE APRENDIZAJE SENA</w:t>
+      </w:r>
     </w:p>
     <w:p>
       <w:pPr>
         <w:jc w:val="center"/>
         <w:rPr>
-          <w:rFonts w:ascii="Arial" w:eastAsia="Arial" w:hAnsi="Arial" w:cs="Arial"/>
-          <w:b/>
-          <w:bCs/>
-          <w:sz w:val="28"/>
-          <w:szCs w:val="28"/>
-        </w:rPr>
-      </w:pPr>
+          <w:rFonts w:ascii="Arial" w:hAnsi="Arial" w:eastAsia="Arial" w:cs="Arial"/>
+          <w:b w:val="1"/>
+          <w:bCs w:val="1"/>
+          <w:sz w:val="24"/>
+          <w:szCs w:val="24"/>
+        </w:rPr>
+      </w:pPr>
+      <w:r>
+        <w:rPr>
+          <w:rFonts w:ascii="Arial" w:hAnsi="Arial" w:eastAsia="Arial" w:cs="Arial"/>
+          <w:b w:val="1"/>
+          <w:bCs w:val="1"/>
+          <w:sz w:val="24"/>
+          <w:szCs w:val="24"/>
+        </w:rPr>
+        <w:t>PROGRAMACIÓN DE SOFTWARE</w:t>
+      </w:r>
     </w:p>
     <w:p>
       <w:pPr>
         <w:jc w:val="center"/>
         <w:rPr>
-          <w:rFonts w:ascii="Arial" w:eastAsia="Arial" w:hAnsi="Arial" w:cs="Arial"/>
-          <w:b/>
-          <w:bCs/>
-          <w:sz w:val="28"/>
-          <w:szCs w:val="28"/>
-        </w:rPr>
-      </w:pPr>
-      <w:r>
-        <w:rPr>
-          <w:rFonts w:ascii="Arial" w:eastAsia="Arial" w:hAnsi="Arial" w:cs="Arial"/>
-          <w:b/>
-          <w:bCs/>
-          <w:sz w:val="28"/>
-          <w:szCs w:val="28"/>
-        </w:rPr>
-        <w:t>SERVICIO NACIONAL DE APRENDIZAJE SENA</w:t>
-      </w:r>
+          <w:rFonts w:ascii="Arial" w:hAnsi="Arial" w:eastAsia="Arial" w:cs="Arial"/>
+          <w:b w:val="1"/>
+          <w:bCs w:val="1"/>
+          <w:sz w:val="24"/>
+          <w:szCs w:val="24"/>
+        </w:rPr>
+      </w:pPr>
     </w:p>
     <w:p>
       <w:pPr>
         <w:jc w:val="center"/>
         <w:rPr>
-          <w:rFonts w:ascii="Arial" w:eastAsia="Arial" w:hAnsi="Arial" w:cs="Arial"/>
-          <w:b/>
-          <w:bCs/>
-          <w:sz w:val="28"/>
-          <w:szCs w:val="28"/>
-        </w:rPr>
-      </w:pPr>
-      <w:r>
-        <w:rPr>
-          <w:rFonts w:ascii="Arial" w:eastAsia="Arial" w:hAnsi="Arial" w:cs="Arial"/>
-          <w:b/>
-          <w:bCs/>
-          <w:sz w:val="28"/>
-          <w:szCs w:val="28"/>
-        </w:rPr>
-        <w:t>PROGRAMACIÓN DE SOFTWARE</w:t>
-      </w:r>
+          <w:rFonts w:ascii="Arial" w:hAnsi="Arial" w:eastAsia="Arial" w:cs="Arial"/>
+          <w:b w:val="1"/>
+          <w:bCs w:val="1"/>
+          <w:sz w:val="24"/>
+          <w:szCs w:val="24"/>
+        </w:rPr>
+      </w:pPr>
     </w:p>
     <w:p>
       <w:pPr>
         <w:jc w:val="center"/>
         <w:rPr>
-          <w:rFonts w:ascii="Arial" w:eastAsia="Arial" w:hAnsi="Arial" w:cs="Arial"/>
-          <w:b/>
-          <w:bCs/>
-          <w:sz w:val="28"/>
-          <w:szCs w:val="28"/>
-        </w:rPr>
-      </w:pPr>
-      <w:r>
-        <w:rPr>
-          <w:rFonts w:ascii="Arial" w:eastAsia="Arial" w:hAnsi="Arial" w:cs="Arial"/>
-          <w:b/>
-          <w:bCs/>
-          <w:sz w:val="28"/>
-          <w:szCs w:val="28"/>
+          <w:rFonts w:ascii="Arial" w:hAnsi="Arial" w:eastAsia="Arial" w:cs="Arial"/>
+          <w:b w:val="1"/>
+          <w:bCs w:val="1"/>
+          <w:sz w:val="24"/>
+          <w:szCs w:val="24"/>
+        </w:rPr>
+      </w:pPr>
+      <w:r>
+        <w:rPr>
+          <w:rFonts w:ascii="Arial" w:hAnsi="Arial" w:eastAsia="Arial" w:cs="Arial"/>
+          <w:b w:val="1"/>
+          <w:bCs w:val="1"/>
+          <w:sz w:val="24"/>
+          <w:szCs w:val="24"/>
         </w:rPr>
         <w:t>2025</w:t>
       </w:r>
@@ -366,7 +438,7 @@
         <w:pStyle w:val="Ttulo"/>
         <w:jc w:val="center"/>
         <w:rPr>
-          <w:rFonts w:ascii="Arial" w:eastAsia="Arial" w:hAnsi="Arial" w:cs="Arial"/>
+          <w:rFonts w:ascii="Arial" w:hAnsi="Arial" w:eastAsia="Arial" w:cs="Arial"/>
           <w:sz w:val="32"/>
           <w:szCs w:val="32"/>
         </w:rPr>
@@ -377,7 +449,7 @@
         <w:pStyle w:val="Ttulo"/>
         <w:jc w:val="center"/>
         <w:rPr>
-          <w:rFonts w:ascii="Arial" w:eastAsia="Arial" w:hAnsi="Arial" w:cs="Arial"/>
+          <w:rFonts w:ascii="Arial" w:hAnsi="Arial" w:eastAsia="Arial" w:cs="Arial"/>
           <w:sz w:val="32"/>
           <w:szCs w:val="32"/>
         </w:rPr>
@@ -937,8 +1009,8 @@
       </w:pPr>
       <w:r>
         <w:rPr>
-          <w:b/>
-          <w:bCs/>
+          <w:b w:val="1"/>
+          <w:bCs w:val="1"/>
           <w:sz w:val="24"/>
           <w:szCs w:val="24"/>
         </w:rPr>
@@ -949,7 +1021,7 @@
           <w:sz w:val="24"/>
           <w:szCs w:val="24"/>
         </w:rPr>
-        <w:t xml:space="preserve">: Android/iOS y versión </w:t>
+        <w:t xml:space="preserve">: Android y versión </w:t>
       </w:r>
       <w:r>
         <w:rPr>
@@ -991,8 +1063,8 @@
       </w:pPr>
       <w:r>
         <w:rPr>
-          <w:b/>
-          <w:bCs/>
+          <w:b w:val="1"/>
+          <w:bCs w:val="1"/>
           <w:sz w:val="24"/>
           <w:szCs w:val="24"/>
         </w:rPr>
@@ -1010,7 +1082,7 @@
           <w:sz w:val="24"/>
           <w:szCs w:val="24"/>
         </w:rPr>
-        <w:t xml:space="preserve">      </w:t>
+        <w:t xml:space="preserve"> </w:t>
       </w:r>
       <w:r>
         <w:rPr>
@@ -3901,25 +3973,24 @@
           <w:numId w:val="53"/>
         </w:numPr>
         <w:rPr>
-          <w:rFonts w:cstheme="minorHAnsi"/>
-          <w:sz w:val="24"/>
-          <w:szCs w:val="24"/>
-        </w:rPr>
-      </w:pPr>
-      <w:r>
-        <w:rPr>
-          <w:rFonts w:cstheme="minorHAnsi"/>
-          <w:b/>
-          <w:bCs/>
-          <w:sz w:val="24"/>
-          <w:szCs w:val="24"/>
-        </w:rPr>
-        <w:lastRenderedPageBreak/>
+          <w:rFonts w:cs="Calibri" w:cstheme="minorAscii"/>
+          <w:sz w:val="24"/>
+          <w:szCs w:val="24"/>
+        </w:rPr>
+      </w:pPr>
+      <w:r>
+        <w:rPr>
+          <w:rFonts w:cs="Calibri" w:cstheme="minorAscii"/>
+          <w:b w:val="1"/>
+          <w:bCs w:val="1"/>
+          <w:sz w:val="24"/>
+          <w:szCs w:val="24"/>
+        </w:rPr>
         <w:t>RU4:</w:t>
       </w:r>
       <w:r>
         <w:rPr>
-          <w:rFonts w:cstheme="minorHAnsi"/>
+          <w:rFonts w:cs="Calibri" w:cstheme="minorAscii"/>
           <w:sz w:val="24"/>
           <w:szCs w:val="24"/>
         </w:rPr>
@@ -3927,17 +3998,27 @@
       </w:r>
       <w:r>
         <w:rPr>
-          <w:rFonts w:cstheme="minorHAnsi"/>
-          <w:b/>
-          <w:bCs/>
-          <w:sz w:val="24"/>
-          <w:szCs w:val="24"/>
-        </w:rPr>
-        <w:t>alertas sonoras y vibratorias</w:t>
-      </w:r>
-      <w:r>
-        <w:rPr>
-          <w:rFonts w:cstheme="minorHAnsi"/>
+          <w:rFonts w:cs="Calibri" w:cstheme="minorAscii"/>
+          <w:b w:val="1"/>
+          <w:bCs w:val="1"/>
+          <w:sz w:val="24"/>
+          <w:szCs w:val="24"/>
+        </w:rPr>
+        <w:t>Alertas</w:t>
+      </w:r>
+      <w:r>
+        <w:rPr>
+          <w:rFonts w:cs="Calibri" w:cstheme="minorAscii"/>
+          <w:b w:val="1"/>
+          <w:bCs w:val="1"/>
+          <w:sz w:val="24"/>
+          <w:szCs w:val="24"/>
+        </w:rPr>
+        <w:t xml:space="preserve"> vibratorias</w:t>
+      </w:r>
+      <w:r>
+        <w:rPr>
+          <w:rFonts w:cs="Calibri" w:cstheme="minorAscii"/>
           <w:sz w:val="24"/>
           <w:szCs w:val="24"/>
         </w:rPr>
@@ -3951,16 +4032,16 @@
           <w:numId w:val="53"/>
         </w:numPr>
         <w:rPr>
-          <w:rFonts w:cstheme="minorHAnsi"/>
-          <w:sz w:val="24"/>
-          <w:szCs w:val="24"/>
-        </w:rPr>
-      </w:pPr>
-      <w:r>
-        <w:rPr>
-          <w:rFonts w:cstheme="minorHAnsi"/>
-          <w:b/>
-          <w:bCs/>
+          <w:rFonts w:cs="Calibri" w:cstheme="minorAscii"/>
+          <w:sz w:val="24"/>
+          <w:szCs w:val="24"/>
+        </w:rPr>
+      </w:pPr>
+      <w:r>
+        <w:rPr>
+          <w:rFonts w:cs="Calibri" w:cstheme="minorAscii"/>
+          <w:b w:val="1"/>
+          <w:bCs w:val="1"/>
           <w:sz w:val="24"/>
           <w:szCs w:val="24"/>
         </w:rPr>
@@ -3968,7 +4049,7 @@
       </w:r>
       <w:r>
         <w:rPr>
-          <w:rFonts w:cstheme="minorHAnsi"/>
+          <w:rFonts w:cs="Calibri" w:cstheme="minorAscii"/>
           <w:sz w:val="24"/>
           <w:szCs w:val="24"/>
         </w:rPr>
@@ -3976,9 +4057,9 @@
       </w:r>
       <w:r>
         <w:rPr>
-          <w:rFonts w:cstheme="minorHAnsi"/>
-          <w:b/>
-          <w:bCs/>
+          <w:rFonts w:cs="Calibri" w:cstheme="minorAscii"/>
+          <w:b w:val="1"/>
+          <w:bCs w:val="1"/>
           <w:sz w:val="24"/>
           <w:szCs w:val="24"/>
         </w:rPr>
@@ -3986,29 +4067,19 @@
       </w:r>
       <w:r>
         <w:rPr>
-          <w:rFonts w:cstheme="minorHAnsi"/>
-          <w:sz w:val="24"/>
-          <w:szCs w:val="24"/>
-        </w:rPr>
-        <w:t xml:space="preserve">, adaptándose a diferentes tamaños de pantalla en dispositivos Android </w:t>
-      </w:r>
-      <w:proofErr w:type="gramStart"/>
-      <w:r>
-        <w:rPr>
-          <w:rFonts w:cstheme="minorHAnsi"/>
-          <w:sz w:val="24"/>
-          <w:szCs w:val="24"/>
-        </w:rPr>
-        <w:t>e</w:t>
-      </w:r>
-      <w:proofErr w:type="gramEnd"/>
-      <w:r>
-        <w:rPr>
-          <w:rFonts w:cstheme="minorHAnsi"/>
-          <w:sz w:val="24"/>
-          <w:szCs w:val="24"/>
-        </w:rPr>
-        <w:t xml:space="preserve"> iOS.</w:t>
+          <w:rFonts w:cs="Calibri" w:cstheme="minorAscii"/>
+          <w:sz w:val="24"/>
+          <w:szCs w:val="24"/>
+        </w:rPr>
+        <w:t>, adaptándose a diferentes tamaños de pantalla en dispositivos Android</w:t>
+      </w:r>
+      <w:r>
+        <w:rPr>
+          <w:rFonts w:cs="Calibri" w:cstheme="minorAscii"/>
+          <w:sz w:val="24"/>
+          <w:szCs w:val="24"/>
+        </w:rPr>
+        <w:t>.</w:t>
       </w:r>
     </w:p>
     <w:p>
@@ -4971,7 +5042,7 @@
       </w:pPr>
     </w:p>
     <w:sectPr>
-      <w:pgSz w:w="12240" w:h="15840"/>
+      <w:pgSz w:w="12240" w:h="15840" w:orient="portrait"/>
       <w:pgMar w:top="1417" w:right="1701" w:bottom="1417" w:left="1701" w:header="708" w:footer="708" w:gutter="0"/>
       <w:cols w:space="708"/>
       <w:docGrid w:linePitch="360"/>
@@ -5058,7 +5129,7 @@
         <w:ind w:left="720" w:hanging="360"/>
       </w:pPr>
       <w:rPr>
-        <w:rFonts w:ascii="Symbol" w:hAnsi="Symbol" w:hint="default"/>
+        <w:rFonts w:hint="default" w:ascii="Symbol" w:hAnsi="Symbol"/>
         <w:sz w:val="20"/>
       </w:rPr>
     </w:lvl>
@@ -5074,7 +5145,7 @@
         <w:ind w:left="1440" w:hanging="360"/>
       </w:pPr>
       <w:rPr>
-        <w:rFonts w:ascii="Courier New" w:hAnsi="Courier New" w:hint="default"/>
+        <w:rFonts w:hint="default" w:ascii="Courier New" w:hAnsi="Courier New"/>
         <w:sz w:val="20"/>
       </w:rPr>
     </w:lvl>
@@ -5090,7 +5161,7 @@
         <w:ind w:left="2160" w:hanging="360"/>
       </w:pPr>
       <w:rPr>
-        <w:rFonts w:ascii="Wingdings" w:hAnsi="Wingdings" w:hint="default"/>
+        <w:rFonts w:hint="default" w:ascii="Wingdings" w:hAnsi="Wingdings"/>
         <w:sz w:val="20"/>
       </w:rPr>
     </w:lvl>
@@ -5106,7 +5177,7 @@
         <w:ind w:left="2880" w:hanging="360"/>
       </w:pPr>
       <w:rPr>
-        <w:rFonts w:ascii="Wingdings" w:hAnsi="Wingdings" w:hint="default"/>
+        <w:rFonts w:hint="default" w:ascii="Wingdings" w:hAnsi="Wingdings"/>
         <w:sz w:val="20"/>
       </w:rPr>
     </w:lvl>
@@ -5122,7 +5193,7 @@
         <w:ind w:left="3600" w:hanging="360"/>
       </w:pPr>
       <w:rPr>
-        <w:rFonts w:ascii="Wingdings" w:hAnsi="Wingdings" w:hint="default"/>
+        <w:rFonts w:hint="default" w:ascii="Wingdings" w:hAnsi="Wingdings"/>
         <w:sz w:val="20"/>
       </w:rPr>
     </w:lvl>
@@ -5138,7 +5209,7 @@
         <w:ind w:left="4320" w:hanging="360"/>
       </w:pPr>
       <w:rPr>
-        <w:rFonts w:ascii="Wingdings" w:hAnsi="Wingdings" w:hint="default"/>
+        <w:rFonts w:hint="default" w:ascii="Wingdings" w:hAnsi="Wingdings"/>
         <w:sz w:val="20"/>
       </w:rPr>
     </w:lvl>
@@ -5154,7 +5225,7 @@
         <w:ind w:left="5040" w:hanging="360"/>
       </w:pPr>
       <w:rPr>
-        <w:rFonts w:ascii="Wingdings" w:hAnsi="Wingdings" w:hint="default"/>
+        <w:rFonts w:hint="default" w:ascii="Wingdings" w:hAnsi="Wingdings"/>
         <w:sz w:val="20"/>
       </w:rPr>
     </w:lvl>
@@ -5170,7 +5241,7 @@
         <w:ind w:left="5760" w:hanging="360"/>
       </w:pPr>
       <w:rPr>
-        <w:rFonts w:ascii="Wingdings" w:hAnsi="Wingdings" w:hint="default"/>
+        <w:rFonts w:hint="default" w:ascii="Wingdings" w:hAnsi="Wingdings"/>
         <w:sz w:val="20"/>
       </w:rPr>
     </w:lvl>
@@ -5186,7 +5257,7 @@
         <w:ind w:left="6480" w:hanging="360"/>
       </w:pPr>
       <w:rPr>
-        <w:rFonts w:ascii="Wingdings" w:hAnsi="Wingdings" w:hint="default"/>
+        <w:rFonts w:hint="default" w:ascii="Wingdings" w:hAnsi="Wingdings"/>
         <w:sz w:val="20"/>
       </w:rPr>
     </w:lvl>
@@ -5207,7 +5278,7 @@
         <w:ind w:left="720" w:hanging="360"/>
       </w:pPr>
       <w:rPr>
-        <w:rFonts w:ascii="Symbol" w:hAnsi="Symbol" w:hint="default"/>
+        <w:rFonts w:hint="default" w:ascii="Symbol" w:hAnsi="Symbol"/>
         <w:sz w:val="20"/>
       </w:rPr>
     </w:lvl>
@@ -5223,7 +5294,7 @@
         <w:ind w:left="1440" w:hanging="360"/>
       </w:pPr>
       <w:rPr>
-        <w:rFonts w:ascii="Courier New" w:hAnsi="Courier New" w:hint="default"/>
+        <w:rFonts w:hint="default" w:ascii="Courier New" w:hAnsi="Courier New"/>
         <w:sz w:val="20"/>
       </w:rPr>
     </w:lvl>
@@ -5239,7 +5310,7 @@
         <w:ind w:left="2160" w:hanging="360"/>
       </w:pPr>
       <w:rPr>
-        <w:rFonts w:ascii="Wingdings" w:hAnsi="Wingdings" w:hint="default"/>
+        <w:rFonts w:hint="default" w:ascii="Wingdings" w:hAnsi="Wingdings"/>
         <w:sz w:val="20"/>
       </w:rPr>
     </w:lvl>
@@ -5255,7 +5326,7 @@
         <w:ind w:left="2880" w:hanging="360"/>
       </w:pPr>
       <w:rPr>
-        <w:rFonts w:ascii="Wingdings" w:hAnsi="Wingdings" w:hint="default"/>
+        <w:rFonts w:hint="default" w:ascii="Wingdings" w:hAnsi="Wingdings"/>
         <w:sz w:val="20"/>
       </w:rPr>
     </w:lvl>
@@ -5271,7 +5342,7 @@
         <w:ind w:left="3600" w:hanging="360"/>
       </w:pPr>
       <w:rPr>
-        <w:rFonts w:ascii="Wingdings" w:hAnsi="Wingdings" w:hint="default"/>
+        <w:rFonts w:hint="default" w:ascii="Wingdings" w:hAnsi="Wingdings"/>
         <w:sz w:val="20"/>
       </w:rPr>
     </w:lvl>
@@ -5287,7 +5358,7 @@
         <w:ind w:left="4320" w:hanging="360"/>
       </w:pPr>
       <w:rPr>
-        <w:rFonts w:ascii="Wingdings" w:hAnsi="Wingdings" w:hint="default"/>
+        <w:rFonts w:hint="default" w:ascii="Wingdings" w:hAnsi="Wingdings"/>
         <w:sz w:val="20"/>
       </w:rPr>
     </w:lvl>
@@ -5303,7 +5374,7 @@
         <w:ind w:left="5040" w:hanging="360"/>
       </w:pPr>
       <w:rPr>
-        <w:rFonts w:ascii="Wingdings" w:hAnsi="Wingdings" w:hint="default"/>
+        <w:rFonts w:hint="default" w:ascii="Wingdings" w:hAnsi="Wingdings"/>
         <w:sz w:val="20"/>
       </w:rPr>
     </w:lvl>
@@ -5319,7 +5390,7 @@
         <w:ind w:left="5760" w:hanging="360"/>
       </w:pPr>
       <w:rPr>
-        <w:rFonts w:ascii="Wingdings" w:hAnsi="Wingdings" w:hint="default"/>
+        <w:rFonts w:hint="default" w:ascii="Wingdings" w:hAnsi="Wingdings"/>
         <w:sz w:val="20"/>
       </w:rPr>
     </w:lvl>
@@ -5335,7 +5406,7 @@
         <w:ind w:left="6480" w:hanging="360"/>
       </w:pPr>
       <w:rPr>
-        <w:rFonts w:ascii="Wingdings" w:hAnsi="Wingdings" w:hint="default"/>
+        <w:rFonts w:hint="default" w:ascii="Wingdings" w:hAnsi="Wingdings"/>
         <w:sz w:val="20"/>
       </w:rPr>
     </w:lvl>
@@ -5356,7 +5427,7 @@
         <w:ind w:left="720" w:hanging="360"/>
       </w:pPr>
       <w:rPr>
-        <w:rFonts w:ascii="Symbol" w:hAnsi="Symbol" w:hint="default"/>
+        <w:rFonts w:hint="default" w:ascii="Symbol" w:hAnsi="Symbol"/>
         <w:sz w:val="20"/>
       </w:rPr>
     </w:lvl>
@@ -5372,7 +5443,7 @@
         <w:ind w:left="1440" w:hanging="360"/>
       </w:pPr>
       <w:rPr>
-        <w:rFonts w:ascii="Courier New" w:hAnsi="Courier New" w:hint="default"/>
+        <w:rFonts w:hint="default" w:ascii="Courier New" w:hAnsi="Courier New"/>
         <w:sz w:val="20"/>
       </w:rPr>
     </w:lvl>
@@ -5388,7 +5459,7 @@
         <w:ind w:left="2160" w:hanging="360"/>
       </w:pPr>
       <w:rPr>
-        <w:rFonts w:ascii="Wingdings" w:hAnsi="Wingdings" w:hint="default"/>
+        <w:rFonts w:hint="default" w:ascii="Wingdings" w:hAnsi="Wingdings"/>
         <w:sz w:val="20"/>
       </w:rPr>
     </w:lvl>
@@ -5404,7 +5475,7 @@
         <w:ind w:left="2880" w:hanging="360"/>
       </w:pPr>
       <w:rPr>
-        <w:rFonts w:ascii="Wingdings" w:hAnsi="Wingdings" w:hint="default"/>
+        <w:rFonts w:hint="default" w:ascii="Wingdings" w:hAnsi="Wingdings"/>
         <w:sz w:val="20"/>
       </w:rPr>
     </w:lvl>
@@ -5420,7 +5491,7 @@
         <w:ind w:left="3600" w:hanging="360"/>
       </w:pPr>
       <w:rPr>
-        <w:rFonts w:ascii="Wingdings" w:hAnsi="Wingdings" w:hint="default"/>
+        <w:rFonts w:hint="default" w:ascii="Wingdings" w:hAnsi="Wingdings"/>
         <w:sz w:val="20"/>
       </w:rPr>
     </w:lvl>
@@ -5436,7 +5507,7 @@
         <w:ind w:left="4320" w:hanging="360"/>
       </w:pPr>
       <w:rPr>
-        <w:rFonts w:ascii="Wingdings" w:hAnsi="Wingdings" w:hint="default"/>
+        <w:rFonts w:hint="default" w:ascii="Wingdings" w:hAnsi="Wingdings"/>
         <w:sz w:val="20"/>
       </w:rPr>
     </w:lvl>
@@ -5452,7 +5523,7 @@
         <w:ind w:left="5040" w:hanging="360"/>
       </w:pPr>
       <w:rPr>
-        <w:rFonts w:ascii="Wingdings" w:hAnsi="Wingdings" w:hint="default"/>
+        <w:rFonts w:hint="default" w:ascii="Wingdings" w:hAnsi="Wingdings"/>
         <w:sz w:val="20"/>
       </w:rPr>
     </w:lvl>
@@ -5468,7 +5539,7 @@
         <w:ind w:left="5760" w:hanging="360"/>
       </w:pPr>
       <w:rPr>
-        <w:rFonts w:ascii="Wingdings" w:hAnsi="Wingdings" w:hint="default"/>
+        <w:rFonts w:hint="default" w:ascii="Wingdings" w:hAnsi="Wingdings"/>
         <w:sz w:val="20"/>
       </w:rPr>
     </w:lvl>
@@ -5484,7 +5555,7 @@
         <w:ind w:left="6480" w:hanging="360"/>
       </w:pPr>
       <w:rPr>
-        <w:rFonts w:ascii="Wingdings" w:hAnsi="Wingdings" w:hint="default"/>
+        <w:rFonts w:hint="default" w:ascii="Wingdings" w:hAnsi="Wingdings"/>
         <w:sz w:val="20"/>
       </w:rPr>
     </w:lvl>
@@ -5502,7 +5573,7 @@
         <w:ind w:left="720" w:hanging="360"/>
       </w:pPr>
       <w:rPr>
-        <w:rFonts w:ascii="Symbol" w:hAnsi="Symbol" w:hint="default"/>
+        <w:rFonts w:hint="default" w:ascii="Symbol" w:hAnsi="Symbol"/>
       </w:rPr>
     </w:lvl>
     <w:lvl w:ilvl="1" w:tplc="9D44C2EE">
@@ -5514,7 +5585,7 @@
         <w:ind w:left="1440" w:hanging="360"/>
       </w:pPr>
       <w:rPr>
-        <w:rFonts w:ascii="Courier New" w:hAnsi="Courier New" w:hint="default"/>
+        <w:rFonts w:hint="default" w:ascii="Courier New" w:hAnsi="Courier New"/>
       </w:rPr>
     </w:lvl>
     <w:lvl w:ilvl="2" w:tplc="BC6040D4">
@@ -5526,7 +5597,7 @@
         <w:ind w:left="2160" w:hanging="360"/>
       </w:pPr>
       <w:rPr>
-        <w:rFonts w:ascii="Wingdings" w:hAnsi="Wingdings" w:hint="default"/>
+        <w:rFonts w:hint="default" w:ascii="Wingdings" w:hAnsi="Wingdings"/>
       </w:rPr>
     </w:lvl>
     <w:lvl w:ilvl="3" w:tplc="6802A6F6">
@@ -5538,7 +5609,7 @@
         <w:ind w:left="2880" w:hanging="360"/>
       </w:pPr>
       <w:rPr>
-        <w:rFonts w:ascii="Symbol" w:hAnsi="Symbol" w:hint="default"/>
+        <w:rFonts w:hint="default" w:ascii="Symbol" w:hAnsi="Symbol"/>
       </w:rPr>
     </w:lvl>
     <w:lvl w:ilvl="4" w:tplc="BF2481F6">
@@ -5550,7 +5621,7 @@
         <w:ind w:left="3600" w:hanging="360"/>
       </w:pPr>
       <w:rPr>
-        <w:rFonts w:ascii="Courier New" w:hAnsi="Courier New" w:hint="default"/>
+        <w:rFonts w:hint="default" w:ascii="Courier New" w:hAnsi="Courier New"/>
       </w:rPr>
     </w:lvl>
     <w:lvl w:ilvl="5" w:tplc="3A761C20">
@@ -5562,7 +5633,7 @@
         <w:ind w:left="4320" w:hanging="360"/>
       </w:pPr>
       <w:rPr>
-        <w:rFonts w:ascii="Wingdings" w:hAnsi="Wingdings" w:hint="default"/>
+        <w:rFonts w:hint="default" w:ascii="Wingdings" w:hAnsi="Wingdings"/>
       </w:rPr>
     </w:lvl>
     <w:lvl w:ilvl="6" w:tplc="5DB2FE3A">
@@ -5574,7 +5645,7 @@
         <w:ind w:left="5040" w:hanging="360"/>
       </w:pPr>
       <w:rPr>
-        <w:rFonts w:ascii="Symbol" w:hAnsi="Symbol" w:hint="default"/>
+        <w:rFonts w:hint="default" w:ascii="Symbol" w:hAnsi="Symbol"/>
       </w:rPr>
     </w:lvl>
     <w:lvl w:ilvl="7" w:tplc="AB7C3812">
@@ -5586,7 +5657,7 @@
         <w:ind w:left="5760" w:hanging="360"/>
       </w:pPr>
       <w:rPr>
-        <w:rFonts w:ascii="Courier New" w:hAnsi="Courier New" w:hint="default"/>
+        <w:rFonts w:hint="default" w:ascii="Courier New" w:hAnsi="Courier New"/>
       </w:rPr>
     </w:lvl>
     <w:lvl w:ilvl="8" w:tplc="9E12A974">
@@ -5598,7 +5669,7 @@
         <w:ind w:left="6480" w:hanging="360"/>
       </w:pPr>
       <w:rPr>
-        <w:rFonts w:ascii="Wingdings" w:hAnsi="Wingdings" w:hint="default"/>
+        <w:rFonts w:hint="default" w:ascii="Wingdings" w:hAnsi="Wingdings"/>
       </w:rPr>
     </w:lvl>
   </w:abstractNum>
@@ -5615,7 +5686,7 @@
         <w:ind w:left="720" w:hanging="360"/>
       </w:pPr>
       <w:rPr>
-        <w:rFonts w:ascii="Symbol" w:hAnsi="Symbol" w:hint="default"/>
+        <w:rFonts w:hint="default" w:ascii="Symbol" w:hAnsi="Symbol"/>
       </w:rPr>
     </w:lvl>
     <w:lvl w:ilvl="1" w:tplc="A33CDFC6">
@@ -5627,7 +5698,7 @@
         <w:ind w:left="1440" w:hanging="360"/>
       </w:pPr>
       <w:rPr>
-        <w:rFonts w:ascii="Courier New" w:hAnsi="Courier New" w:hint="default"/>
+        <w:rFonts w:hint="default" w:ascii="Courier New" w:hAnsi="Courier New"/>
       </w:rPr>
     </w:lvl>
     <w:lvl w:ilvl="2" w:tplc="2A626422">
@@ -5639,7 +5710,7 @@
         <w:ind w:left="2160" w:hanging="360"/>
       </w:pPr>
       <w:rPr>
-        <w:rFonts w:ascii="Wingdings" w:hAnsi="Wingdings" w:hint="default"/>
+        <w:rFonts w:hint="default" w:ascii="Wingdings" w:hAnsi="Wingdings"/>
       </w:rPr>
     </w:lvl>
     <w:lvl w:ilvl="3" w:tplc="0980F414">
@@ -5651,7 +5722,7 @@
         <w:ind w:left="2880" w:hanging="360"/>
       </w:pPr>
       <w:rPr>
-        <w:rFonts w:ascii="Symbol" w:hAnsi="Symbol" w:hint="default"/>
+        <w:rFonts w:hint="default" w:ascii="Symbol" w:hAnsi="Symbol"/>
       </w:rPr>
     </w:lvl>
     <w:lvl w:ilvl="4" w:tplc="6DBEB096">
@@ -5663,7 +5734,7 @@
         <w:ind w:left="3600" w:hanging="360"/>
       </w:pPr>
       <w:rPr>
-        <w:rFonts w:ascii="Courier New" w:hAnsi="Courier New" w:hint="default"/>
+        <w:rFonts w:hint="default" w:ascii="Courier New" w:hAnsi="Courier New"/>
       </w:rPr>
     </w:lvl>
     <w:lvl w:ilvl="5" w:tplc="DCD8F1A6">
@@ -5675,7 +5746,7 @@
         <w:ind w:left="4320" w:hanging="360"/>
       </w:pPr>
       <w:rPr>
-        <w:rFonts w:ascii="Wingdings" w:hAnsi="Wingdings" w:hint="default"/>
+        <w:rFonts w:hint="default" w:ascii="Wingdings" w:hAnsi="Wingdings"/>
       </w:rPr>
     </w:lvl>
     <w:lvl w:ilvl="6" w:tplc="0888A852">
@@ -5687,7 +5758,7 @@
         <w:ind w:left="5040" w:hanging="360"/>
       </w:pPr>
       <w:rPr>
-        <w:rFonts w:ascii="Symbol" w:hAnsi="Symbol" w:hint="default"/>
+        <w:rFonts w:hint="default" w:ascii="Symbol" w:hAnsi="Symbol"/>
       </w:rPr>
     </w:lvl>
     <w:lvl w:ilvl="7" w:tplc="E10053AA">
@@ -5699,7 +5770,7 @@
         <w:ind w:left="5760" w:hanging="360"/>
       </w:pPr>
       <w:rPr>
-        <w:rFonts w:ascii="Courier New" w:hAnsi="Courier New" w:hint="default"/>
+        <w:rFonts w:hint="default" w:ascii="Courier New" w:hAnsi="Courier New"/>
       </w:rPr>
     </w:lvl>
     <w:lvl w:ilvl="8" w:tplc="05E44556">
@@ -5711,7 +5782,7 @@
         <w:ind w:left="6480" w:hanging="360"/>
       </w:pPr>
       <w:rPr>
-        <w:rFonts w:ascii="Wingdings" w:hAnsi="Wingdings" w:hint="default"/>
+        <w:rFonts w:hint="default" w:ascii="Wingdings" w:hAnsi="Wingdings"/>
       </w:rPr>
     </w:lvl>
   </w:abstractNum>
@@ -5728,7 +5799,7 @@
         <w:ind w:left="720" w:hanging="360"/>
       </w:pPr>
       <w:rPr>
-        <w:rFonts w:ascii="Symbol" w:hAnsi="Symbol" w:hint="default"/>
+        <w:rFonts w:hint="default" w:ascii="Symbol" w:hAnsi="Symbol"/>
       </w:rPr>
     </w:lvl>
     <w:lvl w:ilvl="1" w:tplc="8A349256">
@@ -5740,7 +5811,7 @@
         <w:ind w:left="1440" w:hanging="360"/>
       </w:pPr>
       <w:rPr>
-        <w:rFonts w:ascii="Courier New" w:hAnsi="Courier New" w:hint="default"/>
+        <w:rFonts w:hint="default" w:ascii="Courier New" w:hAnsi="Courier New"/>
       </w:rPr>
     </w:lvl>
     <w:lvl w:ilvl="2" w:tplc="786A023A">
@@ -5752,7 +5823,7 @@
         <w:ind w:left="2160" w:hanging="360"/>
       </w:pPr>
       <w:rPr>
-        <w:rFonts w:ascii="Wingdings" w:hAnsi="Wingdings" w:hint="default"/>
+        <w:rFonts w:hint="default" w:ascii="Wingdings" w:hAnsi="Wingdings"/>
       </w:rPr>
     </w:lvl>
     <w:lvl w:ilvl="3" w:tplc="B75278D0">
@@ -5764,7 +5835,7 @@
         <w:ind w:left="2880" w:hanging="360"/>
       </w:pPr>
       <w:rPr>
-        <w:rFonts w:ascii="Symbol" w:hAnsi="Symbol" w:hint="default"/>
+        <w:rFonts w:hint="default" w:ascii="Symbol" w:hAnsi="Symbol"/>
       </w:rPr>
     </w:lvl>
     <w:lvl w:ilvl="4" w:tplc="565EC23A">
@@ -5776,7 +5847,7 @@
         <w:ind w:left="3600" w:hanging="360"/>
       </w:pPr>
       <w:rPr>
-        <w:rFonts w:ascii="Courier New" w:hAnsi="Courier New" w:hint="default"/>
+        <w:rFonts w:hint="default" w:ascii="Courier New" w:hAnsi="Courier New"/>
       </w:rPr>
     </w:lvl>
     <w:lvl w:ilvl="5" w:tplc="A9860476">
@@ -5788,7 +5859,7 @@
         <w:ind w:left="4320" w:hanging="360"/>
       </w:pPr>
       <w:rPr>
-        <w:rFonts w:ascii="Wingdings" w:hAnsi="Wingdings" w:hint="default"/>
+        <w:rFonts w:hint="default" w:ascii="Wingdings" w:hAnsi="Wingdings"/>
       </w:rPr>
     </w:lvl>
     <w:lvl w:ilvl="6" w:tplc="6D524FE0">
@@ -5800,7 +5871,7 @@
         <w:ind w:left="5040" w:hanging="360"/>
       </w:pPr>
       <w:rPr>
-        <w:rFonts w:ascii="Symbol" w:hAnsi="Symbol" w:hint="default"/>
+        <w:rFonts w:hint="default" w:ascii="Symbol" w:hAnsi="Symbol"/>
       </w:rPr>
     </w:lvl>
     <w:lvl w:ilvl="7" w:tplc="C024A47A">
@@ -5812,7 +5883,7 @@
         <w:ind w:left="5760" w:hanging="360"/>
       </w:pPr>
       <w:rPr>
-        <w:rFonts w:ascii="Courier New" w:hAnsi="Courier New" w:hint="default"/>
+        <w:rFonts w:hint="default" w:ascii="Courier New" w:hAnsi="Courier New"/>
       </w:rPr>
     </w:lvl>
     <w:lvl w:ilvl="8" w:tplc="7CF42D22">
@@ -5824,7 +5895,7 @@
         <w:ind w:left="6480" w:hanging="360"/>
       </w:pPr>
       <w:rPr>
-        <w:rFonts w:ascii="Wingdings" w:hAnsi="Wingdings" w:hint="default"/>
+        <w:rFonts w:hint="default" w:ascii="Wingdings" w:hAnsi="Wingdings"/>
       </w:rPr>
     </w:lvl>
   </w:abstractNum>
@@ -5844,7 +5915,7 @@
         <w:ind w:left="720" w:hanging="360"/>
       </w:pPr>
       <w:rPr>
-        <w:rFonts w:ascii="Symbol" w:hAnsi="Symbol" w:hint="default"/>
+        <w:rFonts w:hint="default" w:ascii="Symbol" w:hAnsi="Symbol"/>
         <w:sz w:val="20"/>
       </w:rPr>
     </w:lvl>
@@ -5860,7 +5931,7 @@
         <w:ind w:left="1440" w:hanging="360"/>
       </w:pPr>
       <w:rPr>
-        <w:rFonts w:ascii="Courier New" w:hAnsi="Courier New" w:hint="default"/>
+        <w:rFonts w:hint="default" w:ascii="Courier New" w:hAnsi="Courier New"/>
         <w:sz w:val="20"/>
       </w:rPr>
     </w:lvl>
@@ -5876,7 +5947,7 @@
         <w:ind w:left="2160" w:hanging="360"/>
       </w:pPr>
       <w:rPr>
-        <w:rFonts w:ascii="Wingdings" w:hAnsi="Wingdings" w:hint="default"/>
+        <w:rFonts w:hint="default" w:ascii="Wingdings" w:hAnsi="Wingdings"/>
         <w:sz w:val="20"/>
       </w:rPr>
     </w:lvl>
@@ -5892,7 +5963,7 @@
         <w:ind w:left="2880" w:hanging="360"/>
       </w:pPr>
       <w:rPr>
-        <w:rFonts w:ascii="Wingdings" w:hAnsi="Wingdings" w:hint="default"/>
+        <w:rFonts w:hint="default" w:ascii="Wingdings" w:hAnsi="Wingdings"/>
         <w:sz w:val="20"/>
       </w:rPr>
     </w:lvl>
@@ -5908,7 +5979,7 @@
         <w:ind w:left="3600" w:hanging="360"/>
       </w:pPr>
       <w:rPr>
-        <w:rFonts w:ascii="Wingdings" w:hAnsi="Wingdings" w:hint="default"/>
+        <w:rFonts w:hint="default" w:ascii="Wingdings" w:hAnsi="Wingdings"/>
         <w:sz w:val="20"/>
       </w:rPr>
     </w:lvl>
@@ -5924,7 +5995,7 @@
         <w:ind w:left="4320" w:hanging="360"/>
       </w:pPr>
       <w:rPr>
-        <w:rFonts w:ascii="Wingdings" w:hAnsi="Wingdings" w:hint="default"/>
+        <w:rFonts w:hint="default" w:ascii="Wingdings" w:hAnsi="Wingdings"/>
         <w:sz w:val="20"/>
       </w:rPr>
     </w:lvl>
@@ -5940,7 +6011,7 @@
         <w:ind w:left="5040" w:hanging="360"/>
       </w:pPr>
       <w:rPr>
-        <w:rFonts w:ascii="Wingdings" w:hAnsi="Wingdings" w:hint="default"/>
+        <w:rFonts w:hint="default" w:ascii="Wingdings" w:hAnsi="Wingdings"/>
         <w:sz w:val="20"/>
       </w:rPr>
     </w:lvl>
@@ -5956,7 +6027,7 @@
         <w:ind w:left="5760" w:hanging="360"/>
       </w:pPr>
       <w:rPr>
-        <w:rFonts w:ascii="Wingdings" w:hAnsi="Wingdings" w:hint="default"/>
+        <w:rFonts w:hint="default" w:ascii="Wingdings" w:hAnsi="Wingdings"/>
         <w:sz w:val="20"/>
       </w:rPr>
     </w:lvl>
@@ -5972,7 +6043,7 @@
         <w:ind w:left="6480" w:hanging="360"/>
       </w:pPr>
       <w:rPr>
-        <w:rFonts w:ascii="Wingdings" w:hAnsi="Wingdings" w:hint="default"/>
+        <w:rFonts w:hint="default" w:ascii="Wingdings" w:hAnsi="Wingdings"/>
         <w:sz w:val="20"/>
       </w:rPr>
     </w:lvl>
@@ -5993,7 +6064,7 @@
         <w:ind w:left="720" w:hanging="360"/>
       </w:pPr>
       <w:rPr>
-        <w:rFonts w:ascii="Symbol" w:hAnsi="Symbol" w:hint="default"/>
+        <w:rFonts w:hint="default" w:ascii="Symbol" w:hAnsi="Symbol"/>
         <w:sz w:val="20"/>
       </w:rPr>
     </w:lvl>
@@ -6009,7 +6080,7 @@
         <w:ind w:left="1440" w:hanging="360"/>
       </w:pPr>
       <w:rPr>
-        <w:rFonts w:ascii="Courier New" w:hAnsi="Courier New" w:hint="default"/>
+        <w:rFonts w:hint="default" w:ascii="Courier New" w:hAnsi="Courier New"/>
         <w:sz w:val="20"/>
       </w:rPr>
     </w:lvl>
@@ -6025,7 +6096,7 @@
         <w:ind w:left="2160" w:hanging="360"/>
       </w:pPr>
       <w:rPr>
-        <w:rFonts w:ascii="Wingdings" w:hAnsi="Wingdings" w:hint="default"/>
+        <w:rFonts w:hint="default" w:ascii="Wingdings" w:hAnsi="Wingdings"/>
         <w:sz w:val="20"/>
       </w:rPr>
     </w:lvl>
@@ -6041,7 +6112,7 @@
         <w:ind w:left="2880" w:hanging="360"/>
       </w:pPr>
       <w:rPr>
-        <w:rFonts w:ascii="Wingdings" w:hAnsi="Wingdings" w:hint="default"/>
+        <w:rFonts w:hint="default" w:ascii="Wingdings" w:hAnsi="Wingdings"/>
         <w:sz w:val="20"/>
       </w:rPr>
     </w:lvl>
@@ -6057,7 +6128,7 @@
         <w:ind w:left="3600" w:hanging="360"/>
       </w:pPr>
       <w:rPr>
-        <w:rFonts w:ascii="Wingdings" w:hAnsi="Wingdings" w:hint="default"/>
+        <w:rFonts w:hint="default" w:ascii="Wingdings" w:hAnsi="Wingdings"/>
         <w:sz w:val="20"/>
       </w:rPr>
     </w:lvl>
@@ -6073,7 +6144,7 @@
         <w:ind w:left="4320" w:hanging="360"/>
       </w:pPr>
       <w:rPr>
-        <w:rFonts w:ascii="Wingdings" w:hAnsi="Wingdings" w:hint="default"/>
+        <w:rFonts w:hint="default" w:ascii="Wingdings" w:hAnsi="Wingdings"/>
         <w:sz w:val="20"/>
       </w:rPr>
     </w:lvl>
@@ -6089,7 +6160,7 @@
         <w:ind w:left="5040" w:hanging="360"/>
       </w:pPr>
       <w:rPr>
-        <w:rFonts w:ascii="Wingdings" w:hAnsi="Wingdings" w:hint="default"/>
+        <w:rFonts w:hint="default" w:ascii="Wingdings" w:hAnsi="Wingdings"/>
         <w:sz w:val="20"/>
       </w:rPr>
     </w:lvl>
@@ -6105,7 +6176,7 @@
         <w:ind w:left="5760" w:hanging="360"/>
       </w:pPr>
       <w:rPr>
-        <w:rFonts w:ascii="Wingdings" w:hAnsi="Wingdings" w:hint="default"/>
+        <w:rFonts w:hint="default" w:ascii="Wingdings" w:hAnsi="Wingdings"/>
         <w:sz w:val="20"/>
       </w:rPr>
     </w:lvl>
@@ -6121,7 +6192,7 @@
         <w:ind w:left="6480" w:hanging="360"/>
       </w:pPr>
       <w:rPr>
-        <w:rFonts w:ascii="Wingdings" w:hAnsi="Wingdings" w:hint="default"/>
+        <w:rFonts w:hint="default" w:ascii="Wingdings" w:hAnsi="Wingdings"/>
         <w:sz w:val="20"/>
       </w:rPr>
     </w:lvl>
@@ -6142,7 +6213,7 @@
         <w:ind w:left="720" w:hanging="360"/>
       </w:pPr>
       <w:rPr>
-        <w:rFonts w:ascii="Symbol" w:hAnsi="Symbol" w:hint="default"/>
+        <w:rFonts w:hint="default" w:ascii="Symbol" w:hAnsi="Symbol"/>
         <w:sz w:val="20"/>
       </w:rPr>
     </w:lvl>
@@ -6158,7 +6229,7 @@
         <w:ind w:left="1440" w:hanging="360"/>
       </w:pPr>
       <w:rPr>
-        <w:rFonts w:ascii="Courier New" w:hAnsi="Courier New" w:hint="default"/>
+        <w:rFonts w:hint="default" w:ascii="Courier New" w:hAnsi="Courier New"/>
         <w:sz w:val="20"/>
       </w:rPr>
     </w:lvl>
@@ -6174,7 +6245,7 @@
         <w:ind w:left="2160" w:hanging="360"/>
       </w:pPr>
       <w:rPr>
-        <w:rFonts w:ascii="Wingdings" w:hAnsi="Wingdings" w:hint="default"/>
+        <w:rFonts w:hint="default" w:ascii="Wingdings" w:hAnsi="Wingdings"/>
         <w:sz w:val="20"/>
       </w:rPr>
     </w:lvl>
@@ -6190,7 +6261,7 @@
         <w:ind w:left="2880" w:hanging="360"/>
       </w:pPr>
       <w:rPr>
-        <w:rFonts w:ascii="Wingdings" w:hAnsi="Wingdings" w:hint="default"/>
+        <w:rFonts w:hint="default" w:ascii="Wingdings" w:hAnsi="Wingdings"/>
         <w:sz w:val="20"/>
       </w:rPr>
     </w:lvl>
@@ -6206,7 +6277,7 @@
         <w:ind w:left="3600" w:hanging="360"/>
       </w:pPr>
       <w:rPr>
-        <w:rFonts w:ascii="Wingdings" w:hAnsi="Wingdings" w:hint="default"/>
+        <w:rFonts w:hint="default" w:ascii="Wingdings" w:hAnsi="Wingdings"/>
         <w:sz w:val="20"/>
       </w:rPr>
     </w:lvl>
@@ -6222,7 +6293,7 @@
         <w:ind w:left="4320" w:hanging="360"/>
       </w:pPr>
       <w:rPr>
-        <w:rFonts w:ascii="Wingdings" w:hAnsi="Wingdings" w:hint="default"/>
+        <w:rFonts w:hint="default" w:ascii="Wingdings" w:hAnsi="Wingdings"/>
         <w:sz w:val="20"/>
       </w:rPr>
     </w:lvl>
@@ -6238,7 +6309,7 @@
         <w:ind w:left="5040" w:hanging="360"/>
       </w:pPr>
       <w:rPr>
-        <w:rFonts w:ascii="Wingdings" w:hAnsi="Wingdings" w:hint="default"/>
+        <w:rFonts w:hint="default" w:ascii="Wingdings" w:hAnsi="Wingdings"/>
         <w:sz w:val="20"/>
       </w:rPr>
     </w:lvl>
@@ -6254,7 +6325,7 @@
         <w:ind w:left="5760" w:hanging="360"/>
       </w:pPr>
       <w:rPr>
-        <w:rFonts w:ascii="Wingdings" w:hAnsi="Wingdings" w:hint="default"/>
+        <w:rFonts w:hint="default" w:ascii="Wingdings" w:hAnsi="Wingdings"/>
         <w:sz w:val="20"/>
       </w:rPr>
     </w:lvl>
@@ -6270,7 +6341,7 @@
         <w:ind w:left="6480" w:hanging="360"/>
       </w:pPr>
       <w:rPr>
-        <w:rFonts w:ascii="Wingdings" w:hAnsi="Wingdings" w:hint="default"/>
+        <w:rFonts w:hint="default" w:ascii="Wingdings" w:hAnsi="Wingdings"/>
         <w:sz w:val="20"/>
       </w:rPr>
     </w:lvl>
@@ -6291,7 +6362,7 @@
         <w:ind w:left="720" w:hanging="360"/>
       </w:pPr>
       <w:rPr>
-        <w:rFonts w:ascii="Symbol" w:hAnsi="Symbol" w:hint="default"/>
+        <w:rFonts w:hint="default" w:ascii="Symbol" w:hAnsi="Symbol"/>
         <w:sz w:val="20"/>
       </w:rPr>
     </w:lvl>
@@ -6307,7 +6378,7 @@
         <w:ind w:left="1440" w:hanging="360"/>
       </w:pPr>
       <w:rPr>
-        <w:rFonts w:ascii="Courier New" w:hAnsi="Courier New" w:hint="default"/>
+        <w:rFonts w:hint="default" w:ascii="Courier New" w:hAnsi="Courier New"/>
         <w:sz w:val="20"/>
       </w:rPr>
     </w:lvl>
@@ -6323,7 +6394,7 @@
         <w:ind w:left="2160" w:hanging="360"/>
       </w:pPr>
       <w:rPr>
-        <w:rFonts w:ascii="Wingdings" w:hAnsi="Wingdings" w:hint="default"/>
+        <w:rFonts w:hint="default" w:ascii="Wingdings" w:hAnsi="Wingdings"/>
         <w:sz w:val="20"/>
       </w:rPr>
     </w:lvl>
@@ -6339,7 +6410,7 @@
         <w:ind w:left="2880" w:hanging="360"/>
       </w:pPr>
       <w:rPr>
-        <w:rFonts w:ascii="Wingdings" w:hAnsi="Wingdings" w:hint="default"/>
+        <w:rFonts w:hint="default" w:ascii="Wingdings" w:hAnsi="Wingdings"/>
         <w:sz w:val="20"/>
       </w:rPr>
     </w:lvl>
@@ -6355,7 +6426,7 @@
         <w:ind w:left="3600" w:hanging="360"/>
       </w:pPr>
       <w:rPr>
-        <w:rFonts w:ascii="Wingdings" w:hAnsi="Wingdings" w:hint="default"/>
+        <w:rFonts w:hint="default" w:ascii="Wingdings" w:hAnsi="Wingdings"/>
         <w:sz w:val="20"/>
       </w:rPr>
     </w:lvl>
@@ -6371,7 +6442,7 @@
         <w:ind w:left="4320" w:hanging="360"/>
       </w:pPr>
       <w:rPr>
-        <w:rFonts w:ascii="Wingdings" w:hAnsi="Wingdings" w:hint="default"/>
+        <w:rFonts w:hint="default" w:ascii="Wingdings" w:hAnsi="Wingdings"/>
         <w:sz w:val="20"/>
       </w:rPr>
     </w:lvl>
@@ -6387,7 +6458,7 @@
         <w:ind w:left="5040" w:hanging="360"/>
       </w:pPr>
       <w:rPr>
-        <w:rFonts w:ascii="Wingdings" w:hAnsi="Wingdings" w:hint="default"/>
+        <w:rFonts w:hint="default" w:ascii="Wingdings" w:hAnsi="Wingdings"/>
         <w:sz w:val="20"/>
       </w:rPr>
     </w:lvl>
@@ -6403,7 +6474,7 @@
         <w:ind w:left="5760" w:hanging="360"/>
       </w:pPr>
       <w:rPr>
-        <w:rFonts w:ascii="Wingdings" w:hAnsi="Wingdings" w:hint="default"/>
+        <w:rFonts w:hint="default" w:ascii="Wingdings" w:hAnsi="Wingdings"/>
         <w:sz w:val="20"/>
       </w:rPr>
     </w:lvl>
@@ -6419,7 +6490,7 @@
         <w:ind w:left="6480" w:hanging="360"/>
       </w:pPr>
       <w:rPr>
-        <w:rFonts w:ascii="Wingdings" w:hAnsi="Wingdings" w:hint="default"/>
+        <w:rFonts w:hint="default" w:ascii="Wingdings" w:hAnsi="Wingdings"/>
         <w:sz w:val="20"/>
       </w:rPr>
     </w:lvl>
@@ -6440,7 +6511,7 @@
         <w:ind w:left="720" w:hanging="360"/>
       </w:pPr>
       <w:rPr>
-        <w:rFonts w:ascii="Symbol" w:hAnsi="Symbol" w:hint="default"/>
+        <w:rFonts w:hint="default" w:ascii="Symbol" w:hAnsi="Symbol"/>
         <w:sz w:val="20"/>
       </w:rPr>
     </w:lvl>
@@ -6456,7 +6527,7 @@
         <w:ind w:left="1440" w:hanging="360"/>
       </w:pPr>
       <w:rPr>
-        <w:rFonts w:ascii="Courier New" w:hAnsi="Courier New" w:hint="default"/>
+        <w:rFonts w:hint="default" w:ascii="Courier New" w:hAnsi="Courier New"/>
         <w:sz w:val="20"/>
       </w:rPr>
     </w:lvl>
@@ -6472,7 +6543,7 @@
         <w:ind w:left="2160" w:hanging="360"/>
       </w:pPr>
       <w:rPr>
-        <w:rFonts w:ascii="Wingdings" w:hAnsi="Wingdings" w:hint="default"/>
+        <w:rFonts w:hint="default" w:ascii="Wingdings" w:hAnsi="Wingdings"/>
         <w:sz w:val="20"/>
       </w:rPr>
     </w:lvl>
@@ -6488,7 +6559,7 @@
         <w:ind w:left="2880" w:hanging="360"/>
       </w:pPr>
       <w:rPr>
-        <w:rFonts w:ascii="Wingdings" w:hAnsi="Wingdings" w:hint="default"/>
+        <w:rFonts w:hint="default" w:ascii="Wingdings" w:hAnsi="Wingdings"/>
         <w:sz w:val="20"/>
       </w:rPr>
     </w:lvl>
@@ -6504,7 +6575,7 @@
         <w:ind w:left="3600" w:hanging="360"/>
       </w:pPr>
       <w:rPr>
-        <w:rFonts w:ascii="Wingdings" w:hAnsi="Wingdings" w:hint="default"/>
+        <w:rFonts w:hint="default" w:ascii="Wingdings" w:hAnsi="Wingdings"/>
         <w:sz w:val="20"/>
       </w:rPr>
     </w:lvl>
@@ -6520,7 +6591,7 @@
         <w:ind w:left="4320" w:hanging="360"/>
       </w:pPr>
       <w:rPr>
-        <w:rFonts w:ascii="Wingdings" w:hAnsi="Wingdings" w:hint="default"/>
+        <w:rFonts w:hint="default" w:ascii="Wingdings" w:hAnsi="Wingdings"/>
         <w:sz w:val="20"/>
       </w:rPr>
     </w:lvl>
@@ -6536,7 +6607,7 @@
         <w:ind w:left="5040" w:hanging="360"/>
       </w:pPr>
       <w:rPr>
-        <w:rFonts w:ascii="Wingdings" w:hAnsi="Wingdings" w:hint="default"/>
+        <w:rFonts w:hint="default" w:ascii="Wingdings" w:hAnsi="Wingdings"/>
         <w:sz w:val="20"/>
       </w:rPr>
     </w:lvl>
@@ -6552,7 +6623,7 @@
         <w:ind w:left="5760" w:hanging="360"/>
       </w:pPr>
       <w:rPr>
-        <w:rFonts w:ascii="Wingdings" w:hAnsi="Wingdings" w:hint="default"/>
+        <w:rFonts w:hint="default" w:ascii="Wingdings" w:hAnsi="Wingdings"/>
         <w:sz w:val="20"/>
       </w:rPr>
     </w:lvl>
@@ -6568,7 +6639,7 @@
         <w:ind w:left="6480" w:hanging="360"/>
       </w:pPr>
       <w:rPr>
-        <w:rFonts w:ascii="Wingdings" w:hAnsi="Wingdings" w:hint="default"/>
+        <w:rFonts w:hint="default" w:ascii="Wingdings" w:hAnsi="Wingdings"/>
         <w:sz w:val="20"/>
       </w:rPr>
     </w:lvl>
@@ -6589,7 +6660,7 @@
         <w:ind w:left="720" w:hanging="360"/>
       </w:pPr>
       <w:rPr>
-        <w:rFonts w:ascii="Symbol" w:hAnsi="Symbol" w:hint="default"/>
+        <w:rFonts w:hint="default" w:ascii="Symbol" w:hAnsi="Symbol"/>
         <w:sz w:val="20"/>
       </w:rPr>
     </w:lvl>
@@ -6605,7 +6676,7 @@
         <w:ind w:left="1440" w:hanging="360"/>
       </w:pPr>
       <w:rPr>
-        <w:rFonts w:ascii="Courier New" w:hAnsi="Courier New" w:cs="Times New Roman" w:hint="default"/>
+        <w:rFonts w:hint="default" w:ascii="Courier New" w:hAnsi="Courier New" w:cs="Times New Roman"/>
         <w:sz w:val="20"/>
       </w:rPr>
     </w:lvl>
@@ -6621,7 +6692,7 @@
         <w:ind w:left="2160" w:hanging="360"/>
       </w:pPr>
       <w:rPr>
-        <w:rFonts w:ascii="Wingdings" w:hAnsi="Wingdings" w:hint="default"/>
+        <w:rFonts w:hint="default" w:ascii="Wingdings" w:hAnsi="Wingdings"/>
         <w:sz w:val="20"/>
       </w:rPr>
     </w:lvl>
@@ -6637,7 +6708,7 @@
         <w:ind w:left="2880" w:hanging="360"/>
       </w:pPr>
       <w:rPr>
-        <w:rFonts w:ascii="Wingdings" w:hAnsi="Wingdings" w:hint="default"/>
+        <w:rFonts w:hint="default" w:ascii="Wingdings" w:hAnsi="Wingdings"/>
         <w:sz w:val="20"/>
       </w:rPr>
     </w:lvl>
@@ -6653,7 +6724,7 @@
         <w:ind w:left="3600" w:hanging="360"/>
       </w:pPr>
       <w:rPr>
-        <w:rFonts w:ascii="Wingdings" w:hAnsi="Wingdings" w:hint="default"/>
+        <w:rFonts w:hint="default" w:ascii="Wingdings" w:hAnsi="Wingdings"/>
         <w:sz w:val="20"/>
       </w:rPr>
     </w:lvl>
@@ -6669,7 +6740,7 @@
         <w:ind w:left="4320" w:hanging="360"/>
       </w:pPr>
       <w:rPr>
-        <w:rFonts w:ascii="Wingdings" w:hAnsi="Wingdings" w:hint="default"/>
+        <w:rFonts w:hint="default" w:ascii="Wingdings" w:hAnsi="Wingdings"/>
         <w:sz w:val="20"/>
       </w:rPr>
     </w:lvl>
@@ -6685,7 +6756,7 @@
         <w:ind w:left="5040" w:hanging="360"/>
       </w:pPr>
       <w:rPr>
-        <w:rFonts w:ascii="Wingdings" w:hAnsi="Wingdings" w:hint="default"/>
+        <w:rFonts w:hint="default" w:ascii="Wingdings" w:hAnsi="Wingdings"/>
         <w:sz w:val="20"/>
       </w:rPr>
     </w:lvl>
@@ -6701,7 +6772,7 @@
         <w:ind w:left="5760" w:hanging="360"/>
       </w:pPr>
       <w:rPr>
-        <w:rFonts w:ascii="Wingdings" w:hAnsi="Wingdings" w:hint="default"/>
+        <w:rFonts w:hint="default" w:ascii="Wingdings" w:hAnsi="Wingdings"/>
         <w:sz w:val="20"/>
       </w:rPr>
     </w:lvl>
@@ -6717,7 +6788,7 @@
         <w:ind w:left="6480" w:hanging="360"/>
       </w:pPr>
       <w:rPr>
-        <w:rFonts w:ascii="Wingdings" w:hAnsi="Wingdings" w:hint="default"/>
+        <w:rFonts w:hint="default" w:ascii="Wingdings" w:hAnsi="Wingdings"/>
         <w:sz w:val="20"/>
       </w:rPr>
     </w:lvl>
@@ -6738,7 +6809,7 @@
         <w:ind w:left="720" w:hanging="360"/>
       </w:pPr>
       <w:rPr>
-        <w:rFonts w:ascii="Symbol" w:hAnsi="Symbol" w:hint="default"/>
+        <w:rFonts w:hint="default" w:ascii="Symbol" w:hAnsi="Symbol"/>
         <w:sz w:val="20"/>
       </w:rPr>
     </w:lvl>
@@ -6754,7 +6825,7 @@
         <w:ind w:left="1440" w:hanging="360"/>
       </w:pPr>
       <w:rPr>
-        <w:rFonts w:ascii="Courier New" w:hAnsi="Courier New" w:hint="default"/>
+        <w:rFonts w:hint="default" w:ascii="Courier New" w:hAnsi="Courier New"/>
         <w:sz w:val="20"/>
       </w:rPr>
     </w:lvl>
@@ -6770,7 +6841,7 @@
         <w:ind w:left="2160" w:hanging="360"/>
       </w:pPr>
       <w:rPr>
-        <w:rFonts w:ascii="Wingdings" w:hAnsi="Wingdings" w:hint="default"/>
+        <w:rFonts w:hint="default" w:ascii="Wingdings" w:hAnsi="Wingdings"/>
         <w:sz w:val="20"/>
       </w:rPr>
     </w:lvl>
@@ -6786,7 +6857,7 @@
         <w:ind w:left="2880" w:hanging="360"/>
       </w:pPr>
       <w:rPr>
-        <w:rFonts w:ascii="Wingdings" w:hAnsi="Wingdings" w:hint="default"/>
+        <w:rFonts w:hint="default" w:ascii="Wingdings" w:hAnsi="Wingdings"/>
         <w:sz w:val="20"/>
       </w:rPr>
     </w:lvl>
@@ -6802,7 +6873,7 @@
         <w:ind w:left="3600" w:hanging="360"/>
       </w:pPr>
       <w:rPr>
-        <w:rFonts w:ascii="Wingdings" w:hAnsi="Wingdings" w:hint="default"/>
+        <w:rFonts w:hint="default" w:ascii="Wingdings" w:hAnsi="Wingdings"/>
         <w:sz w:val="20"/>
       </w:rPr>
     </w:lvl>
@@ -6818,7 +6889,7 @@
         <w:ind w:left="4320" w:hanging="360"/>
       </w:pPr>
       <w:rPr>
-        <w:rFonts w:ascii="Wingdings" w:hAnsi="Wingdings" w:hint="default"/>
+        <w:rFonts w:hint="default" w:ascii="Wingdings" w:hAnsi="Wingdings"/>
         <w:sz w:val="20"/>
       </w:rPr>
     </w:lvl>
@@ -6834,7 +6905,7 @@
         <w:ind w:left="5040" w:hanging="360"/>
       </w:pPr>
       <w:rPr>
-        <w:rFonts w:ascii="Wingdings" w:hAnsi="Wingdings" w:hint="default"/>
+        <w:rFonts w:hint="default" w:ascii="Wingdings" w:hAnsi="Wingdings"/>
         <w:sz w:val="20"/>
       </w:rPr>
     </w:lvl>
@@ -6850,7 +6921,7 @@
         <w:ind w:left="5760" w:hanging="360"/>
       </w:pPr>
       <w:rPr>
-        <w:rFonts w:ascii="Wingdings" w:hAnsi="Wingdings" w:hint="default"/>
+        <w:rFonts w:hint="default" w:ascii="Wingdings" w:hAnsi="Wingdings"/>
         <w:sz w:val="20"/>
       </w:rPr>
     </w:lvl>
@@ -6866,7 +6937,7 @@
         <w:ind w:left="6480" w:hanging="360"/>
       </w:pPr>
       <w:rPr>
-        <w:rFonts w:ascii="Wingdings" w:hAnsi="Wingdings" w:hint="default"/>
+        <w:rFonts w:hint="default" w:ascii="Wingdings" w:hAnsi="Wingdings"/>
         <w:sz w:val="20"/>
       </w:rPr>
     </w:lvl>
@@ -6884,7 +6955,7 @@
         <w:ind w:left="720" w:hanging="360"/>
       </w:pPr>
       <w:rPr>
-        <w:rFonts w:ascii="Symbol" w:hAnsi="Symbol" w:hint="default"/>
+        <w:rFonts w:hint="default" w:ascii="Symbol" w:hAnsi="Symbol"/>
       </w:rPr>
     </w:lvl>
     <w:lvl w:ilvl="1" w:tplc="02B08FCA">
@@ -6896,7 +6967,7 @@
         <w:ind w:left="1440" w:hanging="360"/>
       </w:pPr>
       <w:rPr>
-        <w:rFonts w:ascii="Courier New" w:hAnsi="Courier New" w:hint="default"/>
+        <w:rFonts w:hint="default" w:ascii="Courier New" w:hAnsi="Courier New"/>
       </w:rPr>
     </w:lvl>
     <w:lvl w:ilvl="2" w:tplc="A1781F66">
@@ -6908,7 +6979,7 @@
         <w:ind w:left="2160" w:hanging="360"/>
       </w:pPr>
       <w:rPr>
-        <w:rFonts w:ascii="Wingdings" w:hAnsi="Wingdings" w:hint="default"/>
+        <w:rFonts w:hint="default" w:ascii="Wingdings" w:hAnsi="Wingdings"/>
       </w:rPr>
     </w:lvl>
     <w:lvl w:ilvl="3" w:tplc="EA9278AA">
@@ -6920,7 +6991,7 @@
         <w:ind w:left="2880" w:hanging="360"/>
       </w:pPr>
       <w:rPr>
-        <w:rFonts w:ascii="Symbol" w:hAnsi="Symbol" w:hint="default"/>
+        <w:rFonts w:hint="default" w:ascii="Symbol" w:hAnsi="Symbol"/>
       </w:rPr>
     </w:lvl>
     <w:lvl w:ilvl="4" w:tplc="A8EAAA04">
@@ -6932,7 +7003,7 @@
         <w:ind w:left="3600" w:hanging="360"/>
       </w:pPr>
       <w:rPr>
-        <w:rFonts w:ascii="Courier New" w:hAnsi="Courier New" w:hint="default"/>
+        <w:rFonts w:hint="default" w:ascii="Courier New" w:hAnsi="Courier New"/>
       </w:rPr>
     </w:lvl>
     <w:lvl w:ilvl="5" w:tplc="06C65690">
@@ -6944,7 +7015,7 @@
         <w:ind w:left="4320" w:hanging="360"/>
       </w:pPr>
       <w:rPr>
-        <w:rFonts w:ascii="Wingdings" w:hAnsi="Wingdings" w:hint="default"/>
+        <w:rFonts w:hint="default" w:ascii="Wingdings" w:hAnsi="Wingdings"/>
       </w:rPr>
     </w:lvl>
     <w:lvl w:ilvl="6" w:tplc="50B6DEBE">
@@ -6956,7 +7027,7 @@
         <w:ind w:left="5040" w:hanging="360"/>
       </w:pPr>
       <w:rPr>
-        <w:rFonts w:ascii="Symbol" w:hAnsi="Symbol" w:hint="default"/>
+        <w:rFonts w:hint="default" w:ascii="Symbol" w:hAnsi="Symbol"/>
       </w:rPr>
     </w:lvl>
     <w:lvl w:ilvl="7" w:tplc="99D65030">
@@ -6968,7 +7039,7 @@
         <w:ind w:left="5760" w:hanging="360"/>
       </w:pPr>
       <w:rPr>
-        <w:rFonts w:ascii="Courier New" w:hAnsi="Courier New" w:hint="default"/>
+        <w:rFonts w:hint="default" w:ascii="Courier New" w:hAnsi="Courier New"/>
       </w:rPr>
     </w:lvl>
     <w:lvl w:ilvl="8" w:tplc="CEF426F2">
@@ -6980,7 +7051,7 @@
         <w:ind w:left="6480" w:hanging="360"/>
       </w:pPr>
       <w:rPr>
-        <w:rFonts w:ascii="Wingdings" w:hAnsi="Wingdings" w:hint="default"/>
+        <w:rFonts w:hint="default" w:ascii="Wingdings" w:hAnsi="Wingdings"/>
       </w:rPr>
     </w:lvl>
   </w:abstractNum>
@@ -7000,7 +7071,7 @@
         <w:ind w:left="720" w:hanging="360"/>
       </w:pPr>
       <w:rPr>
-        <w:rFonts w:ascii="Symbol" w:hAnsi="Symbol" w:hint="default"/>
+        <w:rFonts w:hint="default" w:ascii="Symbol" w:hAnsi="Symbol"/>
         <w:sz w:val="20"/>
       </w:rPr>
     </w:lvl>
@@ -7016,7 +7087,7 @@
         <w:ind w:left="1440" w:hanging="360"/>
       </w:pPr>
       <w:rPr>
-        <w:rFonts w:ascii="Courier New" w:hAnsi="Courier New" w:hint="default"/>
+        <w:rFonts w:hint="default" w:ascii="Courier New" w:hAnsi="Courier New"/>
         <w:sz w:val="20"/>
       </w:rPr>
     </w:lvl>
@@ -7032,7 +7103,7 @@
         <w:ind w:left="2160" w:hanging="360"/>
       </w:pPr>
       <w:rPr>
-        <w:rFonts w:ascii="Wingdings" w:hAnsi="Wingdings" w:hint="default"/>
+        <w:rFonts w:hint="default" w:ascii="Wingdings" w:hAnsi="Wingdings"/>
         <w:sz w:val="20"/>
       </w:rPr>
     </w:lvl>
@@ -7048,7 +7119,7 @@
         <w:ind w:left="2880" w:hanging="360"/>
       </w:pPr>
       <w:rPr>
-        <w:rFonts w:ascii="Wingdings" w:hAnsi="Wingdings" w:hint="default"/>
+        <w:rFonts w:hint="default" w:ascii="Wingdings" w:hAnsi="Wingdings"/>
         <w:sz w:val="20"/>
       </w:rPr>
     </w:lvl>
@@ -7064,7 +7135,7 @@
         <w:ind w:left="3600" w:hanging="360"/>
       </w:pPr>
       <w:rPr>
-        <w:rFonts w:ascii="Wingdings" w:hAnsi="Wingdings" w:hint="default"/>
+        <w:rFonts w:hint="default" w:ascii="Wingdings" w:hAnsi="Wingdings"/>
         <w:sz w:val="20"/>
       </w:rPr>
     </w:lvl>
@@ -7080,7 +7151,7 @@
         <w:ind w:left="4320" w:hanging="360"/>
       </w:pPr>
       <w:rPr>
-        <w:rFonts w:ascii="Wingdings" w:hAnsi="Wingdings" w:hint="default"/>
+        <w:rFonts w:hint="default" w:ascii="Wingdings" w:hAnsi="Wingdings"/>
         <w:sz w:val="20"/>
       </w:rPr>
     </w:lvl>
@@ -7096,7 +7167,7 @@
         <w:ind w:left="5040" w:hanging="360"/>
       </w:pPr>
       <w:rPr>
-        <w:rFonts w:ascii="Wingdings" w:hAnsi="Wingdings" w:hint="default"/>
+        <w:rFonts w:hint="default" w:ascii="Wingdings" w:hAnsi="Wingdings"/>
         <w:sz w:val="20"/>
       </w:rPr>
     </w:lvl>
@@ -7112,7 +7183,7 @@
         <w:ind w:left="5760" w:hanging="360"/>
       </w:pPr>
       <w:rPr>
-        <w:rFonts w:ascii="Wingdings" w:hAnsi="Wingdings" w:hint="default"/>
+        <w:rFonts w:hint="default" w:ascii="Wingdings" w:hAnsi="Wingdings"/>
         <w:sz w:val="20"/>
       </w:rPr>
     </w:lvl>
@@ -7128,7 +7199,7 @@
         <w:ind w:left="6480" w:hanging="360"/>
       </w:pPr>
       <w:rPr>
-        <w:rFonts w:ascii="Wingdings" w:hAnsi="Wingdings" w:hint="default"/>
+        <w:rFonts w:hint="default" w:ascii="Wingdings" w:hAnsi="Wingdings"/>
         <w:sz w:val="20"/>
       </w:rPr>
     </w:lvl>
@@ -7161,7 +7232,7 @@
         <w:ind w:left="1440" w:hanging="360"/>
       </w:pPr>
       <w:rPr>
-        <w:rFonts w:ascii="Courier New" w:hAnsi="Courier New" w:hint="default"/>
+        <w:rFonts w:hint="default" w:ascii="Courier New" w:hAnsi="Courier New"/>
         <w:sz w:val="20"/>
       </w:rPr>
     </w:lvl>
@@ -7266,7 +7337,7 @@
         <w:ind w:left="720" w:hanging="360"/>
       </w:pPr>
       <w:rPr>
-        <w:rFonts w:ascii="Symbol" w:hAnsi="Symbol" w:hint="default"/>
+        <w:rFonts w:hint="default" w:ascii="Symbol" w:hAnsi="Symbol"/>
         <w:sz w:val="20"/>
       </w:rPr>
     </w:lvl>
@@ -7282,7 +7353,7 @@
         <w:ind w:left="1440" w:hanging="360"/>
       </w:pPr>
       <w:rPr>
-        <w:rFonts w:ascii="Courier New" w:hAnsi="Courier New" w:hint="default"/>
+        <w:rFonts w:hint="default" w:ascii="Courier New" w:hAnsi="Courier New"/>
         <w:sz w:val="20"/>
       </w:rPr>
     </w:lvl>
@@ -7298,7 +7369,7 @@
         <w:ind w:left="2160" w:hanging="360"/>
       </w:pPr>
       <w:rPr>
-        <w:rFonts w:ascii="Wingdings" w:hAnsi="Wingdings" w:hint="default"/>
+        <w:rFonts w:hint="default" w:ascii="Wingdings" w:hAnsi="Wingdings"/>
         <w:sz w:val="20"/>
       </w:rPr>
     </w:lvl>
@@ -7314,7 +7385,7 @@
         <w:ind w:left="2880" w:hanging="360"/>
       </w:pPr>
       <w:rPr>
-        <w:rFonts w:ascii="Wingdings" w:hAnsi="Wingdings" w:hint="default"/>
+        <w:rFonts w:hint="default" w:ascii="Wingdings" w:hAnsi="Wingdings"/>
         <w:sz w:val="20"/>
       </w:rPr>
     </w:lvl>
@@ -7330,7 +7401,7 @@
         <w:ind w:left="3600" w:hanging="360"/>
       </w:pPr>
       <w:rPr>
-        <w:rFonts w:ascii="Wingdings" w:hAnsi="Wingdings" w:hint="default"/>
+        <w:rFonts w:hint="default" w:ascii="Wingdings" w:hAnsi="Wingdings"/>
         <w:sz w:val="20"/>
       </w:rPr>
     </w:lvl>
@@ -7346,7 +7417,7 @@
         <w:ind w:left="4320" w:hanging="360"/>
       </w:pPr>
       <w:rPr>
-        <w:rFonts w:ascii="Wingdings" w:hAnsi="Wingdings" w:hint="default"/>
+        <w:rFonts w:hint="default" w:ascii="Wingdings" w:hAnsi="Wingdings"/>
         <w:sz w:val="20"/>
       </w:rPr>
     </w:lvl>
@@ -7362,7 +7433,7 @@
         <w:ind w:left="5040" w:hanging="360"/>
       </w:pPr>
       <w:rPr>
-        <w:rFonts w:ascii="Wingdings" w:hAnsi="Wingdings" w:hint="default"/>
+        <w:rFonts w:hint="default" w:ascii="Wingdings" w:hAnsi="Wingdings"/>
         <w:sz w:val="20"/>
       </w:rPr>
     </w:lvl>
@@ -7378,7 +7449,7 @@
         <w:ind w:left="5760" w:hanging="360"/>
       </w:pPr>
       <w:rPr>
-        <w:rFonts w:ascii="Wingdings" w:hAnsi="Wingdings" w:hint="default"/>
+        <w:rFonts w:hint="default" w:ascii="Wingdings" w:hAnsi="Wingdings"/>
         <w:sz w:val="20"/>
       </w:rPr>
     </w:lvl>
@@ -7394,7 +7465,7 @@
         <w:ind w:left="6480" w:hanging="360"/>
       </w:pPr>
       <w:rPr>
-        <w:rFonts w:ascii="Wingdings" w:hAnsi="Wingdings" w:hint="default"/>
+        <w:rFonts w:hint="default" w:ascii="Wingdings" w:hAnsi="Wingdings"/>
         <w:sz w:val="20"/>
       </w:rPr>
     </w:lvl>
@@ -7415,7 +7486,7 @@
         <w:ind w:left="720" w:hanging="360"/>
       </w:pPr>
       <w:rPr>
-        <w:rFonts w:ascii="Symbol" w:hAnsi="Symbol" w:hint="default"/>
+        <w:rFonts w:hint="default" w:ascii="Symbol" w:hAnsi="Symbol"/>
         <w:sz w:val="20"/>
       </w:rPr>
     </w:lvl>
@@ -7431,7 +7502,7 @@
         <w:ind w:left="1440" w:hanging="360"/>
       </w:pPr>
       <w:rPr>
-        <w:rFonts w:ascii="Courier New" w:hAnsi="Courier New" w:hint="default"/>
+        <w:rFonts w:hint="default" w:ascii="Courier New" w:hAnsi="Courier New"/>
         <w:sz w:val="20"/>
       </w:rPr>
     </w:lvl>
@@ -7447,7 +7518,7 @@
         <w:ind w:left="2160" w:hanging="360"/>
       </w:pPr>
       <w:rPr>
-        <w:rFonts w:ascii="Wingdings" w:hAnsi="Wingdings" w:hint="default"/>
+        <w:rFonts w:hint="default" w:ascii="Wingdings" w:hAnsi="Wingdings"/>
         <w:sz w:val="20"/>
       </w:rPr>
     </w:lvl>
@@ -7463,7 +7534,7 @@
         <w:ind w:left="2880" w:hanging="360"/>
       </w:pPr>
       <w:rPr>
-        <w:rFonts w:ascii="Wingdings" w:hAnsi="Wingdings" w:hint="default"/>
+        <w:rFonts w:hint="default" w:ascii="Wingdings" w:hAnsi="Wingdings"/>
         <w:sz w:val="20"/>
       </w:rPr>
     </w:lvl>
@@ -7479,7 +7550,7 @@
         <w:ind w:left="3600" w:hanging="360"/>
       </w:pPr>
       <w:rPr>
-        <w:rFonts w:ascii="Wingdings" w:hAnsi="Wingdings" w:hint="default"/>
+        <w:rFonts w:hint="default" w:ascii="Wingdings" w:hAnsi="Wingdings"/>
         <w:sz w:val="20"/>
       </w:rPr>
     </w:lvl>
@@ -7495,7 +7566,7 @@
         <w:ind w:left="4320" w:hanging="360"/>
       </w:pPr>
       <w:rPr>
-        <w:rFonts w:ascii="Wingdings" w:hAnsi="Wingdings" w:hint="default"/>
+        <w:rFonts w:hint="default" w:ascii="Wingdings" w:hAnsi="Wingdings"/>
         <w:sz w:val="20"/>
       </w:rPr>
     </w:lvl>
@@ -7511,7 +7582,7 @@
         <w:ind w:left="5040" w:hanging="360"/>
       </w:pPr>
       <w:rPr>
-        <w:rFonts w:ascii="Wingdings" w:hAnsi="Wingdings" w:hint="default"/>
+        <w:rFonts w:hint="default" w:ascii="Wingdings" w:hAnsi="Wingdings"/>
         <w:sz w:val="20"/>
       </w:rPr>
     </w:lvl>
@@ -7527,7 +7598,7 @@
         <w:ind w:left="5760" w:hanging="360"/>
       </w:pPr>
       <w:rPr>
-        <w:rFonts w:ascii="Wingdings" w:hAnsi="Wingdings" w:hint="default"/>
+        <w:rFonts w:hint="default" w:ascii="Wingdings" w:hAnsi="Wingdings"/>
         <w:sz w:val="20"/>
       </w:rPr>
     </w:lvl>
@@ -7543,7 +7614,7 @@
         <w:ind w:left="6480" w:hanging="360"/>
       </w:pPr>
       <w:rPr>
-        <w:rFonts w:ascii="Wingdings" w:hAnsi="Wingdings" w:hint="default"/>
+        <w:rFonts w:hint="default" w:ascii="Wingdings" w:hAnsi="Wingdings"/>
         <w:sz w:val="20"/>
       </w:rPr>
     </w:lvl>
@@ -7564,7 +7635,7 @@
         <w:ind w:left="720" w:hanging="360"/>
       </w:pPr>
       <w:rPr>
-        <w:rFonts w:ascii="Symbol" w:hAnsi="Symbol" w:hint="default"/>
+        <w:rFonts w:hint="default" w:ascii="Symbol" w:hAnsi="Symbol"/>
         <w:sz w:val="20"/>
       </w:rPr>
     </w:lvl>
@@ -7580,7 +7651,7 @@
         <w:ind w:left="1440" w:hanging="360"/>
       </w:pPr>
       <w:rPr>
-        <w:rFonts w:ascii="Courier New" w:hAnsi="Courier New" w:hint="default"/>
+        <w:rFonts w:hint="default" w:ascii="Courier New" w:hAnsi="Courier New"/>
         <w:sz w:val="20"/>
       </w:rPr>
     </w:lvl>
@@ -7596,7 +7667,7 @@
         <w:ind w:left="2160" w:hanging="360"/>
       </w:pPr>
       <w:rPr>
-        <w:rFonts w:ascii="Wingdings" w:hAnsi="Wingdings" w:hint="default"/>
+        <w:rFonts w:hint="default" w:ascii="Wingdings" w:hAnsi="Wingdings"/>
         <w:sz w:val="20"/>
       </w:rPr>
     </w:lvl>
@@ -7612,7 +7683,7 @@
         <w:ind w:left="2880" w:hanging="360"/>
       </w:pPr>
       <w:rPr>
-        <w:rFonts w:ascii="Wingdings" w:hAnsi="Wingdings" w:hint="default"/>
+        <w:rFonts w:hint="default" w:ascii="Wingdings" w:hAnsi="Wingdings"/>
         <w:sz w:val="20"/>
       </w:rPr>
     </w:lvl>
@@ -7628,7 +7699,7 @@
         <w:ind w:left="3600" w:hanging="360"/>
       </w:pPr>
       <w:rPr>
-        <w:rFonts w:ascii="Wingdings" w:hAnsi="Wingdings" w:hint="default"/>
+        <w:rFonts w:hint="default" w:ascii="Wingdings" w:hAnsi="Wingdings"/>
         <w:sz w:val="20"/>
       </w:rPr>
     </w:lvl>
@@ -7644,7 +7715,7 @@
         <w:ind w:left="4320" w:hanging="360"/>
       </w:pPr>
       <w:rPr>
-        <w:rFonts w:ascii="Wingdings" w:hAnsi="Wingdings" w:hint="default"/>
+        <w:rFonts w:hint="default" w:ascii="Wingdings" w:hAnsi="Wingdings"/>
         <w:sz w:val="20"/>
       </w:rPr>
     </w:lvl>
@@ -7660,7 +7731,7 @@
         <w:ind w:left="5040" w:hanging="360"/>
       </w:pPr>
       <w:rPr>
-        <w:rFonts w:ascii="Wingdings" w:hAnsi="Wingdings" w:hint="default"/>
+        <w:rFonts w:hint="default" w:ascii="Wingdings" w:hAnsi="Wingdings"/>
         <w:sz w:val="20"/>
       </w:rPr>
     </w:lvl>
@@ -7676,7 +7747,7 @@
         <w:ind w:left="5760" w:hanging="360"/>
       </w:pPr>
       <w:rPr>
-        <w:rFonts w:ascii="Wingdings" w:hAnsi="Wingdings" w:hint="default"/>
+        <w:rFonts w:hint="default" w:ascii="Wingdings" w:hAnsi="Wingdings"/>
         <w:sz w:val="20"/>
       </w:rPr>
     </w:lvl>
@@ -7692,7 +7763,7 @@
         <w:ind w:left="6480" w:hanging="360"/>
       </w:pPr>
       <w:rPr>
-        <w:rFonts w:ascii="Wingdings" w:hAnsi="Wingdings" w:hint="default"/>
+        <w:rFonts w:hint="default" w:ascii="Wingdings" w:hAnsi="Wingdings"/>
         <w:sz w:val="20"/>
       </w:rPr>
     </w:lvl>
@@ -7713,7 +7784,7 @@
         <w:ind w:left="720" w:hanging="360"/>
       </w:pPr>
       <w:rPr>
-        <w:rFonts w:ascii="Symbol" w:hAnsi="Symbol" w:hint="default"/>
+        <w:rFonts w:hint="default" w:ascii="Symbol" w:hAnsi="Symbol"/>
         <w:sz w:val="20"/>
       </w:rPr>
     </w:lvl>
@@ -7729,7 +7800,7 @@
         <w:ind w:left="1440" w:hanging="360"/>
       </w:pPr>
       <w:rPr>
-        <w:rFonts w:ascii="Courier New" w:hAnsi="Courier New" w:hint="default"/>
+        <w:rFonts w:hint="default" w:ascii="Courier New" w:hAnsi="Courier New"/>
         <w:sz w:val="20"/>
       </w:rPr>
     </w:lvl>
@@ -7745,7 +7816,7 @@
         <w:ind w:left="2160" w:hanging="360"/>
       </w:pPr>
       <w:rPr>
-        <w:rFonts w:ascii="Wingdings" w:hAnsi="Wingdings" w:hint="default"/>
+        <w:rFonts w:hint="default" w:ascii="Wingdings" w:hAnsi="Wingdings"/>
         <w:sz w:val="20"/>
       </w:rPr>
     </w:lvl>
@@ -7761,7 +7832,7 @@
         <w:ind w:left="2880" w:hanging="360"/>
       </w:pPr>
       <w:rPr>
-        <w:rFonts w:ascii="Wingdings" w:hAnsi="Wingdings" w:hint="default"/>
+        <w:rFonts w:hint="default" w:ascii="Wingdings" w:hAnsi="Wingdings"/>
         <w:sz w:val="20"/>
       </w:rPr>
     </w:lvl>
@@ -7777,7 +7848,7 @@
         <w:ind w:left="3600" w:hanging="360"/>
       </w:pPr>
       <w:rPr>
-        <w:rFonts w:ascii="Wingdings" w:hAnsi="Wingdings" w:hint="default"/>
+        <w:rFonts w:hint="default" w:ascii="Wingdings" w:hAnsi="Wingdings"/>
         <w:sz w:val="20"/>
       </w:rPr>
     </w:lvl>
@@ -7793,7 +7864,7 @@
         <w:ind w:left="4320" w:hanging="360"/>
       </w:pPr>
       <w:rPr>
-        <w:rFonts w:ascii="Wingdings" w:hAnsi="Wingdings" w:hint="default"/>
+        <w:rFonts w:hint="default" w:ascii="Wingdings" w:hAnsi="Wingdings"/>
         <w:sz w:val="20"/>
       </w:rPr>
     </w:lvl>
@@ -7809,7 +7880,7 @@
         <w:ind w:left="5040" w:hanging="360"/>
       </w:pPr>
       <w:rPr>
-        <w:rFonts w:ascii="Wingdings" w:hAnsi="Wingdings" w:hint="default"/>
+        <w:rFonts w:hint="default" w:ascii="Wingdings" w:hAnsi="Wingdings"/>
         <w:sz w:val="20"/>
       </w:rPr>
     </w:lvl>
@@ -7825,7 +7896,7 @@
         <w:ind w:left="5760" w:hanging="360"/>
       </w:pPr>
       <w:rPr>
-        <w:rFonts w:ascii="Wingdings" w:hAnsi="Wingdings" w:hint="default"/>
+        <w:rFonts w:hint="default" w:ascii="Wingdings" w:hAnsi="Wingdings"/>
         <w:sz w:val="20"/>
       </w:rPr>
     </w:lvl>
@@ -7841,7 +7912,7 @@
         <w:ind w:left="6480" w:hanging="360"/>
       </w:pPr>
       <w:rPr>
-        <w:rFonts w:ascii="Wingdings" w:hAnsi="Wingdings" w:hint="default"/>
+        <w:rFonts w:hint="default" w:ascii="Wingdings" w:hAnsi="Wingdings"/>
         <w:sz w:val="20"/>
       </w:rPr>
     </w:lvl>
@@ -7862,7 +7933,7 @@
         <w:ind w:left="720" w:hanging="360"/>
       </w:pPr>
       <w:rPr>
-        <w:rFonts w:ascii="Symbol" w:hAnsi="Symbol" w:hint="default"/>
+        <w:rFonts w:hint="default" w:ascii="Symbol" w:hAnsi="Symbol"/>
         <w:sz w:val="20"/>
       </w:rPr>
     </w:lvl>
@@ -7878,7 +7949,7 @@
         <w:ind w:left="1440" w:hanging="360"/>
       </w:pPr>
       <w:rPr>
-        <w:rFonts w:ascii="Courier New" w:hAnsi="Courier New" w:hint="default"/>
+        <w:rFonts w:hint="default" w:ascii="Courier New" w:hAnsi="Courier New"/>
         <w:sz w:val="20"/>
       </w:rPr>
     </w:lvl>
@@ -7894,7 +7965,7 @@
         <w:ind w:left="2160" w:hanging="360"/>
       </w:pPr>
       <w:rPr>
-        <w:rFonts w:ascii="Wingdings" w:hAnsi="Wingdings" w:hint="default"/>
+        <w:rFonts w:hint="default" w:ascii="Wingdings" w:hAnsi="Wingdings"/>
         <w:sz w:val="20"/>
       </w:rPr>
     </w:lvl>
@@ -7910,7 +7981,7 @@
         <w:ind w:left="2880" w:hanging="360"/>
       </w:pPr>
       <w:rPr>
-        <w:rFonts w:ascii="Wingdings" w:hAnsi="Wingdings" w:hint="default"/>
+        <w:rFonts w:hint="default" w:ascii="Wingdings" w:hAnsi="Wingdings"/>
         <w:sz w:val="20"/>
       </w:rPr>
     </w:lvl>
@@ -7926,7 +7997,7 @@
         <w:ind w:left="3600" w:hanging="360"/>
       </w:pPr>
       <w:rPr>
-        <w:rFonts w:ascii="Wingdings" w:hAnsi="Wingdings" w:hint="default"/>
+        <w:rFonts w:hint="default" w:ascii="Wingdings" w:hAnsi="Wingdings"/>
         <w:sz w:val="20"/>
       </w:rPr>
     </w:lvl>
@@ -7942,7 +8013,7 @@
         <w:ind w:left="4320" w:hanging="360"/>
       </w:pPr>
       <w:rPr>
-        <w:rFonts w:ascii="Wingdings" w:hAnsi="Wingdings" w:hint="default"/>
+        <w:rFonts w:hint="default" w:ascii="Wingdings" w:hAnsi="Wingdings"/>
         <w:sz w:val="20"/>
       </w:rPr>
     </w:lvl>
@@ -7958,7 +8029,7 @@
         <w:ind w:left="5040" w:hanging="360"/>
       </w:pPr>
       <w:rPr>
-        <w:rFonts w:ascii="Wingdings" w:hAnsi="Wingdings" w:hint="default"/>
+        <w:rFonts w:hint="default" w:ascii="Wingdings" w:hAnsi="Wingdings"/>
         <w:sz w:val="20"/>
       </w:rPr>
     </w:lvl>
@@ -7974,7 +8045,7 @@
         <w:ind w:left="5760" w:hanging="360"/>
       </w:pPr>
       <w:rPr>
-        <w:rFonts w:ascii="Wingdings" w:hAnsi="Wingdings" w:hint="default"/>
+        <w:rFonts w:hint="default" w:ascii="Wingdings" w:hAnsi="Wingdings"/>
         <w:sz w:val="20"/>
       </w:rPr>
     </w:lvl>
@@ -7990,7 +8061,7 @@
         <w:ind w:left="6480" w:hanging="360"/>
       </w:pPr>
       <w:rPr>
-        <w:rFonts w:ascii="Wingdings" w:hAnsi="Wingdings" w:hint="default"/>
+        <w:rFonts w:hint="default" w:ascii="Wingdings" w:hAnsi="Wingdings"/>
         <w:sz w:val="20"/>
       </w:rPr>
     </w:lvl>
@@ -8011,7 +8082,7 @@
         <w:ind w:left="720" w:hanging="360"/>
       </w:pPr>
       <w:rPr>
-        <w:rFonts w:ascii="Symbol" w:hAnsi="Symbol" w:hint="default"/>
+        <w:rFonts w:hint="default" w:ascii="Symbol" w:hAnsi="Symbol"/>
         <w:sz w:val="20"/>
       </w:rPr>
     </w:lvl>
@@ -8027,7 +8098,7 @@
         <w:ind w:left="1440" w:hanging="360"/>
       </w:pPr>
       <w:rPr>
-        <w:rFonts w:ascii="Courier New" w:hAnsi="Courier New" w:hint="default"/>
+        <w:rFonts w:hint="default" w:ascii="Courier New" w:hAnsi="Courier New"/>
         <w:sz w:val="20"/>
       </w:rPr>
     </w:lvl>
@@ -8043,7 +8114,7 @@
         <w:ind w:left="2160" w:hanging="360"/>
       </w:pPr>
       <w:rPr>
-        <w:rFonts w:ascii="Wingdings" w:hAnsi="Wingdings" w:hint="default"/>
+        <w:rFonts w:hint="default" w:ascii="Wingdings" w:hAnsi="Wingdings"/>
         <w:sz w:val="20"/>
       </w:rPr>
     </w:lvl>
@@ -8059,7 +8130,7 @@
         <w:ind w:left="2880" w:hanging="360"/>
       </w:pPr>
       <w:rPr>
-        <w:rFonts w:ascii="Wingdings" w:hAnsi="Wingdings" w:hint="default"/>
+        <w:rFonts w:hint="default" w:ascii="Wingdings" w:hAnsi="Wingdings"/>
         <w:sz w:val="20"/>
       </w:rPr>
     </w:lvl>
@@ -8075,7 +8146,7 @@
         <w:ind w:left="3600" w:hanging="360"/>
       </w:pPr>
       <w:rPr>
-        <w:rFonts w:ascii="Wingdings" w:hAnsi="Wingdings" w:hint="default"/>
+        <w:rFonts w:hint="default" w:ascii="Wingdings" w:hAnsi="Wingdings"/>
         <w:sz w:val="20"/>
       </w:rPr>
     </w:lvl>
@@ -8091,7 +8162,7 @@
         <w:ind w:left="4320" w:hanging="360"/>
       </w:pPr>
       <w:rPr>
-        <w:rFonts w:ascii="Wingdings" w:hAnsi="Wingdings" w:hint="default"/>
+        <w:rFonts w:hint="default" w:ascii="Wingdings" w:hAnsi="Wingdings"/>
         <w:sz w:val="20"/>
       </w:rPr>
     </w:lvl>
@@ -8107,7 +8178,7 @@
         <w:ind w:left="5040" w:hanging="360"/>
       </w:pPr>
       <w:rPr>
-        <w:rFonts w:ascii="Wingdings" w:hAnsi="Wingdings" w:hint="default"/>
+        <w:rFonts w:hint="default" w:ascii="Wingdings" w:hAnsi="Wingdings"/>
         <w:sz w:val="20"/>
       </w:rPr>
     </w:lvl>
@@ -8123,7 +8194,7 @@
         <w:ind w:left="5760" w:hanging="360"/>
       </w:pPr>
       <w:rPr>
-        <w:rFonts w:ascii="Wingdings" w:hAnsi="Wingdings" w:hint="default"/>
+        <w:rFonts w:hint="default" w:ascii="Wingdings" w:hAnsi="Wingdings"/>
         <w:sz w:val="20"/>
       </w:rPr>
     </w:lvl>
@@ -8139,7 +8210,7 @@
         <w:ind w:left="6480" w:hanging="360"/>
       </w:pPr>
       <w:rPr>
-        <w:rFonts w:ascii="Wingdings" w:hAnsi="Wingdings" w:hint="default"/>
+        <w:rFonts w:hint="default" w:ascii="Wingdings" w:hAnsi="Wingdings"/>
         <w:sz w:val="20"/>
       </w:rPr>
     </w:lvl>
@@ -8160,7 +8231,7 @@
         <w:ind w:left="720" w:hanging="360"/>
       </w:pPr>
       <w:rPr>
-        <w:rFonts w:ascii="Symbol" w:hAnsi="Symbol" w:hint="default"/>
+        <w:rFonts w:hint="default" w:ascii="Symbol" w:hAnsi="Symbol"/>
         <w:sz w:val="20"/>
       </w:rPr>
     </w:lvl>
@@ -8176,7 +8247,7 @@
         <w:ind w:left="1440" w:hanging="360"/>
       </w:pPr>
       <w:rPr>
-        <w:rFonts w:ascii="Courier New" w:hAnsi="Courier New" w:hint="default"/>
+        <w:rFonts w:hint="default" w:ascii="Courier New" w:hAnsi="Courier New"/>
         <w:sz w:val="20"/>
       </w:rPr>
     </w:lvl>
@@ -8192,7 +8263,7 @@
         <w:ind w:left="2160" w:hanging="360"/>
       </w:pPr>
       <w:rPr>
-        <w:rFonts w:ascii="Wingdings" w:hAnsi="Wingdings" w:hint="default"/>
+        <w:rFonts w:hint="default" w:ascii="Wingdings" w:hAnsi="Wingdings"/>
         <w:sz w:val="20"/>
       </w:rPr>
     </w:lvl>
@@ -8208,7 +8279,7 @@
         <w:ind w:left="2880" w:hanging="360"/>
       </w:pPr>
       <w:rPr>
-        <w:rFonts w:ascii="Wingdings" w:hAnsi="Wingdings" w:hint="default"/>
+        <w:rFonts w:hint="default" w:ascii="Wingdings" w:hAnsi="Wingdings"/>
         <w:sz w:val="20"/>
       </w:rPr>
     </w:lvl>
@@ -8224,7 +8295,7 @@
         <w:ind w:left="3600" w:hanging="360"/>
       </w:pPr>
       <w:rPr>
-        <w:rFonts w:ascii="Wingdings" w:hAnsi="Wingdings" w:hint="default"/>
+        <w:rFonts w:hint="default" w:ascii="Wingdings" w:hAnsi="Wingdings"/>
         <w:sz w:val="20"/>
       </w:rPr>
     </w:lvl>
@@ -8240,7 +8311,7 @@
         <w:ind w:left="4320" w:hanging="360"/>
       </w:pPr>
       <w:rPr>
-        <w:rFonts w:ascii="Wingdings" w:hAnsi="Wingdings" w:hint="default"/>
+        <w:rFonts w:hint="default" w:ascii="Wingdings" w:hAnsi="Wingdings"/>
         <w:sz w:val="20"/>
       </w:rPr>
     </w:lvl>
@@ -8256,7 +8327,7 @@
         <w:ind w:left="5040" w:hanging="360"/>
       </w:pPr>
       <w:rPr>
-        <w:rFonts w:ascii="Wingdings" w:hAnsi="Wingdings" w:hint="default"/>
+        <w:rFonts w:hint="default" w:ascii="Wingdings" w:hAnsi="Wingdings"/>
         <w:sz w:val="20"/>
       </w:rPr>
     </w:lvl>
@@ -8272,7 +8343,7 @@
         <w:ind w:left="5760" w:hanging="360"/>
       </w:pPr>
       <w:rPr>
-        <w:rFonts w:ascii="Wingdings" w:hAnsi="Wingdings" w:hint="default"/>
+        <w:rFonts w:hint="default" w:ascii="Wingdings" w:hAnsi="Wingdings"/>
         <w:sz w:val="20"/>
       </w:rPr>
     </w:lvl>
@@ -8288,7 +8359,7 @@
         <w:ind w:left="6480" w:hanging="360"/>
       </w:pPr>
       <w:rPr>
-        <w:rFonts w:ascii="Wingdings" w:hAnsi="Wingdings" w:hint="default"/>
+        <w:rFonts w:hint="default" w:ascii="Wingdings" w:hAnsi="Wingdings"/>
         <w:sz w:val="20"/>
       </w:rPr>
     </w:lvl>
@@ -8309,7 +8380,7 @@
         <w:ind w:left="720" w:hanging="360"/>
       </w:pPr>
       <w:rPr>
-        <w:rFonts w:ascii="Symbol" w:hAnsi="Symbol" w:hint="default"/>
+        <w:rFonts w:hint="default" w:ascii="Symbol" w:hAnsi="Symbol"/>
         <w:sz w:val="20"/>
       </w:rPr>
     </w:lvl>
@@ -8325,7 +8396,7 @@
         <w:ind w:left="1440" w:hanging="360"/>
       </w:pPr>
       <w:rPr>
-        <w:rFonts w:ascii="Courier New" w:hAnsi="Courier New" w:hint="default"/>
+        <w:rFonts w:hint="default" w:ascii="Courier New" w:hAnsi="Courier New"/>
         <w:sz w:val="20"/>
       </w:rPr>
     </w:lvl>
@@ -8341,7 +8412,7 @@
         <w:ind w:left="2160" w:hanging="360"/>
       </w:pPr>
       <w:rPr>
-        <w:rFonts w:ascii="Wingdings" w:hAnsi="Wingdings" w:hint="default"/>
+        <w:rFonts w:hint="default" w:ascii="Wingdings" w:hAnsi="Wingdings"/>
         <w:sz w:val="20"/>
       </w:rPr>
     </w:lvl>
@@ -8357,7 +8428,7 @@
         <w:ind w:left="2880" w:hanging="360"/>
       </w:pPr>
       <w:rPr>
-        <w:rFonts w:ascii="Wingdings" w:hAnsi="Wingdings" w:hint="default"/>
+        <w:rFonts w:hint="default" w:ascii="Wingdings" w:hAnsi="Wingdings"/>
         <w:sz w:val="20"/>
       </w:rPr>
     </w:lvl>
@@ -8373,7 +8444,7 @@
         <w:ind w:left="3600" w:hanging="360"/>
       </w:pPr>
       <w:rPr>
-        <w:rFonts w:ascii="Wingdings" w:hAnsi="Wingdings" w:hint="default"/>
+        <w:rFonts w:hint="default" w:ascii="Wingdings" w:hAnsi="Wingdings"/>
         <w:sz w:val="20"/>
       </w:rPr>
     </w:lvl>
@@ -8389,7 +8460,7 @@
         <w:ind w:left="4320" w:hanging="360"/>
       </w:pPr>
       <w:rPr>
-        <w:rFonts w:ascii="Wingdings" w:hAnsi="Wingdings" w:hint="default"/>
+        <w:rFonts w:hint="default" w:ascii="Wingdings" w:hAnsi="Wingdings"/>
         <w:sz w:val="20"/>
       </w:rPr>
     </w:lvl>
@@ -8405,7 +8476,7 @@
         <w:ind w:left="5040" w:hanging="360"/>
       </w:pPr>
       <w:rPr>
-        <w:rFonts w:ascii="Wingdings" w:hAnsi="Wingdings" w:hint="default"/>
+        <w:rFonts w:hint="default" w:ascii="Wingdings" w:hAnsi="Wingdings"/>
         <w:sz w:val="20"/>
       </w:rPr>
     </w:lvl>
@@ -8421,7 +8492,7 @@
         <w:ind w:left="5760" w:hanging="360"/>
       </w:pPr>
       <w:rPr>
-        <w:rFonts w:ascii="Wingdings" w:hAnsi="Wingdings" w:hint="default"/>
+        <w:rFonts w:hint="default" w:ascii="Wingdings" w:hAnsi="Wingdings"/>
         <w:sz w:val="20"/>
       </w:rPr>
     </w:lvl>
@@ -8437,7 +8508,7 @@
         <w:ind w:left="6480" w:hanging="360"/>
       </w:pPr>
       <w:rPr>
-        <w:rFonts w:ascii="Wingdings" w:hAnsi="Wingdings" w:hint="default"/>
+        <w:rFonts w:hint="default" w:ascii="Wingdings" w:hAnsi="Wingdings"/>
         <w:sz w:val="20"/>
       </w:rPr>
     </w:lvl>
@@ -8458,7 +8529,7 @@
         <w:ind w:left="720" w:hanging="360"/>
       </w:pPr>
       <w:rPr>
-        <w:rFonts w:ascii="Symbol" w:hAnsi="Symbol" w:hint="default"/>
+        <w:rFonts w:hint="default" w:ascii="Symbol" w:hAnsi="Symbol"/>
         <w:sz w:val="20"/>
       </w:rPr>
     </w:lvl>
@@ -8474,7 +8545,7 @@
         <w:ind w:left="1440" w:hanging="360"/>
       </w:pPr>
       <w:rPr>
-        <w:rFonts w:ascii="Courier New" w:hAnsi="Courier New" w:hint="default"/>
+        <w:rFonts w:hint="default" w:ascii="Courier New" w:hAnsi="Courier New"/>
         <w:sz w:val="20"/>
       </w:rPr>
     </w:lvl>
@@ -8490,7 +8561,7 @@
         <w:ind w:left="2160" w:hanging="360"/>
       </w:pPr>
       <w:rPr>
-        <w:rFonts w:ascii="Wingdings" w:hAnsi="Wingdings" w:hint="default"/>
+        <w:rFonts w:hint="default" w:ascii="Wingdings" w:hAnsi="Wingdings"/>
         <w:sz w:val="20"/>
       </w:rPr>
     </w:lvl>
@@ -8506,7 +8577,7 @@
         <w:ind w:left="2880" w:hanging="360"/>
       </w:pPr>
       <w:rPr>
-        <w:rFonts w:ascii="Wingdings" w:hAnsi="Wingdings" w:hint="default"/>
+        <w:rFonts w:hint="default" w:ascii="Wingdings" w:hAnsi="Wingdings"/>
         <w:sz w:val="20"/>
       </w:rPr>
     </w:lvl>
@@ -8522,7 +8593,7 @@
         <w:ind w:left="3600" w:hanging="360"/>
       </w:pPr>
       <w:rPr>
-        <w:rFonts w:ascii="Wingdings" w:hAnsi="Wingdings" w:hint="default"/>
+        <w:rFonts w:hint="default" w:ascii="Wingdings" w:hAnsi="Wingdings"/>
         <w:sz w:val="20"/>
       </w:rPr>
     </w:lvl>
@@ -8538,7 +8609,7 @@
         <w:ind w:left="4320" w:hanging="360"/>
       </w:pPr>
       <w:rPr>
-        <w:rFonts w:ascii="Wingdings" w:hAnsi="Wingdings" w:hint="default"/>
+        <w:rFonts w:hint="default" w:ascii="Wingdings" w:hAnsi="Wingdings"/>
         <w:sz w:val="20"/>
       </w:rPr>
     </w:lvl>
@@ -8554,7 +8625,7 @@
         <w:ind w:left="5040" w:hanging="360"/>
       </w:pPr>
       <w:rPr>
-        <w:rFonts w:ascii="Wingdings" w:hAnsi="Wingdings" w:hint="default"/>
+        <w:rFonts w:hint="default" w:ascii="Wingdings" w:hAnsi="Wingdings"/>
         <w:sz w:val="20"/>
       </w:rPr>
     </w:lvl>
@@ -8570,7 +8641,7 @@
         <w:ind w:left="5760" w:hanging="360"/>
       </w:pPr>
       <w:rPr>
-        <w:rFonts w:ascii="Wingdings" w:hAnsi="Wingdings" w:hint="default"/>
+        <w:rFonts w:hint="default" w:ascii="Wingdings" w:hAnsi="Wingdings"/>
         <w:sz w:val="20"/>
       </w:rPr>
     </w:lvl>
@@ -8586,7 +8657,7 @@
         <w:ind w:left="6480" w:hanging="360"/>
       </w:pPr>
       <w:rPr>
-        <w:rFonts w:ascii="Wingdings" w:hAnsi="Wingdings" w:hint="default"/>
+        <w:rFonts w:hint="default" w:ascii="Wingdings" w:hAnsi="Wingdings"/>
         <w:sz w:val="20"/>
       </w:rPr>
     </w:lvl>
@@ -8607,7 +8678,7 @@
         <w:ind w:left="720" w:hanging="360"/>
       </w:pPr>
       <w:rPr>
-        <w:rFonts w:ascii="Symbol" w:hAnsi="Symbol" w:hint="default"/>
+        <w:rFonts w:hint="default" w:ascii="Symbol" w:hAnsi="Symbol"/>
         <w:sz w:val="20"/>
       </w:rPr>
     </w:lvl>
@@ -8623,7 +8694,7 @@
         <w:ind w:left="1440" w:hanging="360"/>
       </w:pPr>
       <w:rPr>
-        <w:rFonts w:ascii="Courier New" w:hAnsi="Courier New" w:hint="default"/>
+        <w:rFonts w:hint="default" w:ascii="Courier New" w:hAnsi="Courier New"/>
         <w:sz w:val="20"/>
       </w:rPr>
     </w:lvl>
@@ -8639,7 +8710,7 @@
         <w:ind w:left="2160" w:hanging="360"/>
       </w:pPr>
       <w:rPr>
-        <w:rFonts w:ascii="Wingdings" w:hAnsi="Wingdings" w:hint="default"/>
+        <w:rFonts w:hint="default" w:ascii="Wingdings" w:hAnsi="Wingdings"/>
         <w:sz w:val="20"/>
       </w:rPr>
     </w:lvl>
@@ -8655,7 +8726,7 @@
         <w:ind w:left="2880" w:hanging="360"/>
       </w:pPr>
       <w:rPr>
-        <w:rFonts w:ascii="Wingdings" w:hAnsi="Wingdings" w:hint="default"/>
+        <w:rFonts w:hint="default" w:ascii="Wingdings" w:hAnsi="Wingdings"/>
         <w:sz w:val="20"/>
       </w:rPr>
     </w:lvl>
@@ -8671,7 +8742,7 @@
         <w:ind w:left="3600" w:hanging="360"/>
       </w:pPr>
       <w:rPr>
-        <w:rFonts w:ascii="Wingdings" w:hAnsi="Wingdings" w:hint="default"/>
+        <w:rFonts w:hint="default" w:ascii="Wingdings" w:hAnsi="Wingdings"/>
         <w:sz w:val="20"/>
       </w:rPr>
     </w:lvl>
@@ -8687,7 +8758,7 @@
         <w:ind w:left="4320" w:hanging="360"/>
       </w:pPr>
       <w:rPr>
-        <w:rFonts w:ascii="Wingdings" w:hAnsi="Wingdings" w:hint="default"/>
+        <w:rFonts w:hint="default" w:ascii="Wingdings" w:hAnsi="Wingdings"/>
         <w:sz w:val="20"/>
       </w:rPr>
     </w:lvl>
@@ -8703,7 +8774,7 @@
         <w:ind w:left="5040" w:hanging="360"/>
       </w:pPr>
       <w:rPr>
-        <w:rFonts w:ascii="Wingdings" w:hAnsi="Wingdings" w:hint="default"/>
+        <w:rFonts w:hint="default" w:ascii="Wingdings" w:hAnsi="Wingdings"/>
         <w:sz w:val="20"/>
       </w:rPr>
     </w:lvl>
@@ -8719,7 +8790,7 @@
         <w:ind w:left="5760" w:hanging="360"/>
       </w:pPr>
       <w:rPr>
-        <w:rFonts w:ascii="Wingdings" w:hAnsi="Wingdings" w:hint="default"/>
+        <w:rFonts w:hint="default" w:ascii="Wingdings" w:hAnsi="Wingdings"/>
         <w:sz w:val="20"/>
       </w:rPr>
     </w:lvl>
@@ -8735,7 +8806,7 @@
         <w:ind w:left="6480" w:hanging="360"/>
       </w:pPr>
       <w:rPr>
-        <w:rFonts w:ascii="Wingdings" w:hAnsi="Wingdings" w:hint="default"/>
+        <w:rFonts w:hint="default" w:ascii="Wingdings" w:hAnsi="Wingdings"/>
         <w:sz w:val="20"/>
       </w:rPr>
     </w:lvl>
@@ -8955,7 +9026,7 @@
         <w:ind w:left="720" w:hanging="360"/>
       </w:pPr>
       <w:rPr>
-        <w:rFonts w:ascii="Symbol" w:hAnsi="Symbol" w:hint="default"/>
+        <w:rFonts w:hint="default" w:ascii="Symbol" w:hAnsi="Symbol"/>
         <w:sz w:val="20"/>
       </w:rPr>
     </w:lvl>
@@ -8971,7 +9042,7 @@
         <w:ind w:left="1440" w:hanging="360"/>
       </w:pPr>
       <w:rPr>
-        <w:rFonts w:ascii="Courier New" w:hAnsi="Courier New" w:hint="default"/>
+        <w:rFonts w:hint="default" w:ascii="Courier New" w:hAnsi="Courier New"/>
         <w:sz w:val="20"/>
       </w:rPr>
     </w:lvl>
@@ -8987,7 +9058,7 @@
         <w:ind w:left="2160" w:hanging="360"/>
       </w:pPr>
       <w:rPr>
-        <w:rFonts w:ascii="Wingdings" w:hAnsi="Wingdings" w:hint="default"/>
+        <w:rFonts w:hint="default" w:ascii="Wingdings" w:hAnsi="Wingdings"/>
         <w:sz w:val="20"/>
       </w:rPr>
     </w:lvl>
@@ -9003,7 +9074,7 @@
         <w:ind w:left="2880" w:hanging="360"/>
       </w:pPr>
       <w:rPr>
-        <w:rFonts w:ascii="Wingdings" w:hAnsi="Wingdings" w:hint="default"/>
+        <w:rFonts w:hint="default" w:ascii="Wingdings" w:hAnsi="Wingdings"/>
         <w:sz w:val="20"/>
       </w:rPr>
     </w:lvl>
@@ -9019,7 +9090,7 @@
         <w:ind w:left="3600" w:hanging="360"/>
       </w:pPr>
       <w:rPr>
-        <w:rFonts w:ascii="Wingdings" w:hAnsi="Wingdings" w:hint="default"/>
+        <w:rFonts w:hint="default" w:ascii="Wingdings" w:hAnsi="Wingdings"/>
         <w:sz w:val="20"/>
       </w:rPr>
     </w:lvl>
@@ -9035,7 +9106,7 @@
         <w:ind w:left="4320" w:hanging="360"/>
       </w:pPr>
       <w:rPr>
-        <w:rFonts w:ascii="Wingdings" w:hAnsi="Wingdings" w:hint="default"/>
+        <w:rFonts w:hint="default" w:ascii="Wingdings" w:hAnsi="Wingdings"/>
         <w:sz w:val="20"/>
       </w:rPr>
     </w:lvl>
@@ -9051,7 +9122,7 @@
         <w:ind w:left="5040" w:hanging="360"/>
       </w:pPr>
       <w:rPr>
-        <w:rFonts w:ascii="Wingdings" w:hAnsi="Wingdings" w:hint="default"/>
+        <w:rFonts w:hint="default" w:ascii="Wingdings" w:hAnsi="Wingdings"/>
         <w:sz w:val="20"/>
       </w:rPr>
     </w:lvl>
@@ -9067,7 +9138,7 @@
         <w:ind w:left="5760" w:hanging="360"/>
       </w:pPr>
       <w:rPr>
-        <w:rFonts w:ascii="Wingdings" w:hAnsi="Wingdings" w:hint="default"/>
+        <w:rFonts w:hint="default" w:ascii="Wingdings" w:hAnsi="Wingdings"/>
         <w:sz w:val="20"/>
       </w:rPr>
     </w:lvl>
@@ -9083,7 +9154,7 @@
         <w:ind w:left="6480" w:hanging="360"/>
       </w:pPr>
       <w:rPr>
-        <w:rFonts w:ascii="Wingdings" w:hAnsi="Wingdings" w:hint="default"/>
+        <w:rFonts w:hint="default" w:ascii="Wingdings" w:hAnsi="Wingdings"/>
         <w:sz w:val="20"/>
       </w:rPr>
     </w:lvl>
@@ -9104,7 +9175,7 @@
         <w:ind w:left="720" w:hanging="360"/>
       </w:pPr>
       <w:rPr>
-        <w:rFonts w:ascii="Symbol" w:hAnsi="Symbol" w:hint="default"/>
+        <w:rFonts w:hint="default" w:ascii="Symbol" w:hAnsi="Symbol"/>
         <w:sz w:val="20"/>
       </w:rPr>
     </w:lvl>
@@ -9120,7 +9191,7 @@
         <w:ind w:left="1440" w:hanging="360"/>
       </w:pPr>
       <w:rPr>
-        <w:rFonts w:ascii="Courier New" w:hAnsi="Courier New" w:hint="default"/>
+        <w:rFonts w:hint="default" w:ascii="Courier New" w:hAnsi="Courier New"/>
         <w:sz w:val="20"/>
       </w:rPr>
     </w:lvl>
@@ -9136,7 +9207,7 @@
         <w:ind w:left="2160" w:hanging="360"/>
       </w:pPr>
       <w:rPr>
-        <w:rFonts w:ascii="Wingdings" w:hAnsi="Wingdings" w:hint="default"/>
+        <w:rFonts w:hint="default" w:ascii="Wingdings" w:hAnsi="Wingdings"/>
         <w:sz w:val="20"/>
       </w:rPr>
     </w:lvl>
@@ -9152,7 +9223,7 @@
         <w:ind w:left="2880" w:hanging="360"/>
       </w:pPr>
       <w:rPr>
-        <w:rFonts w:ascii="Wingdings" w:hAnsi="Wingdings" w:hint="default"/>
+        <w:rFonts w:hint="default" w:ascii="Wingdings" w:hAnsi="Wingdings"/>
         <w:sz w:val="20"/>
       </w:rPr>
     </w:lvl>
@@ -9168,7 +9239,7 @@
         <w:ind w:left="3600" w:hanging="360"/>
       </w:pPr>
       <w:rPr>
-        <w:rFonts w:ascii="Wingdings" w:hAnsi="Wingdings" w:hint="default"/>
+        <w:rFonts w:hint="default" w:ascii="Wingdings" w:hAnsi="Wingdings"/>
         <w:sz w:val="20"/>
       </w:rPr>
     </w:lvl>
@@ -9184,7 +9255,7 @@
         <w:ind w:left="4320" w:hanging="360"/>
       </w:pPr>
       <w:rPr>
-        <w:rFonts w:ascii="Wingdings" w:hAnsi="Wingdings" w:hint="default"/>
+        <w:rFonts w:hint="default" w:ascii="Wingdings" w:hAnsi="Wingdings"/>
         <w:sz w:val="20"/>
       </w:rPr>
     </w:lvl>
@@ -9200,7 +9271,7 @@
         <w:ind w:left="5040" w:hanging="360"/>
       </w:pPr>
       <w:rPr>
-        <w:rFonts w:ascii="Wingdings" w:hAnsi="Wingdings" w:hint="default"/>
+        <w:rFonts w:hint="default" w:ascii="Wingdings" w:hAnsi="Wingdings"/>
         <w:sz w:val="20"/>
       </w:rPr>
     </w:lvl>
@@ -9216,7 +9287,7 @@
         <w:ind w:left="5760" w:hanging="360"/>
       </w:pPr>
       <w:rPr>
-        <w:rFonts w:ascii="Wingdings" w:hAnsi="Wingdings" w:hint="default"/>
+        <w:rFonts w:hint="default" w:ascii="Wingdings" w:hAnsi="Wingdings"/>
         <w:sz w:val="20"/>
       </w:rPr>
     </w:lvl>
@@ -9232,7 +9303,7 @@
         <w:ind w:left="6480" w:hanging="360"/>
       </w:pPr>
       <w:rPr>
-        <w:rFonts w:ascii="Wingdings" w:hAnsi="Wingdings" w:hint="default"/>
+        <w:rFonts w:hint="default" w:ascii="Wingdings" w:hAnsi="Wingdings"/>
         <w:sz w:val="20"/>
       </w:rPr>
     </w:lvl>
@@ -9253,7 +9324,7 @@
         <w:ind w:left="720" w:hanging="360"/>
       </w:pPr>
       <w:rPr>
-        <w:rFonts w:ascii="Symbol" w:hAnsi="Symbol" w:hint="default"/>
+        <w:rFonts w:hint="default" w:ascii="Symbol" w:hAnsi="Symbol"/>
         <w:sz w:val="20"/>
       </w:rPr>
     </w:lvl>
@@ -9269,7 +9340,7 @@
         <w:ind w:left="1440" w:hanging="360"/>
       </w:pPr>
       <w:rPr>
-        <w:rFonts w:ascii="Courier New" w:hAnsi="Courier New" w:hint="default"/>
+        <w:rFonts w:hint="default" w:ascii="Courier New" w:hAnsi="Courier New"/>
         <w:sz w:val="20"/>
       </w:rPr>
     </w:lvl>
@@ -9285,7 +9356,7 @@
         <w:ind w:left="2160" w:hanging="360"/>
       </w:pPr>
       <w:rPr>
-        <w:rFonts w:ascii="Wingdings" w:hAnsi="Wingdings" w:hint="default"/>
+        <w:rFonts w:hint="default" w:ascii="Wingdings" w:hAnsi="Wingdings"/>
         <w:sz w:val="20"/>
       </w:rPr>
     </w:lvl>
@@ -9301,7 +9372,7 @@
         <w:ind w:left="2880" w:hanging="360"/>
       </w:pPr>
       <w:rPr>
-        <w:rFonts w:ascii="Wingdings" w:hAnsi="Wingdings" w:hint="default"/>
+        <w:rFonts w:hint="default" w:ascii="Wingdings" w:hAnsi="Wingdings"/>
         <w:sz w:val="20"/>
       </w:rPr>
     </w:lvl>
@@ -9317,7 +9388,7 @@
         <w:ind w:left="3600" w:hanging="360"/>
       </w:pPr>
       <w:rPr>
-        <w:rFonts w:ascii="Wingdings" w:hAnsi="Wingdings" w:hint="default"/>
+        <w:rFonts w:hint="default" w:ascii="Wingdings" w:hAnsi="Wingdings"/>
         <w:sz w:val="20"/>
       </w:rPr>
     </w:lvl>
@@ -9333,7 +9404,7 @@
         <w:ind w:left="4320" w:hanging="360"/>
       </w:pPr>
       <w:rPr>
-        <w:rFonts w:ascii="Wingdings" w:hAnsi="Wingdings" w:hint="default"/>
+        <w:rFonts w:hint="default" w:ascii="Wingdings" w:hAnsi="Wingdings"/>
         <w:sz w:val="20"/>
       </w:rPr>
     </w:lvl>
@@ -9349,7 +9420,7 @@
         <w:ind w:left="5040" w:hanging="360"/>
       </w:pPr>
       <w:rPr>
-        <w:rFonts w:ascii="Wingdings" w:hAnsi="Wingdings" w:hint="default"/>
+        <w:rFonts w:hint="default" w:ascii="Wingdings" w:hAnsi="Wingdings"/>
         <w:sz w:val="20"/>
       </w:rPr>
     </w:lvl>
@@ -9365,7 +9436,7 @@
         <w:ind w:left="5760" w:hanging="360"/>
       </w:pPr>
       <w:rPr>
-        <w:rFonts w:ascii="Wingdings" w:hAnsi="Wingdings" w:hint="default"/>
+        <w:rFonts w:hint="default" w:ascii="Wingdings" w:hAnsi="Wingdings"/>
         <w:sz w:val="20"/>
       </w:rPr>
     </w:lvl>
@@ -9381,7 +9452,7 @@
         <w:ind w:left="6480" w:hanging="360"/>
       </w:pPr>
       <w:rPr>
-        <w:rFonts w:ascii="Wingdings" w:hAnsi="Wingdings" w:hint="default"/>
+        <w:rFonts w:hint="default" w:ascii="Wingdings" w:hAnsi="Wingdings"/>
         <w:sz w:val="20"/>
       </w:rPr>
     </w:lvl>
@@ -9398,7 +9469,7 @@
         <w:ind w:left="720" w:hanging="360"/>
       </w:pPr>
       <w:rPr>
-        <w:rFonts w:ascii="Calibri" w:eastAsiaTheme="minorHAnsi" w:hAnsi="Calibri" w:cs="Calibri" w:hint="default"/>
+        <w:rFonts w:hint="default" w:ascii="Calibri" w:hAnsi="Calibri" w:cs="Calibri" w:eastAsiaTheme="minorHAnsi"/>
         <w:b/>
       </w:rPr>
     </w:lvl>
@@ -9411,7 +9482,7 @@
         <w:ind w:left="1440" w:hanging="360"/>
       </w:pPr>
       <w:rPr>
-        <w:rFonts w:ascii="Courier New" w:hAnsi="Courier New" w:cs="Courier New" w:hint="default"/>
+        <w:rFonts w:hint="default" w:ascii="Courier New" w:hAnsi="Courier New" w:cs="Courier New"/>
       </w:rPr>
     </w:lvl>
     <w:lvl w:ilvl="2" w:tplc="240A0005" w:tentative="1">
@@ -9423,7 +9494,7 @@
         <w:ind w:left="2160" w:hanging="360"/>
       </w:pPr>
       <w:rPr>
-        <w:rFonts w:ascii="Wingdings" w:hAnsi="Wingdings" w:hint="default"/>
+        <w:rFonts w:hint="default" w:ascii="Wingdings" w:hAnsi="Wingdings"/>
       </w:rPr>
     </w:lvl>
     <w:lvl w:ilvl="3" w:tplc="240A0001" w:tentative="1">
@@ -9435,7 +9506,7 @@
         <w:ind w:left="2880" w:hanging="360"/>
       </w:pPr>
       <w:rPr>
-        <w:rFonts w:ascii="Symbol" w:hAnsi="Symbol" w:hint="default"/>
+        <w:rFonts w:hint="default" w:ascii="Symbol" w:hAnsi="Symbol"/>
       </w:rPr>
     </w:lvl>
     <w:lvl w:ilvl="4" w:tplc="240A0003" w:tentative="1">
@@ -9447,7 +9518,7 @@
         <w:ind w:left="3600" w:hanging="360"/>
       </w:pPr>
       <w:rPr>
-        <w:rFonts w:ascii="Courier New" w:hAnsi="Courier New" w:cs="Courier New" w:hint="default"/>
+        <w:rFonts w:hint="default" w:ascii="Courier New" w:hAnsi="Courier New" w:cs="Courier New"/>
       </w:rPr>
     </w:lvl>
     <w:lvl w:ilvl="5" w:tplc="240A0005" w:tentative="1">
@@ -9459,7 +9530,7 @@
         <w:ind w:left="4320" w:hanging="360"/>
       </w:pPr>
       <w:rPr>
-        <w:rFonts w:ascii="Wingdings" w:hAnsi="Wingdings" w:hint="default"/>
+        <w:rFonts w:hint="default" w:ascii="Wingdings" w:hAnsi="Wingdings"/>
       </w:rPr>
     </w:lvl>
     <w:lvl w:ilvl="6" w:tplc="240A0001" w:tentative="1">
@@ -9471,7 +9542,7 @@
         <w:ind w:left="5040" w:hanging="360"/>
       </w:pPr>
       <w:rPr>
-        <w:rFonts w:ascii="Symbol" w:hAnsi="Symbol" w:hint="default"/>
+        <w:rFonts w:hint="default" w:ascii="Symbol" w:hAnsi="Symbol"/>
       </w:rPr>
     </w:lvl>
     <w:lvl w:ilvl="7" w:tplc="240A0003" w:tentative="1">
@@ -9483,7 +9554,7 @@
         <w:ind w:left="5760" w:hanging="360"/>
       </w:pPr>
       <w:rPr>
-        <w:rFonts w:ascii="Courier New" w:hAnsi="Courier New" w:cs="Courier New" w:hint="default"/>
+        <w:rFonts w:hint="default" w:ascii="Courier New" w:hAnsi="Courier New" w:cs="Courier New"/>
       </w:rPr>
     </w:lvl>
     <w:lvl w:ilvl="8" w:tplc="240A0005" w:tentative="1">
@@ -9495,7 +9566,7 @@
         <w:ind w:left="6480" w:hanging="360"/>
       </w:pPr>
       <w:rPr>
-        <w:rFonts w:ascii="Wingdings" w:hAnsi="Wingdings" w:hint="default"/>
+        <w:rFonts w:hint="default" w:ascii="Wingdings" w:hAnsi="Wingdings"/>
       </w:rPr>
     </w:lvl>
   </w:abstractNum>
@@ -9512,7 +9583,7 @@
         <w:ind w:left="720" w:hanging="360"/>
       </w:pPr>
       <w:rPr>
-        <w:rFonts w:ascii="Symbol" w:hAnsi="Symbol" w:hint="default"/>
+        <w:rFonts w:hint="default" w:ascii="Symbol" w:hAnsi="Symbol"/>
       </w:rPr>
     </w:lvl>
     <w:lvl w:ilvl="1" w:tplc="97C25464">
@@ -9524,7 +9595,7 @@
         <w:ind w:left="1440" w:hanging="360"/>
       </w:pPr>
       <w:rPr>
-        <w:rFonts w:ascii="Courier New" w:hAnsi="Courier New" w:hint="default"/>
+        <w:rFonts w:hint="default" w:ascii="Courier New" w:hAnsi="Courier New"/>
       </w:rPr>
     </w:lvl>
     <w:lvl w:ilvl="2" w:tplc="F09E9C70">
@@ -9536,7 +9607,7 @@
         <w:ind w:left="2160" w:hanging="360"/>
       </w:pPr>
       <w:rPr>
-        <w:rFonts w:ascii="Wingdings" w:hAnsi="Wingdings" w:hint="default"/>
+        <w:rFonts w:hint="default" w:ascii="Wingdings" w:hAnsi="Wingdings"/>
       </w:rPr>
     </w:lvl>
     <w:lvl w:ilvl="3" w:tplc="1996CF2A">
@@ -9548,7 +9619,7 @@
         <w:ind w:left="2880" w:hanging="360"/>
       </w:pPr>
       <w:rPr>
-        <w:rFonts w:ascii="Symbol" w:hAnsi="Symbol" w:hint="default"/>
+        <w:rFonts w:hint="default" w:ascii="Symbol" w:hAnsi="Symbol"/>
       </w:rPr>
     </w:lvl>
     <w:lvl w:ilvl="4" w:tplc="075CC616">
@@ -9560,7 +9631,7 @@
         <w:ind w:left="3600" w:hanging="360"/>
       </w:pPr>
       <w:rPr>
-        <w:rFonts w:ascii="Courier New" w:hAnsi="Courier New" w:hint="default"/>
+        <w:rFonts w:hint="default" w:ascii="Courier New" w:hAnsi="Courier New"/>
       </w:rPr>
     </w:lvl>
     <w:lvl w:ilvl="5" w:tplc="AD5C41B8">
@@ -9572,7 +9643,7 @@
         <w:ind w:left="4320" w:hanging="360"/>
       </w:pPr>
       <w:rPr>
-        <w:rFonts w:ascii="Wingdings" w:hAnsi="Wingdings" w:hint="default"/>
+        <w:rFonts w:hint="default" w:ascii="Wingdings" w:hAnsi="Wingdings"/>
       </w:rPr>
     </w:lvl>
     <w:lvl w:ilvl="6" w:tplc="C5280478">
@@ -9584,7 +9655,7 @@
         <w:ind w:left="5040" w:hanging="360"/>
       </w:pPr>
       <w:rPr>
-        <w:rFonts w:ascii="Symbol" w:hAnsi="Symbol" w:hint="default"/>
+        <w:rFonts w:hint="default" w:ascii="Symbol" w:hAnsi="Symbol"/>
       </w:rPr>
     </w:lvl>
     <w:lvl w:ilvl="7" w:tplc="CB9EFEE4">
@@ -9596,7 +9667,7 @@
         <w:ind w:left="5760" w:hanging="360"/>
       </w:pPr>
       <w:rPr>
-        <w:rFonts w:ascii="Courier New" w:hAnsi="Courier New" w:hint="default"/>
+        <w:rFonts w:hint="default" w:ascii="Courier New" w:hAnsi="Courier New"/>
       </w:rPr>
     </w:lvl>
     <w:lvl w:ilvl="8" w:tplc="0AE8AC58">
@@ -9608,7 +9679,7 @@
         <w:ind w:left="6480" w:hanging="360"/>
       </w:pPr>
       <w:rPr>
-        <w:rFonts w:ascii="Wingdings" w:hAnsi="Wingdings" w:hint="default"/>
+        <w:rFonts w:hint="default" w:ascii="Wingdings" w:hAnsi="Wingdings"/>
       </w:rPr>
     </w:lvl>
   </w:abstractNum>
@@ -9628,7 +9699,7 @@
         <w:ind w:left="720" w:hanging="360"/>
       </w:pPr>
       <w:rPr>
-        <w:rFonts w:ascii="Symbol" w:hAnsi="Symbol" w:hint="default"/>
+        <w:rFonts w:hint="default" w:ascii="Symbol" w:hAnsi="Symbol"/>
         <w:sz w:val="20"/>
       </w:rPr>
     </w:lvl>
@@ -9644,7 +9715,7 @@
         <w:ind w:left="1440" w:hanging="360"/>
       </w:pPr>
       <w:rPr>
-        <w:rFonts w:ascii="Courier New" w:hAnsi="Courier New" w:hint="default"/>
+        <w:rFonts w:hint="default" w:ascii="Courier New" w:hAnsi="Courier New"/>
         <w:sz w:val="20"/>
       </w:rPr>
     </w:lvl>
@@ -9660,7 +9731,7 @@
         <w:ind w:left="2160" w:hanging="360"/>
       </w:pPr>
       <w:rPr>
-        <w:rFonts w:ascii="Wingdings" w:hAnsi="Wingdings" w:hint="default"/>
+        <w:rFonts w:hint="default" w:ascii="Wingdings" w:hAnsi="Wingdings"/>
         <w:sz w:val="20"/>
       </w:rPr>
     </w:lvl>
@@ -9676,7 +9747,7 @@
         <w:ind w:left="2880" w:hanging="360"/>
       </w:pPr>
       <w:rPr>
-        <w:rFonts w:ascii="Wingdings" w:hAnsi="Wingdings" w:hint="default"/>
+        <w:rFonts w:hint="default" w:ascii="Wingdings" w:hAnsi="Wingdings"/>
         <w:sz w:val="20"/>
       </w:rPr>
     </w:lvl>
@@ -9692,7 +9763,7 @@
         <w:ind w:left="3600" w:hanging="360"/>
       </w:pPr>
       <w:rPr>
-        <w:rFonts w:ascii="Wingdings" w:hAnsi="Wingdings" w:hint="default"/>
+        <w:rFonts w:hint="default" w:ascii="Wingdings" w:hAnsi="Wingdings"/>
         <w:sz w:val="20"/>
       </w:rPr>
     </w:lvl>
@@ -9708,7 +9779,7 @@
         <w:ind w:left="4320" w:hanging="360"/>
       </w:pPr>
       <w:rPr>
-        <w:rFonts w:ascii="Wingdings" w:hAnsi="Wingdings" w:hint="default"/>
+        <w:rFonts w:hint="default" w:ascii="Wingdings" w:hAnsi="Wingdings"/>
         <w:sz w:val="20"/>
       </w:rPr>
     </w:lvl>
@@ -9724,7 +9795,7 @@
         <w:ind w:left="5040" w:hanging="360"/>
       </w:pPr>
       <w:rPr>
-        <w:rFonts w:ascii="Wingdings" w:hAnsi="Wingdings" w:hint="default"/>
+        <w:rFonts w:hint="default" w:ascii="Wingdings" w:hAnsi="Wingdings"/>
         <w:sz w:val="20"/>
       </w:rPr>
     </w:lvl>
@@ -9740,7 +9811,7 @@
         <w:ind w:left="5760" w:hanging="360"/>
       </w:pPr>
       <w:rPr>
-        <w:rFonts w:ascii="Wingdings" w:hAnsi="Wingdings" w:hint="default"/>
+        <w:rFonts w:hint="default" w:ascii="Wingdings" w:hAnsi="Wingdings"/>
         <w:sz w:val="20"/>
       </w:rPr>
     </w:lvl>
@@ -9756,7 +9827,7 @@
         <w:ind w:left="6480" w:hanging="360"/>
       </w:pPr>
       <w:rPr>
-        <w:rFonts w:ascii="Wingdings" w:hAnsi="Wingdings" w:hint="default"/>
+        <w:rFonts w:hint="default" w:ascii="Wingdings" w:hAnsi="Wingdings"/>
         <w:sz w:val="20"/>
       </w:rPr>
     </w:lvl>
@@ -9777,7 +9848,7 @@
         <w:ind w:left="720" w:hanging="360"/>
       </w:pPr>
       <w:rPr>
-        <w:rFonts w:ascii="Symbol" w:hAnsi="Symbol" w:hint="default"/>
+        <w:rFonts w:hint="default" w:ascii="Symbol" w:hAnsi="Symbol"/>
         <w:sz w:val="20"/>
       </w:rPr>
     </w:lvl>
@@ -9793,7 +9864,7 @@
         <w:ind w:left="1440" w:hanging="360"/>
       </w:pPr>
       <w:rPr>
-        <w:rFonts w:ascii="Courier New" w:hAnsi="Courier New" w:hint="default"/>
+        <w:rFonts w:hint="default" w:ascii="Courier New" w:hAnsi="Courier New"/>
         <w:sz w:val="20"/>
       </w:rPr>
     </w:lvl>
@@ -9809,7 +9880,7 @@
         <w:ind w:left="2160" w:hanging="360"/>
       </w:pPr>
       <w:rPr>
-        <w:rFonts w:ascii="Wingdings" w:hAnsi="Wingdings" w:hint="default"/>
+        <w:rFonts w:hint="default" w:ascii="Wingdings" w:hAnsi="Wingdings"/>
         <w:sz w:val="20"/>
       </w:rPr>
     </w:lvl>
@@ -9825,7 +9896,7 @@
         <w:ind w:left="2880" w:hanging="360"/>
       </w:pPr>
       <w:rPr>
-        <w:rFonts w:ascii="Wingdings" w:hAnsi="Wingdings" w:hint="default"/>
+        <w:rFonts w:hint="default" w:ascii="Wingdings" w:hAnsi="Wingdings"/>
         <w:sz w:val="20"/>
       </w:rPr>
     </w:lvl>
@@ -9841,7 +9912,7 @@
         <w:ind w:left="3600" w:hanging="360"/>
       </w:pPr>
       <w:rPr>
-        <w:rFonts w:ascii="Wingdings" w:hAnsi="Wingdings" w:hint="default"/>
+        <w:rFonts w:hint="default" w:ascii="Wingdings" w:hAnsi="Wingdings"/>
         <w:sz w:val="20"/>
       </w:rPr>
     </w:lvl>
@@ -9857,7 +9928,7 @@
         <w:ind w:left="4320" w:hanging="360"/>
       </w:pPr>
       <w:rPr>
-        <w:rFonts w:ascii="Wingdings" w:hAnsi="Wingdings" w:hint="default"/>
+        <w:rFonts w:hint="default" w:ascii="Wingdings" w:hAnsi="Wingdings"/>
         <w:sz w:val="20"/>
       </w:rPr>
     </w:lvl>
@@ -9873,7 +9944,7 @@
         <w:ind w:left="5040" w:hanging="360"/>
       </w:pPr>
       <w:rPr>
-        <w:rFonts w:ascii="Wingdings" w:hAnsi="Wingdings" w:hint="default"/>
+        <w:rFonts w:hint="default" w:ascii="Wingdings" w:hAnsi="Wingdings"/>
         <w:sz w:val="20"/>
       </w:rPr>
     </w:lvl>
@@ -9889,7 +9960,7 @@
         <w:ind w:left="5760" w:hanging="360"/>
       </w:pPr>
       <w:rPr>
-        <w:rFonts w:ascii="Wingdings" w:hAnsi="Wingdings" w:hint="default"/>
+        <w:rFonts w:hint="default" w:ascii="Wingdings" w:hAnsi="Wingdings"/>
         <w:sz w:val="20"/>
       </w:rPr>
     </w:lvl>
@@ -9905,7 +9976,7 @@
         <w:ind w:left="6480" w:hanging="360"/>
       </w:pPr>
       <w:rPr>
-        <w:rFonts w:ascii="Wingdings" w:hAnsi="Wingdings" w:hint="default"/>
+        <w:rFonts w:hint="default" w:ascii="Wingdings" w:hAnsi="Wingdings"/>
         <w:sz w:val="20"/>
       </w:rPr>
     </w:lvl>
@@ -9926,7 +9997,7 @@
         <w:ind w:left="720" w:hanging="360"/>
       </w:pPr>
       <w:rPr>
-        <w:rFonts w:ascii="Symbol" w:hAnsi="Symbol" w:hint="default"/>
+        <w:rFonts w:hint="default" w:ascii="Symbol" w:hAnsi="Symbol"/>
         <w:sz w:val="20"/>
       </w:rPr>
     </w:lvl>
@@ -9942,7 +10013,7 @@
         <w:ind w:left="1440" w:hanging="360"/>
       </w:pPr>
       <w:rPr>
-        <w:rFonts w:ascii="Courier New" w:hAnsi="Courier New" w:hint="default"/>
+        <w:rFonts w:hint="default" w:ascii="Courier New" w:hAnsi="Courier New"/>
         <w:sz w:val="20"/>
       </w:rPr>
     </w:lvl>
@@ -9958,7 +10029,7 @@
         <w:ind w:left="2160" w:hanging="360"/>
       </w:pPr>
       <w:rPr>
-        <w:rFonts w:ascii="Wingdings" w:hAnsi="Wingdings" w:hint="default"/>
+        <w:rFonts w:hint="default" w:ascii="Wingdings" w:hAnsi="Wingdings"/>
         <w:sz w:val="20"/>
       </w:rPr>
     </w:lvl>
@@ -9974,7 +10045,7 @@
         <w:ind w:left="2880" w:hanging="360"/>
       </w:pPr>
       <w:rPr>
-        <w:rFonts w:ascii="Wingdings" w:hAnsi="Wingdings" w:hint="default"/>
+        <w:rFonts w:hint="default" w:ascii="Wingdings" w:hAnsi="Wingdings"/>
         <w:sz w:val="20"/>
       </w:rPr>
     </w:lvl>
@@ -9990,7 +10061,7 @@
         <w:ind w:left="3600" w:hanging="360"/>
       </w:pPr>
       <w:rPr>
-        <w:rFonts w:ascii="Wingdings" w:hAnsi="Wingdings" w:hint="default"/>
+        <w:rFonts w:hint="default" w:ascii="Wingdings" w:hAnsi="Wingdings"/>
         <w:sz w:val="20"/>
       </w:rPr>
     </w:lvl>
@@ -10006,7 +10077,7 @@
         <w:ind w:left="4320" w:hanging="360"/>
       </w:pPr>
       <w:rPr>
-        <w:rFonts w:ascii="Wingdings" w:hAnsi="Wingdings" w:hint="default"/>
+        <w:rFonts w:hint="default" w:ascii="Wingdings" w:hAnsi="Wingdings"/>
         <w:sz w:val="20"/>
       </w:rPr>
     </w:lvl>
@@ -10022,7 +10093,7 @@
         <w:ind w:left="5040" w:hanging="360"/>
       </w:pPr>
       <w:rPr>
-        <w:rFonts w:ascii="Wingdings" w:hAnsi="Wingdings" w:hint="default"/>
+        <w:rFonts w:hint="default" w:ascii="Wingdings" w:hAnsi="Wingdings"/>
         <w:sz w:val="20"/>
       </w:rPr>
     </w:lvl>
@@ -10038,7 +10109,7 @@
         <w:ind w:left="5760" w:hanging="360"/>
       </w:pPr>
       <w:rPr>
-        <w:rFonts w:ascii="Wingdings" w:hAnsi="Wingdings" w:hint="default"/>
+        <w:rFonts w:hint="default" w:ascii="Wingdings" w:hAnsi="Wingdings"/>
         <w:sz w:val="20"/>
       </w:rPr>
     </w:lvl>
@@ -10054,7 +10125,7 @@
         <w:ind w:left="6480" w:hanging="360"/>
       </w:pPr>
       <w:rPr>
-        <w:rFonts w:ascii="Wingdings" w:hAnsi="Wingdings" w:hint="default"/>
+        <w:rFonts w:hint="default" w:ascii="Wingdings" w:hAnsi="Wingdings"/>
         <w:sz w:val="20"/>
       </w:rPr>
     </w:lvl>
@@ -10075,7 +10146,7 @@
         <w:ind w:left="720" w:hanging="360"/>
       </w:pPr>
       <w:rPr>
-        <w:rFonts w:ascii="Symbol" w:hAnsi="Symbol" w:hint="default"/>
+        <w:rFonts w:hint="default" w:ascii="Symbol" w:hAnsi="Symbol"/>
         <w:sz w:val="20"/>
       </w:rPr>
     </w:lvl>
@@ -10091,7 +10162,7 @@
         <w:ind w:left="1440" w:hanging="360"/>
       </w:pPr>
       <w:rPr>
-        <w:rFonts w:ascii="Courier New" w:hAnsi="Courier New" w:hint="default"/>
+        <w:rFonts w:hint="default" w:ascii="Courier New" w:hAnsi="Courier New"/>
         <w:sz w:val="20"/>
       </w:rPr>
     </w:lvl>
@@ -10107,7 +10178,7 @@
         <w:ind w:left="2160" w:hanging="360"/>
       </w:pPr>
       <w:rPr>
-        <w:rFonts w:ascii="Wingdings" w:hAnsi="Wingdings" w:hint="default"/>
+        <w:rFonts w:hint="default" w:ascii="Wingdings" w:hAnsi="Wingdings"/>
         <w:sz w:val="20"/>
       </w:rPr>
     </w:lvl>
@@ -10123,7 +10194,7 @@
         <w:ind w:left="2880" w:hanging="360"/>
       </w:pPr>
       <w:rPr>
-        <w:rFonts w:ascii="Wingdings" w:hAnsi="Wingdings" w:hint="default"/>
+        <w:rFonts w:hint="default" w:ascii="Wingdings" w:hAnsi="Wingdings"/>
         <w:sz w:val="20"/>
       </w:rPr>
     </w:lvl>
@@ -10139,7 +10210,7 @@
         <w:ind w:left="3600" w:hanging="360"/>
       </w:pPr>
       <w:rPr>
-        <w:rFonts w:ascii="Wingdings" w:hAnsi="Wingdings" w:hint="default"/>
+        <w:rFonts w:hint="default" w:ascii="Wingdings" w:hAnsi="Wingdings"/>
         <w:sz w:val="20"/>
       </w:rPr>
     </w:lvl>
@@ -10155,7 +10226,7 @@
         <w:ind w:left="4320" w:hanging="360"/>
       </w:pPr>
       <w:rPr>
-        <w:rFonts w:ascii="Wingdings" w:hAnsi="Wingdings" w:hint="default"/>
+        <w:rFonts w:hint="default" w:ascii="Wingdings" w:hAnsi="Wingdings"/>
         <w:sz w:val="20"/>
       </w:rPr>
     </w:lvl>
@@ -10171,7 +10242,7 @@
         <w:ind w:left="5040" w:hanging="360"/>
       </w:pPr>
       <w:rPr>
-        <w:rFonts w:ascii="Wingdings" w:hAnsi="Wingdings" w:hint="default"/>
+        <w:rFonts w:hint="default" w:ascii="Wingdings" w:hAnsi="Wingdings"/>
         <w:sz w:val="20"/>
       </w:rPr>
     </w:lvl>
@@ -10187,7 +10258,7 @@
         <w:ind w:left="5760" w:hanging="360"/>
       </w:pPr>
       <w:rPr>
-        <w:rFonts w:ascii="Wingdings" w:hAnsi="Wingdings" w:hint="default"/>
+        <w:rFonts w:hint="default" w:ascii="Wingdings" w:hAnsi="Wingdings"/>
         <w:sz w:val="20"/>
       </w:rPr>
     </w:lvl>
@@ -10203,7 +10274,7 @@
         <w:ind w:left="6480" w:hanging="360"/>
       </w:pPr>
       <w:rPr>
-        <w:rFonts w:ascii="Wingdings" w:hAnsi="Wingdings" w:hint="default"/>
+        <w:rFonts w:hint="default" w:ascii="Wingdings" w:hAnsi="Wingdings"/>
         <w:sz w:val="20"/>
       </w:rPr>
     </w:lvl>
@@ -10224,7 +10295,7 @@
         <w:ind w:left="720" w:hanging="360"/>
       </w:pPr>
       <w:rPr>
-        <w:rFonts w:ascii="Symbol" w:hAnsi="Symbol" w:hint="default"/>
+        <w:rFonts w:hint="default" w:ascii="Symbol" w:hAnsi="Symbol"/>
         <w:sz w:val="20"/>
       </w:rPr>
     </w:lvl>
@@ -10240,7 +10311,7 @@
         <w:ind w:left="1440" w:hanging="360"/>
       </w:pPr>
       <w:rPr>
-        <w:rFonts w:ascii="Courier New" w:hAnsi="Courier New" w:hint="default"/>
+        <w:rFonts w:hint="default" w:ascii="Courier New" w:hAnsi="Courier New"/>
         <w:sz w:val="20"/>
       </w:rPr>
     </w:lvl>
@@ -10256,7 +10327,7 @@
         <w:ind w:left="2160" w:hanging="360"/>
       </w:pPr>
       <w:rPr>
-        <w:rFonts w:ascii="Wingdings" w:hAnsi="Wingdings" w:hint="default"/>
+        <w:rFonts w:hint="default" w:ascii="Wingdings" w:hAnsi="Wingdings"/>
         <w:sz w:val="20"/>
       </w:rPr>
     </w:lvl>
@@ -10272,7 +10343,7 @@
         <w:ind w:left="2880" w:hanging="360"/>
       </w:pPr>
       <w:rPr>
-        <w:rFonts w:ascii="Wingdings" w:hAnsi="Wingdings" w:hint="default"/>
+        <w:rFonts w:hint="default" w:ascii="Wingdings" w:hAnsi="Wingdings"/>
         <w:sz w:val="20"/>
       </w:rPr>
     </w:lvl>
@@ -10288,7 +10359,7 @@
         <w:ind w:left="3600" w:hanging="360"/>
       </w:pPr>
       <w:rPr>
-        <w:rFonts w:ascii="Wingdings" w:hAnsi="Wingdings" w:hint="default"/>
+        <w:rFonts w:hint="default" w:ascii="Wingdings" w:hAnsi="Wingdings"/>
         <w:sz w:val="20"/>
       </w:rPr>
     </w:lvl>
@@ -10304,7 +10375,7 @@
         <w:ind w:left="4320" w:hanging="360"/>
       </w:pPr>
       <w:rPr>
-        <w:rFonts w:ascii="Wingdings" w:hAnsi="Wingdings" w:hint="default"/>
+        <w:rFonts w:hint="default" w:ascii="Wingdings" w:hAnsi="Wingdings"/>
         <w:sz w:val="20"/>
       </w:rPr>
     </w:lvl>
@@ -10320,7 +10391,7 @@
         <w:ind w:left="5040" w:hanging="360"/>
       </w:pPr>
       <w:rPr>
-        <w:rFonts w:ascii="Wingdings" w:hAnsi="Wingdings" w:hint="default"/>
+        <w:rFonts w:hint="default" w:ascii="Wingdings" w:hAnsi="Wingdings"/>
         <w:sz w:val="20"/>
       </w:rPr>
     </w:lvl>
@@ -10336,7 +10407,7 @@
         <w:ind w:left="5760" w:hanging="360"/>
       </w:pPr>
       <w:rPr>
-        <w:rFonts w:ascii="Wingdings" w:hAnsi="Wingdings" w:hint="default"/>
+        <w:rFonts w:hint="default" w:ascii="Wingdings" w:hAnsi="Wingdings"/>
         <w:sz w:val="20"/>
       </w:rPr>
     </w:lvl>
@@ -10352,7 +10423,7 @@
         <w:ind w:left="6480" w:hanging="360"/>
       </w:pPr>
       <w:rPr>
-        <w:rFonts w:ascii="Wingdings" w:hAnsi="Wingdings" w:hint="default"/>
+        <w:rFonts w:hint="default" w:ascii="Wingdings" w:hAnsi="Wingdings"/>
         <w:sz w:val="20"/>
       </w:rPr>
     </w:lvl>
@@ -10370,7 +10441,7 @@
         <w:ind w:left="720" w:hanging="360"/>
       </w:pPr>
       <w:rPr>
-        <w:rFonts w:ascii="Symbol" w:hAnsi="Symbol" w:hint="default"/>
+        <w:rFonts w:hint="default" w:ascii="Symbol" w:hAnsi="Symbol"/>
       </w:rPr>
     </w:lvl>
     <w:lvl w:ilvl="1" w:tplc="240A0003" w:tentative="1">
@@ -10382,7 +10453,7 @@
         <w:ind w:left="1440" w:hanging="360"/>
       </w:pPr>
       <w:rPr>
-        <w:rFonts w:ascii="Courier New" w:hAnsi="Courier New" w:cs="Courier New" w:hint="default"/>
+        <w:rFonts w:hint="default" w:ascii="Courier New" w:hAnsi="Courier New" w:cs="Courier New"/>
       </w:rPr>
     </w:lvl>
     <w:lvl w:ilvl="2" w:tplc="240A0005" w:tentative="1">
@@ -10394,7 +10465,7 @@
         <w:ind w:left="2160" w:hanging="360"/>
       </w:pPr>
       <w:rPr>
-        <w:rFonts w:ascii="Wingdings" w:hAnsi="Wingdings" w:hint="default"/>
+        <w:rFonts w:hint="default" w:ascii="Wingdings" w:hAnsi="Wingdings"/>
       </w:rPr>
     </w:lvl>
     <w:lvl w:ilvl="3" w:tplc="240A0001" w:tentative="1">
@@ -10406,7 +10477,7 @@
         <w:ind w:left="2880" w:hanging="360"/>
       </w:pPr>
       <w:rPr>
-        <w:rFonts w:ascii="Symbol" w:hAnsi="Symbol" w:hint="default"/>
+        <w:rFonts w:hint="default" w:ascii="Symbol" w:hAnsi="Symbol"/>
       </w:rPr>
     </w:lvl>
     <w:lvl w:ilvl="4" w:tplc="240A0003" w:tentative="1">
@@ -10418,7 +10489,7 @@
         <w:ind w:left="3600" w:hanging="360"/>
       </w:pPr>
       <w:rPr>
-        <w:rFonts w:ascii="Courier New" w:hAnsi="Courier New" w:cs="Courier New" w:hint="default"/>
+        <w:rFonts w:hint="default" w:ascii="Courier New" w:hAnsi="Courier New" w:cs="Courier New"/>
       </w:rPr>
     </w:lvl>
     <w:lvl w:ilvl="5" w:tplc="240A0005" w:tentative="1">
@@ -10430,7 +10501,7 @@
         <w:ind w:left="4320" w:hanging="360"/>
       </w:pPr>
       <w:rPr>
-        <w:rFonts w:ascii="Wingdings" w:hAnsi="Wingdings" w:hint="default"/>
+        <w:rFonts w:hint="default" w:ascii="Wingdings" w:hAnsi="Wingdings"/>
       </w:rPr>
     </w:lvl>
     <w:lvl w:ilvl="6" w:tplc="240A0001" w:tentative="1">
@@ -10442,7 +10513,7 @@
         <w:ind w:left="5040" w:hanging="360"/>
       </w:pPr>
       <w:rPr>
-        <w:rFonts w:ascii="Symbol" w:hAnsi="Symbol" w:hint="default"/>
+        <w:rFonts w:hint="default" w:ascii="Symbol" w:hAnsi="Symbol"/>
       </w:rPr>
     </w:lvl>
     <w:lvl w:ilvl="7" w:tplc="240A0003" w:tentative="1">
@@ -10454,7 +10525,7 @@
         <w:ind w:left="5760" w:hanging="360"/>
       </w:pPr>
       <w:rPr>
-        <w:rFonts w:ascii="Courier New" w:hAnsi="Courier New" w:cs="Courier New" w:hint="default"/>
+        <w:rFonts w:hint="default" w:ascii="Courier New" w:hAnsi="Courier New" w:cs="Courier New"/>
       </w:rPr>
     </w:lvl>
     <w:lvl w:ilvl="8" w:tplc="240A0005" w:tentative="1">
@@ -10466,7 +10537,7 @@
         <w:ind w:left="6480" w:hanging="360"/>
       </w:pPr>
       <w:rPr>
-        <w:rFonts w:ascii="Wingdings" w:hAnsi="Wingdings" w:hint="default"/>
+        <w:rFonts w:hint="default" w:ascii="Wingdings" w:hAnsi="Wingdings"/>
       </w:rPr>
     </w:lvl>
   </w:abstractNum>
@@ -10486,7 +10557,7 @@
         <w:ind w:left="720" w:hanging="360"/>
       </w:pPr>
       <w:rPr>
-        <w:rFonts w:ascii="Symbol" w:hAnsi="Symbol" w:hint="default"/>
+        <w:rFonts w:hint="default" w:ascii="Symbol" w:hAnsi="Symbol"/>
         <w:sz w:val="20"/>
       </w:rPr>
     </w:lvl>
@@ -10502,7 +10573,7 @@
         <w:ind w:left="1440" w:hanging="360"/>
       </w:pPr>
       <w:rPr>
-        <w:rFonts w:ascii="Courier New" w:hAnsi="Courier New" w:hint="default"/>
+        <w:rFonts w:hint="default" w:ascii="Courier New" w:hAnsi="Courier New"/>
         <w:sz w:val="20"/>
       </w:rPr>
     </w:lvl>
@@ -10518,7 +10589,7 @@
         <w:ind w:left="2160" w:hanging="360"/>
       </w:pPr>
       <w:rPr>
-        <w:rFonts w:ascii="Wingdings" w:hAnsi="Wingdings" w:hint="default"/>
+        <w:rFonts w:hint="default" w:ascii="Wingdings" w:hAnsi="Wingdings"/>
         <w:sz w:val="20"/>
       </w:rPr>
     </w:lvl>
@@ -10534,7 +10605,7 @@
         <w:ind w:left="2880" w:hanging="360"/>
       </w:pPr>
       <w:rPr>
-        <w:rFonts w:ascii="Wingdings" w:hAnsi="Wingdings" w:hint="default"/>
+        <w:rFonts w:hint="default" w:ascii="Wingdings" w:hAnsi="Wingdings"/>
         <w:sz w:val="20"/>
       </w:rPr>
     </w:lvl>
@@ -10550,7 +10621,7 @@
         <w:ind w:left="3600" w:hanging="360"/>
       </w:pPr>
       <w:rPr>
-        <w:rFonts w:ascii="Wingdings" w:hAnsi="Wingdings" w:hint="default"/>
+        <w:rFonts w:hint="default" w:ascii="Wingdings" w:hAnsi="Wingdings"/>
         <w:sz w:val="20"/>
       </w:rPr>
     </w:lvl>
@@ -10566,7 +10637,7 @@
         <w:ind w:left="4320" w:hanging="360"/>
       </w:pPr>
       <w:rPr>
-        <w:rFonts w:ascii="Wingdings" w:hAnsi="Wingdings" w:hint="default"/>
+        <w:rFonts w:hint="default" w:ascii="Wingdings" w:hAnsi="Wingdings"/>
         <w:sz w:val="20"/>
       </w:rPr>
     </w:lvl>
@@ -10582,7 +10653,7 @@
         <w:ind w:left="5040" w:hanging="360"/>
       </w:pPr>
       <w:rPr>
-        <w:rFonts w:ascii="Wingdings" w:hAnsi="Wingdings" w:hint="default"/>
+        <w:rFonts w:hint="default" w:ascii="Wingdings" w:hAnsi="Wingdings"/>
         <w:sz w:val="20"/>
       </w:rPr>
     </w:lvl>
@@ -10598,7 +10669,7 @@
         <w:ind w:left="5760" w:hanging="360"/>
       </w:pPr>
       <w:rPr>
-        <w:rFonts w:ascii="Wingdings" w:hAnsi="Wingdings" w:hint="default"/>
+        <w:rFonts w:hint="default" w:ascii="Wingdings" w:hAnsi="Wingdings"/>
         <w:sz w:val="20"/>
       </w:rPr>
     </w:lvl>
@@ -10614,7 +10685,7 @@
         <w:ind w:left="6480" w:hanging="360"/>
       </w:pPr>
       <w:rPr>
-        <w:rFonts w:ascii="Wingdings" w:hAnsi="Wingdings" w:hint="default"/>
+        <w:rFonts w:hint="default" w:ascii="Wingdings" w:hAnsi="Wingdings"/>
         <w:sz w:val="20"/>
       </w:rPr>
     </w:lvl>
@@ -10635,7 +10706,7 @@
         <w:ind w:left="720" w:hanging="360"/>
       </w:pPr>
       <w:rPr>
-        <w:rFonts w:ascii="Symbol" w:hAnsi="Symbol" w:hint="default"/>
+        <w:rFonts w:hint="default" w:ascii="Symbol" w:hAnsi="Symbol"/>
         <w:sz w:val="20"/>
       </w:rPr>
     </w:lvl>
@@ -10651,7 +10722,7 @@
         <w:ind w:left="1440" w:hanging="360"/>
       </w:pPr>
       <w:rPr>
-        <w:rFonts w:ascii="Courier New" w:hAnsi="Courier New" w:hint="default"/>
+        <w:rFonts w:hint="default" w:ascii="Courier New" w:hAnsi="Courier New"/>
         <w:sz w:val="20"/>
       </w:rPr>
     </w:lvl>
@@ -10667,7 +10738,7 @@
         <w:ind w:left="2160" w:hanging="360"/>
       </w:pPr>
       <w:rPr>
-        <w:rFonts w:ascii="Wingdings" w:hAnsi="Wingdings" w:hint="default"/>
+        <w:rFonts w:hint="default" w:ascii="Wingdings" w:hAnsi="Wingdings"/>
         <w:sz w:val="20"/>
       </w:rPr>
     </w:lvl>
@@ -10683,7 +10754,7 @@
         <w:ind w:left="2880" w:hanging="360"/>
       </w:pPr>
       <w:rPr>
-        <w:rFonts w:ascii="Wingdings" w:hAnsi="Wingdings" w:hint="default"/>
+        <w:rFonts w:hint="default" w:ascii="Wingdings" w:hAnsi="Wingdings"/>
         <w:sz w:val="20"/>
       </w:rPr>
     </w:lvl>
@@ -10699,7 +10770,7 @@
         <w:ind w:left="3600" w:hanging="360"/>
       </w:pPr>
       <w:rPr>
-        <w:rFonts w:ascii="Wingdings" w:hAnsi="Wingdings" w:hint="default"/>
+        <w:rFonts w:hint="default" w:ascii="Wingdings" w:hAnsi="Wingdings"/>
         <w:sz w:val="20"/>
       </w:rPr>
     </w:lvl>
@@ -10715,7 +10786,7 @@
         <w:ind w:left="4320" w:hanging="360"/>
       </w:pPr>
       <w:rPr>
-        <w:rFonts w:ascii="Wingdings" w:hAnsi="Wingdings" w:hint="default"/>
+        <w:rFonts w:hint="default" w:ascii="Wingdings" w:hAnsi="Wingdings"/>
         <w:sz w:val="20"/>
       </w:rPr>
     </w:lvl>
@@ -10731,7 +10802,7 @@
         <w:ind w:left="5040" w:hanging="360"/>
       </w:pPr>
       <w:rPr>
-        <w:rFonts w:ascii="Wingdings" w:hAnsi="Wingdings" w:hint="default"/>
+        <w:rFonts w:hint="default" w:ascii="Wingdings" w:hAnsi="Wingdings"/>
         <w:sz w:val="20"/>
       </w:rPr>
     </w:lvl>
@@ -10747,7 +10818,7 @@
         <w:ind w:left="5760" w:hanging="360"/>
       </w:pPr>
       <w:rPr>
-        <w:rFonts w:ascii="Wingdings" w:hAnsi="Wingdings" w:hint="default"/>
+        <w:rFonts w:hint="default" w:ascii="Wingdings" w:hAnsi="Wingdings"/>
         <w:sz w:val="20"/>
       </w:rPr>
     </w:lvl>
@@ -10763,7 +10834,7 @@
         <w:ind w:left="6480" w:hanging="360"/>
       </w:pPr>
       <w:rPr>
-        <w:rFonts w:ascii="Wingdings" w:hAnsi="Wingdings" w:hint="default"/>
+        <w:rFonts w:hint="default" w:ascii="Wingdings" w:hAnsi="Wingdings"/>
         <w:sz w:val="20"/>
       </w:rPr>
     </w:lvl>
@@ -10784,7 +10855,7 @@
         <w:ind w:left="720" w:hanging="360"/>
       </w:pPr>
       <w:rPr>
-        <w:rFonts w:ascii="Symbol" w:hAnsi="Symbol" w:hint="default"/>
+        <w:rFonts w:hint="default" w:ascii="Symbol" w:hAnsi="Symbol"/>
         <w:sz w:val="20"/>
       </w:rPr>
     </w:lvl>
@@ -10800,7 +10871,7 @@
         <w:ind w:left="1440" w:hanging="360"/>
       </w:pPr>
       <w:rPr>
-        <w:rFonts w:ascii="Courier New" w:hAnsi="Courier New" w:hint="default"/>
+        <w:rFonts w:hint="default" w:ascii="Courier New" w:hAnsi="Courier New"/>
         <w:sz w:val="20"/>
       </w:rPr>
     </w:lvl>
@@ -10816,7 +10887,7 @@
         <w:ind w:left="2160" w:hanging="360"/>
       </w:pPr>
       <w:rPr>
-        <w:rFonts w:ascii="Wingdings" w:hAnsi="Wingdings" w:hint="default"/>
+        <w:rFonts w:hint="default" w:ascii="Wingdings" w:hAnsi="Wingdings"/>
         <w:sz w:val="20"/>
       </w:rPr>
     </w:lvl>
@@ -10832,7 +10903,7 @@
         <w:ind w:left="2880" w:hanging="360"/>
       </w:pPr>
       <w:rPr>
-        <w:rFonts w:ascii="Wingdings" w:hAnsi="Wingdings" w:hint="default"/>
+        <w:rFonts w:hint="default" w:ascii="Wingdings" w:hAnsi="Wingdings"/>
         <w:sz w:val="20"/>
       </w:rPr>
     </w:lvl>
@@ -10848,7 +10919,7 @@
         <w:ind w:left="3600" w:hanging="360"/>
       </w:pPr>
       <w:rPr>
-        <w:rFonts w:ascii="Wingdings" w:hAnsi="Wingdings" w:hint="default"/>
+        <w:rFonts w:hint="default" w:ascii="Wingdings" w:hAnsi="Wingdings"/>
         <w:sz w:val="20"/>
       </w:rPr>
     </w:lvl>
@@ -10864,7 +10935,7 @@
         <w:ind w:left="4320" w:hanging="360"/>
       </w:pPr>
       <w:rPr>
-        <w:rFonts w:ascii="Wingdings" w:hAnsi="Wingdings" w:hint="default"/>
+        <w:rFonts w:hint="default" w:ascii="Wingdings" w:hAnsi="Wingdings"/>
         <w:sz w:val="20"/>
       </w:rPr>
     </w:lvl>
@@ -10880,7 +10951,7 @@
         <w:ind w:left="5040" w:hanging="360"/>
       </w:pPr>
       <w:rPr>
-        <w:rFonts w:ascii="Wingdings" w:hAnsi="Wingdings" w:hint="default"/>
+        <w:rFonts w:hint="default" w:ascii="Wingdings" w:hAnsi="Wingdings"/>
         <w:sz w:val="20"/>
       </w:rPr>
     </w:lvl>
@@ -10896,7 +10967,7 @@
         <w:ind w:left="5760" w:hanging="360"/>
       </w:pPr>
       <w:rPr>
-        <w:rFonts w:ascii="Wingdings" w:hAnsi="Wingdings" w:hint="default"/>
+        <w:rFonts w:hint="default" w:ascii="Wingdings" w:hAnsi="Wingdings"/>
         <w:sz w:val="20"/>
       </w:rPr>
     </w:lvl>
@@ -10912,7 +10983,7 @@
         <w:ind w:left="6480" w:hanging="360"/>
       </w:pPr>
       <w:rPr>
-        <w:rFonts w:ascii="Wingdings" w:hAnsi="Wingdings" w:hint="default"/>
+        <w:rFonts w:hint="default" w:ascii="Wingdings" w:hAnsi="Wingdings"/>
         <w:sz w:val="20"/>
       </w:rPr>
     </w:lvl>
@@ -10933,7 +11004,7 @@
         <w:ind w:left="720" w:hanging="360"/>
       </w:pPr>
       <w:rPr>
-        <w:rFonts w:ascii="Symbol" w:hAnsi="Symbol" w:hint="default"/>
+        <w:rFonts w:hint="default" w:ascii="Symbol" w:hAnsi="Symbol"/>
         <w:sz w:val="20"/>
       </w:rPr>
     </w:lvl>
@@ -10949,7 +11020,7 @@
         <w:ind w:left="1440" w:hanging="360"/>
       </w:pPr>
       <w:rPr>
-        <w:rFonts w:ascii="Courier New" w:hAnsi="Courier New" w:hint="default"/>
+        <w:rFonts w:hint="default" w:ascii="Courier New" w:hAnsi="Courier New"/>
         <w:sz w:val="20"/>
       </w:rPr>
     </w:lvl>
@@ -10965,7 +11036,7 @@
         <w:ind w:left="2160" w:hanging="360"/>
       </w:pPr>
       <w:rPr>
-        <w:rFonts w:ascii="Wingdings" w:hAnsi="Wingdings" w:hint="default"/>
+        <w:rFonts w:hint="default" w:ascii="Wingdings" w:hAnsi="Wingdings"/>
         <w:sz w:val="20"/>
       </w:rPr>
     </w:lvl>
@@ -10981,7 +11052,7 @@
         <w:ind w:left="2880" w:hanging="360"/>
       </w:pPr>
       <w:rPr>
-        <w:rFonts w:ascii="Wingdings" w:hAnsi="Wingdings" w:hint="default"/>
+        <w:rFonts w:hint="default" w:ascii="Wingdings" w:hAnsi="Wingdings"/>
         <w:sz w:val="20"/>
       </w:rPr>
     </w:lvl>
@@ -10997,7 +11068,7 @@
         <w:ind w:left="3600" w:hanging="360"/>
       </w:pPr>
       <w:rPr>
-        <w:rFonts w:ascii="Wingdings" w:hAnsi="Wingdings" w:hint="default"/>
+        <w:rFonts w:hint="default" w:ascii="Wingdings" w:hAnsi="Wingdings"/>
         <w:sz w:val="20"/>
       </w:rPr>
     </w:lvl>
@@ -11013,7 +11084,7 @@
         <w:ind w:left="4320" w:hanging="360"/>
       </w:pPr>
       <w:rPr>
-        <w:rFonts w:ascii="Wingdings" w:hAnsi="Wingdings" w:hint="default"/>
+        <w:rFonts w:hint="default" w:ascii="Wingdings" w:hAnsi="Wingdings"/>
         <w:sz w:val="20"/>
       </w:rPr>
     </w:lvl>
@@ -11029,7 +11100,7 @@
         <w:ind w:left="5040" w:hanging="360"/>
       </w:pPr>
       <w:rPr>
-        <w:rFonts w:ascii="Wingdings" w:hAnsi="Wingdings" w:hint="default"/>
+        <w:rFonts w:hint="default" w:ascii="Wingdings" w:hAnsi="Wingdings"/>
         <w:sz w:val="20"/>
       </w:rPr>
     </w:lvl>
@@ -11045,7 +11116,7 @@
         <w:ind w:left="5760" w:hanging="360"/>
       </w:pPr>
       <w:rPr>
-        <w:rFonts w:ascii="Wingdings" w:hAnsi="Wingdings" w:hint="default"/>
+        <w:rFonts w:hint="default" w:ascii="Wingdings" w:hAnsi="Wingdings"/>
         <w:sz w:val="20"/>
       </w:rPr>
     </w:lvl>
@@ -11061,7 +11132,7 @@
         <w:ind w:left="6480" w:hanging="360"/>
       </w:pPr>
       <w:rPr>
-        <w:rFonts w:ascii="Wingdings" w:hAnsi="Wingdings" w:hint="default"/>
+        <w:rFonts w:hint="default" w:ascii="Wingdings" w:hAnsi="Wingdings"/>
         <w:sz w:val="20"/>
       </w:rPr>
     </w:lvl>
@@ -11082,7 +11153,7 @@
         <w:ind w:left="720" w:hanging="360"/>
       </w:pPr>
       <w:rPr>
-        <w:rFonts w:ascii="Symbol" w:hAnsi="Symbol" w:hint="default"/>
+        <w:rFonts w:hint="default" w:ascii="Symbol" w:hAnsi="Symbol"/>
         <w:sz w:val="20"/>
       </w:rPr>
     </w:lvl>
@@ -11098,7 +11169,7 @@
         <w:ind w:left="1440" w:hanging="360"/>
       </w:pPr>
       <w:rPr>
-        <w:rFonts w:ascii="Courier New" w:hAnsi="Courier New" w:hint="default"/>
+        <w:rFonts w:hint="default" w:ascii="Courier New" w:hAnsi="Courier New"/>
         <w:sz w:val="20"/>
       </w:rPr>
     </w:lvl>
@@ -11114,7 +11185,7 @@
         <w:ind w:left="2160" w:hanging="360"/>
       </w:pPr>
       <w:rPr>
-        <w:rFonts w:ascii="Wingdings" w:hAnsi="Wingdings" w:hint="default"/>
+        <w:rFonts w:hint="default" w:ascii="Wingdings" w:hAnsi="Wingdings"/>
         <w:sz w:val="20"/>
       </w:rPr>
     </w:lvl>
@@ -11130,7 +11201,7 @@
         <w:ind w:left="2880" w:hanging="360"/>
       </w:pPr>
       <w:rPr>
-        <w:rFonts w:ascii="Wingdings" w:hAnsi="Wingdings" w:hint="default"/>
+        <w:rFonts w:hint="default" w:ascii="Wingdings" w:hAnsi="Wingdings"/>
         <w:sz w:val="20"/>
       </w:rPr>
     </w:lvl>
@@ -11146,7 +11217,7 @@
         <w:ind w:left="3600" w:hanging="360"/>
       </w:pPr>
       <w:rPr>
-        <w:rFonts w:ascii="Wingdings" w:hAnsi="Wingdings" w:hint="default"/>
+        <w:rFonts w:hint="default" w:ascii="Wingdings" w:hAnsi="Wingdings"/>
         <w:sz w:val="20"/>
       </w:rPr>
     </w:lvl>
@@ -11162,7 +11233,7 @@
         <w:ind w:left="4320" w:hanging="360"/>
       </w:pPr>
       <w:rPr>
-        <w:rFonts w:ascii="Wingdings" w:hAnsi="Wingdings" w:hint="default"/>
+        <w:rFonts w:hint="default" w:ascii="Wingdings" w:hAnsi="Wingdings"/>
         <w:sz w:val="20"/>
       </w:rPr>
     </w:lvl>
@@ -11178,7 +11249,7 @@
         <w:ind w:left="5040" w:hanging="360"/>
       </w:pPr>
       <w:rPr>
-        <w:rFonts w:ascii="Wingdings" w:hAnsi="Wingdings" w:hint="default"/>
+        <w:rFonts w:hint="default" w:ascii="Wingdings" w:hAnsi="Wingdings"/>
         <w:sz w:val="20"/>
       </w:rPr>
     </w:lvl>
@@ -11194,7 +11265,7 @@
         <w:ind w:left="5760" w:hanging="360"/>
       </w:pPr>
       <w:rPr>
-        <w:rFonts w:ascii="Wingdings" w:hAnsi="Wingdings" w:hint="default"/>
+        <w:rFonts w:hint="default" w:ascii="Wingdings" w:hAnsi="Wingdings"/>
         <w:sz w:val="20"/>
       </w:rPr>
     </w:lvl>
@@ -11210,7 +11281,7 @@
         <w:ind w:left="6480" w:hanging="360"/>
       </w:pPr>
       <w:rPr>
-        <w:rFonts w:ascii="Wingdings" w:hAnsi="Wingdings" w:hint="default"/>
+        <w:rFonts w:hint="default" w:ascii="Wingdings" w:hAnsi="Wingdings"/>
         <w:sz w:val="20"/>
       </w:rPr>
     </w:lvl>
@@ -11231,7 +11302,7 @@
         <w:ind w:left="720" w:hanging="360"/>
       </w:pPr>
       <w:rPr>
-        <w:rFonts w:ascii="Symbol" w:hAnsi="Symbol" w:hint="default"/>
+        <w:rFonts w:hint="default" w:ascii="Symbol" w:hAnsi="Symbol"/>
         <w:sz w:val="20"/>
       </w:rPr>
     </w:lvl>
@@ -11247,7 +11318,7 @@
         <w:ind w:left="1440" w:hanging="360"/>
       </w:pPr>
       <w:rPr>
-        <w:rFonts w:ascii="Courier New" w:hAnsi="Courier New" w:hint="default"/>
+        <w:rFonts w:hint="default" w:ascii="Courier New" w:hAnsi="Courier New"/>
         <w:sz w:val="20"/>
       </w:rPr>
     </w:lvl>
@@ -11263,7 +11334,7 @@
         <w:ind w:left="2160" w:hanging="360"/>
       </w:pPr>
       <w:rPr>
-        <w:rFonts w:ascii="Wingdings" w:hAnsi="Wingdings" w:hint="default"/>
+        <w:rFonts w:hint="default" w:ascii="Wingdings" w:hAnsi="Wingdings"/>
         <w:sz w:val="20"/>
       </w:rPr>
     </w:lvl>
@@ -11279,7 +11350,7 @@
         <w:ind w:left="2880" w:hanging="360"/>
       </w:pPr>
       <w:rPr>
-        <w:rFonts w:ascii="Wingdings" w:hAnsi="Wingdings" w:hint="default"/>
+        <w:rFonts w:hint="default" w:ascii="Wingdings" w:hAnsi="Wingdings"/>
         <w:sz w:val="20"/>
       </w:rPr>
     </w:lvl>
@@ -11295,7 +11366,7 @@
         <w:ind w:left="3600" w:hanging="360"/>
       </w:pPr>
       <w:rPr>
-        <w:rFonts w:ascii="Wingdings" w:hAnsi="Wingdings" w:hint="default"/>
+        <w:rFonts w:hint="default" w:ascii="Wingdings" w:hAnsi="Wingdings"/>
         <w:sz w:val="20"/>
       </w:rPr>
     </w:lvl>
@@ -11311,7 +11382,7 @@
         <w:ind w:left="4320" w:hanging="360"/>
       </w:pPr>
       <w:rPr>
-        <w:rFonts w:ascii="Wingdings" w:hAnsi="Wingdings" w:hint="default"/>
+        <w:rFonts w:hint="default" w:ascii="Wingdings" w:hAnsi="Wingdings"/>
         <w:sz w:val="20"/>
       </w:rPr>
     </w:lvl>
@@ -11327,7 +11398,7 @@
         <w:ind w:left="5040" w:hanging="360"/>
       </w:pPr>
       <w:rPr>
-        <w:rFonts w:ascii="Wingdings" w:hAnsi="Wingdings" w:hint="default"/>
+        <w:rFonts w:hint="default" w:ascii="Wingdings" w:hAnsi="Wingdings"/>
         <w:sz w:val="20"/>
       </w:rPr>
     </w:lvl>
@@ -11343,7 +11414,7 @@
         <w:ind w:left="5760" w:hanging="360"/>
       </w:pPr>
       <w:rPr>
-        <w:rFonts w:ascii="Wingdings" w:hAnsi="Wingdings" w:hint="default"/>
+        <w:rFonts w:hint="default" w:ascii="Wingdings" w:hAnsi="Wingdings"/>
         <w:sz w:val="20"/>
       </w:rPr>
     </w:lvl>
@@ -11359,7 +11430,7 @@
         <w:ind w:left="6480" w:hanging="360"/>
       </w:pPr>
       <w:rPr>
-        <w:rFonts w:ascii="Wingdings" w:hAnsi="Wingdings" w:hint="default"/>
+        <w:rFonts w:hint="default" w:ascii="Wingdings" w:hAnsi="Wingdings"/>
         <w:sz w:val="20"/>
       </w:rPr>
     </w:lvl>
@@ -11380,7 +11451,7 @@
         <w:ind w:left="720" w:hanging="360"/>
       </w:pPr>
       <w:rPr>
-        <w:rFonts w:ascii="Symbol" w:hAnsi="Symbol" w:hint="default"/>
+        <w:rFonts w:hint="default" w:ascii="Symbol" w:hAnsi="Symbol"/>
         <w:sz w:val="20"/>
       </w:rPr>
     </w:lvl>
@@ -11396,7 +11467,7 @@
         <w:ind w:left="1440" w:hanging="360"/>
       </w:pPr>
       <w:rPr>
-        <w:rFonts w:ascii="Courier New" w:hAnsi="Courier New" w:hint="default"/>
+        <w:rFonts w:hint="default" w:ascii="Courier New" w:hAnsi="Courier New"/>
         <w:sz w:val="20"/>
       </w:rPr>
     </w:lvl>
@@ -11412,7 +11483,7 @@
         <w:ind w:left="2160" w:hanging="360"/>
       </w:pPr>
       <w:rPr>
-        <w:rFonts w:ascii="Wingdings" w:hAnsi="Wingdings" w:hint="default"/>
+        <w:rFonts w:hint="default" w:ascii="Wingdings" w:hAnsi="Wingdings"/>
         <w:sz w:val="20"/>
       </w:rPr>
     </w:lvl>
@@ -11428,7 +11499,7 @@
         <w:ind w:left="2880" w:hanging="360"/>
       </w:pPr>
       <w:rPr>
-        <w:rFonts w:ascii="Wingdings" w:hAnsi="Wingdings" w:hint="default"/>
+        <w:rFonts w:hint="default" w:ascii="Wingdings" w:hAnsi="Wingdings"/>
         <w:sz w:val="20"/>
       </w:rPr>
     </w:lvl>
@@ -11444,7 +11515,7 @@
         <w:ind w:left="3600" w:hanging="360"/>
       </w:pPr>
       <w:rPr>
-        <w:rFonts w:ascii="Wingdings" w:hAnsi="Wingdings" w:hint="default"/>
+        <w:rFonts w:hint="default" w:ascii="Wingdings" w:hAnsi="Wingdings"/>
         <w:sz w:val="20"/>
       </w:rPr>
     </w:lvl>
@@ -11460,7 +11531,7 @@
         <w:ind w:left="4320" w:hanging="360"/>
       </w:pPr>
       <w:rPr>
-        <w:rFonts w:ascii="Wingdings" w:hAnsi="Wingdings" w:hint="default"/>
+        <w:rFonts w:hint="default" w:ascii="Wingdings" w:hAnsi="Wingdings"/>
         <w:sz w:val="20"/>
       </w:rPr>
     </w:lvl>
@@ -11476,7 +11547,7 @@
         <w:ind w:left="5040" w:hanging="360"/>
       </w:pPr>
       <w:rPr>
-        <w:rFonts w:ascii="Wingdings" w:hAnsi="Wingdings" w:hint="default"/>
+        <w:rFonts w:hint="default" w:ascii="Wingdings" w:hAnsi="Wingdings"/>
         <w:sz w:val="20"/>
       </w:rPr>
     </w:lvl>
@@ -11492,7 +11563,7 @@
         <w:ind w:left="5760" w:hanging="360"/>
       </w:pPr>
       <w:rPr>
-        <w:rFonts w:ascii="Wingdings" w:hAnsi="Wingdings" w:hint="default"/>
+        <w:rFonts w:hint="default" w:ascii="Wingdings" w:hAnsi="Wingdings"/>
         <w:sz w:val="20"/>
       </w:rPr>
     </w:lvl>
@@ -11508,7 +11579,7 @@
         <w:ind w:left="6480" w:hanging="360"/>
       </w:pPr>
       <w:rPr>
-        <w:rFonts w:ascii="Wingdings" w:hAnsi="Wingdings" w:hint="default"/>
+        <w:rFonts w:hint="default" w:ascii="Wingdings" w:hAnsi="Wingdings"/>
         <w:sz w:val="20"/>
       </w:rPr>
     </w:lvl>
@@ -11526,7 +11597,7 @@
         <w:ind w:left="720" w:hanging="360"/>
       </w:pPr>
       <w:rPr>
-        <w:rFonts w:ascii="Symbol" w:hAnsi="Symbol" w:hint="default"/>
+        <w:rFonts w:hint="default" w:ascii="Symbol" w:hAnsi="Symbol"/>
       </w:rPr>
     </w:lvl>
     <w:lvl w:ilvl="1" w:tplc="11CC12C8">
@@ -11538,7 +11609,7 @@
         <w:ind w:left="1440" w:hanging="360"/>
       </w:pPr>
       <w:rPr>
-        <w:rFonts w:ascii="Courier New" w:hAnsi="Courier New" w:hint="default"/>
+        <w:rFonts w:hint="default" w:ascii="Courier New" w:hAnsi="Courier New"/>
       </w:rPr>
     </w:lvl>
     <w:lvl w:ilvl="2" w:tplc="D36A0C02">
@@ -11550,7 +11621,7 @@
         <w:ind w:left="2160" w:hanging="360"/>
       </w:pPr>
       <w:rPr>
-        <w:rFonts w:ascii="Wingdings" w:hAnsi="Wingdings" w:hint="default"/>
+        <w:rFonts w:hint="default" w:ascii="Wingdings" w:hAnsi="Wingdings"/>
       </w:rPr>
     </w:lvl>
     <w:lvl w:ilvl="3" w:tplc="1C10E2EC">
@@ -11562,7 +11633,7 @@
         <w:ind w:left="2880" w:hanging="360"/>
       </w:pPr>
       <w:rPr>
-        <w:rFonts w:ascii="Symbol" w:hAnsi="Symbol" w:hint="default"/>
+        <w:rFonts w:hint="default" w:ascii="Symbol" w:hAnsi="Symbol"/>
       </w:rPr>
     </w:lvl>
     <w:lvl w:ilvl="4" w:tplc="198A368A">
@@ -11574,7 +11645,7 @@
         <w:ind w:left="3600" w:hanging="360"/>
       </w:pPr>
       <w:rPr>
-        <w:rFonts w:ascii="Courier New" w:hAnsi="Courier New" w:hint="default"/>
+        <w:rFonts w:hint="default" w:ascii="Courier New" w:hAnsi="Courier New"/>
       </w:rPr>
     </w:lvl>
     <w:lvl w:ilvl="5" w:tplc="DB6A2BAA">
@@ -11586,7 +11657,7 @@
         <w:ind w:left="4320" w:hanging="360"/>
       </w:pPr>
       <w:rPr>
-        <w:rFonts w:ascii="Wingdings" w:hAnsi="Wingdings" w:hint="default"/>
+        <w:rFonts w:hint="default" w:ascii="Wingdings" w:hAnsi="Wingdings"/>
       </w:rPr>
     </w:lvl>
     <w:lvl w:ilvl="6" w:tplc="9DECF01E">
@@ -11598,7 +11669,7 @@
         <w:ind w:left="5040" w:hanging="360"/>
       </w:pPr>
       <w:rPr>
-        <w:rFonts w:ascii="Symbol" w:hAnsi="Symbol" w:hint="default"/>
+        <w:rFonts w:hint="default" w:ascii="Symbol" w:hAnsi="Symbol"/>
       </w:rPr>
     </w:lvl>
     <w:lvl w:ilvl="7" w:tplc="780A9FD2">
@@ -11610,7 +11681,7 @@
         <w:ind w:left="5760" w:hanging="360"/>
       </w:pPr>
       <w:rPr>
-        <w:rFonts w:ascii="Courier New" w:hAnsi="Courier New" w:hint="default"/>
+        <w:rFonts w:hint="default" w:ascii="Courier New" w:hAnsi="Courier New"/>
       </w:rPr>
     </w:lvl>
     <w:lvl w:ilvl="8" w:tplc="AF6C7990">
@@ -11622,7 +11693,7 @@
         <w:ind w:left="6480" w:hanging="360"/>
       </w:pPr>
       <w:rPr>
-        <w:rFonts w:ascii="Wingdings" w:hAnsi="Wingdings" w:hint="default"/>
+        <w:rFonts w:hint="default" w:ascii="Wingdings" w:hAnsi="Wingdings"/>
       </w:rPr>
     </w:lvl>
   </w:abstractNum>
@@ -11728,7 +11799,7 @@
         <w:ind w:left="720" w:hanging="360"/>
       </w:pPr>
       <w:rPr>
-        <w:rFonts w:ascii="Symbol" w:hAnsi="Symbol" w:hint="default"/>
+        <w:rFonts w:hint="default" w:ascii="Symbol" w:hAnsi="Symbol"/>
         <w:sz w:val="20"/>
       </w:rPr>
     </w:lvl>
@@ -11744,7 +11815,7 @@
         <w:ind w:left="1440" w:hanging="360"/>
       </w:pPr>
       <w:rPr>
-        <w:rFonts w:ascii="Courier New" w:hAnsi="Courier New" w:hint="default"/>
+        <w:rFonts w:hint="default" w:ascii="Courier New" w:hAnsi="Courier New"/>
         <w:sz w:val="20"/>
       </w:rPr>
     </w:lvl>
@@ -11760,7 +11831,7 @@
         <w:ind w:left="2160" w:hanging="360"/>
       </w:pPr>
       <w:rPr>
-        <w:rFonts w:ascii="Wingdings" w:hAnsi="Wingdings" w:hint="default"/>
+        <w:rFonts w:hint="default" w:ascii="Wingdings" w:hAnsi="Wingdings"/>
         <w:sz w:val="20"/>
       </w:rPr>
     </w:lvl>
@@ -11776,7 +11847,7 @@
         <w:ind w:left="2880" w:hanging="360"/>
       </w:pPr>
       <w:rPr>
-        <w:rFonts w:ascii="Wingdings" w:hAnsi="Wingdings" w:hint="default"/>
+        <w:rFonts w:hint="default" w:ascii="Wingdings" w:hAnsi="Wingdings"/>
         <w:sz w:val="20"/>
       </w:rPr>
     </w:lvl>
@@ -11792,7 +11863,7 @@
         <w:ind w:left="3600" w:hanging="360"/>
       </w:pPr>
       <w:rPr>
-        <w:rFonts w:ascii="Wingdings" w:hAnsi="Wingdings" w:hint="default"/>
+        <w:rFonts w:hint="default" w:ascii="Wingdings" w:hAnsi="Wingdings"/>
         <w:sz w:val="20"/>
       </w:rPr>
     </w:lvl>
@@ -11808,7 +11879,7 @@
         <w:ind w:left="4320" w:hanging="360"/>
       </w:pPr>
       <w:rPr>
-        <w:rFonts w:ascii="Wingdings" w:hAnsi="Wingdings" w:hint="default"/>
+        <w:rFonts w:hint="default" w:ascii="Wingdings" w:hAnsi="Wingdings"/>
         <w:sz w:val="20"/>
       </w:rPr>
     </w:lvl>
@@ -11824,7 +11895,7 @@
         <w:ind w:left="5040" w:hanging="360"/>
       </w:pPr>
       <w:rPr>
-        <w:rFonts w:ascii="Wingdings" w:hAnsi="Wingdings" w:hint="default"/>
+        <w:rFonts w:hint="default" w:ascii="Wingdings" w:hAnsi="Wingdings"/>
         <w:sz w:val="20"/>
       </w:rPr>
     </w:lvl>
@@ -11840,7 +11911,7 @@
         <w:ind w:left="5760" w:hanging="360"/>
       </w:pPr>
       <w:rPr>
-        <w:rFonts w:ascii="Wingdings" w:hAnsi="Wingdings" w:hint="default"/>
+        <w:rFonts w:hint="default" w:ascii="Wingdings" w:hAnsi="Wingdings"/>
         <w:sz w:val="20"/>
       </w:rPr>
     </w:lvl>
@@ -11856,7 +11927,7 @@
         <w:ind w:left="6480" w:hanging="360"/>
       </w:pPr>
       <w:rPr>
-        <w:rFonts w:ascii="Wingdings" w:hAnsi="Wingdings" w:hint="default"/>
+        <w:rFonts w:hint="default" w:ascii="Wingdings" w:hAnsi="Wingdings"/>
         <w:sz w:val="20"/>
       </w:rPr>
     </w:lvl>
@@ -11877,7 +11948,7 @@
         <w:ind w:left="720" w:hanging="360"/>
       </w:pPr>
       <w:rPr>
-        <w:rFonts w:ascii="Symbol" w:hAnsi="Symbol" w:hint="default"/>
+        <w:rFonts w:hint="default" w:ascii="Symbol" w:hAnsi="Symbol"/>
         <w:sz w:val="20"/>
       </w:rPr>
     </w:lvl>
@@ -11893,7 +11964,7 @@
         <w:ind w:left="1440" w:hanging="360"/>
       </w:pPr>
       <w:rPr>
-        <w:rFonts w:ascii="Courier New" w:hAnsi="Courier New" w:hint="default"/>
+        <w:rFonts w:hint="default" w:ascii="Courier New" w:hAnsi="Courier New"/>
         <w:sz w:val="20"/>
       </w:rPr>
     </w:lvl>
@@ -11909,7 +11980,7 @@
         <w:ind w:left="2160" w:hanging="360"/>
       </w:pPr>
       <w:rPr>
-        <w:rFonts w:ascii="Wingdings" w:hAnsi="Wingdings" w:hint="default"/>
+        <w:rFonts w:hint="default" w:ascii="Wingdings" w:hAnsi="Wingdings"/>
         <w:sz w:val="20"/>
       </w:rPr>
     </w:lvl>
@@ -11925,7 +11996,7 @@
         <w:ind w:left="2880" w:hanging="360"/>
       </w:pPr>
       <w:rPr>
-        <w:rFonts w:ascii="Wingdings" w:hAnsi="Wingdings" w:hint="default"/>
+        <w:rFonts w:hint="default" w:ascii="Wingdings" w:hAnsi="Wingdings"/>
         <w:sz w:val="20"/>
       </w:rPr>
     </w:lvl>
@@ -11941,7 +12012,7 @@
         <w:ind w:left="3600" w:hanging="360"/>
       </w:pPr>
       <w:rPr>
-        <w:rFonts w:ascii="Wingdings" w:hAnsi="Wingdings" w:hint="default"/>
+        <w:rFonts w:hint="default" w:ascii="Wingdings" w:hAnsi="Wingdings"/>
         <w:sz w:val="20"/>
       </w:rPr>
     </w:lvl>
@@ -11957,7 +12028,7 @@
         <w:ind w:left="4320" w:hanging="360"/>
       </w:pPr>
       <w:rPr>
-        <w:rFonts w:ascii="Wingdings" w:hAnsi="Wingdings" w:hint="default"/>
+        <w:rFonts w:hint="default" w:ascii="Wingdings" w:hAnsi="Wingdings"/>
         <w:sz w:val="20"/>
       </w:rPr>
     </w:lvl>
@@ -11973,7 +12044,7 @@
         <w:ind w:left="5040" w:hanging="360"/>
       </w:pPr>
       <w:rPr>
-        <w:rFonts w:ascii="Wingdings" w:hAnsi="Wingdings" w:hint="default"/>
+        <w:rFonts w:hint="default" w:ascii="Wingdings" w:hAnsi="Wingdings"/>
         <w:sz w:val="20"/>
       </w:rPr>
     </w:lvl>
@@ -11989,7 +12060,7 @@
         <w:ind w:left="5760" w:hanging="360"/>
       </w:pPr>
       <w:rPr>
-        <w:rFonts w:ascii="Wingdings" w:hAnsi="Wingdings" w:hint="default"/>
+        <w:rFonts w:hint="default" w:ascii="Wingdings" w:hAnsi="Wingdings"/>
         <w:sz w:val="20"/>
       </w:rPr>
     </w:lvl>
@@ -12005,7 +12076,7 @@
         <w:ind w:left="6480" w:hanging="360"/>
       </w:pPr>
       <w:rPr>
-        <w:rFonts w:ascii="Wingdings" w:hAnsi="Wingdings" w:hint="default"/>
+        <w:rFonts w:hint="default" w:ascii="Wingdings" w:hAnsi="Wingdings"/>
         <w:sz w:val="20"/>
       </w:rPr>
     </w:lvl>
@@ -12026,7 +12097,7 @@
         <w:ind w:left="720" w:hanging="360"/>
       </w:pPr>
       <w:rPr>
-        <w:rFonts w:ascii="Symbol" w:hAnsi="Symbol" w:hint="default"/>
+        <w:rFonts w:hint="default" w:ascii="Symbol" w:hAnsi="Symbol"/>
         <w:sz w:val="20"/>
       </w:rPr>
     </w:lvl>
@@ -12042,7 +12113,7 @@
         <w:ind w:left="1440" w:hanging="360"/>
       </w:pPr>
       <w:rPr>
-        <w:rFonts w:ascii="Courier New" w:hAnsi="Courier New" w:hint="default"/>
+        <w:rFonts w:hint="default" w:ascii="Courier New" w:hAnsi="Courier New"/>
         <w:sz w:val="20"/>
       </w:rPr>
     </w:lvl>
@@ -12058,7 +12129,7 @@
         <w:ind w:left="2160" w:hanging="360"/>
       </w:pPr>
       <w:rPr>
-        <w:rFonts w:ascii="Wingdings" w:hAnsi="Wingdings" w:hint="default"/>
+        <w:rFonts w:hint="default" w:ascii="Wingdings" w:hAnsi="Wingdings"/>
         <w:sz w:val="20"/>
       </w:rPr>
     </w:lvl>
@@ -12074,7 +12145,7 @@
         <w:ind w:left="2880" w:hanging="360"/>
       </w:pPr>
       <w:rPr>
-        <w:rFonts w:ascii="Wingdings" w:hAnsi="Wingdings" w:hint="default"/>
+        <w:rFonts w:hint="default" w:ascii="Wingdings" w:hAnsi="Wingdings"/>
         <w:sz w:val="20"/>
       </w:rPr>
     </w:lvl>
@@ -12090,7 +12161,7 @@
         <w:ind w:left="3600" w:hanging="360"/>
       </w:pPr>
       <w:rPr>
-        <w:rFonts w:ascii="Wingdings" w:hAnsi="Wingdings" w:hint="default"/>
+        <w:rFonts w:hint="default" w:ascii="Wingdings" w:hAnsi="Wingdings"/>
         <w:sz w:val="20"/>
       </w:rPr>
     </w:lvl>
@@ -12106,7 +12177,7 @@
         <w:ind w:left="4320" w:hanging="360"/>
       </w:pPr>
       <w:rPr>
-        <w:rFonts w:ascii="Wingdings" w:hAnsi="Wingdings" w:hint="default"/>
+        <w:rFonts w:hint="default" w:ascii="Wingdings" w:hAnsi="Wingdings"/>
         <w:sz w:val="20"/>
       </w:rPr>
     </w:lvl>
@@ -12122,7 +12193,7 @@
         <w:ind w:left="5040" w:hanging="360"/>
       </w:pPr>
       <w:rPr>
-        <w:rFonts w:ascii="Wingdings" w:hAnsi="Wingdings" w:hint="default"/>
+        <w:rFonts w:hint="default" w:ascii="Wingdings" w:hAnsi="Wingdings"/>
         <w:sz w:val="20"/>
       </w:rPr>
     </w:lvl>
@@ -12138,7 +12209,7 @@
         <w:ind w:left="5760" w:hanging="360"/>
       </w:pPr>
       <w:rPr>
-        <w:rFonts w:ascii="Wingdings" w:hAnsi="Wingdings" w:hint="default"/>
+        <w:rFonts w:hint="default" w:ascii="Wingdings" w:hAnsi="Wingdings"/>
         <w:sz w:val="20"/>
       </w:rPr>
     </w:lvl>
@@ -12154,7 +12225,7 @@
         <w:ind w:left="6480" w:hanging="360"/>
       </w:pPr>
       <w:rPr>
-        <w:rFonts w:ascii="Wingdings" w:hAnsi="Wingdings" w:hint="default"/>
+        <w:rFonts w:hint="default" w:ascii="Wingdings" w:hAnsi="Wingdings"/>
         <w:sz w:val="20"/>
       </w:rPr>
     </w:lvl>
@@ -12175,7 +12246,7 @@
         <w:ind w:left="720" w:hanging="360"/>
       </w:pPr>
       <w:rPr>
-        <w:rFonts w:ascii="Symbol" w:hAnsi="Symbol" w:hint="default"/>
+        <w:rFonts w:hint="default" w:ascii="Symbol" w:hAnsi="Symbol"/>
         <w:sz w:val="20"/>
       </w:rPr>
     </w:lvl>
@@ -12191,7 +12262,7 @@
         <w:ind w:left="1440" w:hanging="360"/>
       </w:pPr>
       <w:rPr>
-        <w:rFonts w:ascii="Courier New" w:hAnsi="Courier New" w:hint="default"/>
+        <w:rFonts w:hint="default" w:ascii="Courier New" w:hAnsi="Courier New"/>
         <w:sz w:val="20"/>
       </w:rPr>
     </w:lvl>
@@ -12207,7 +12278,7 @@
         <w:ind w:left="2160" w:hanging="360"/>
       </w:pPr>
       <w:rPr>
-        <w:rFonts w:ascii="Wingdings" w:hAnsi="Wingdings" w:hint="default"/>
+        <w:rFonts w:hint="default" w:ascii="Wingdings" w:hAnsi="Wingdings"/>
         <w:sz w:val="20"/>
       </w:rPr>
     </w:lvl>
@@ -12223,7 +12294,7 @@
         <w:ind w:left="2880" w:hanging="360"/>
       </w:pPr>
       <w:rPr>
-        <w:rFonts w:ascii="Wingdings" w:hAnsi="Wingdings" w:hint="default"/>
+        <w:rFonts w:hint="default" w:ascii="Wingdings" w:hAnsi="Wingdings"/>
         <w:sz w:val="20"/>
       </w:rPr>
     </w:lvl>
@@ -12239,7 +12310,7 @@
         <w:ind w:left="3600" w:hanging="360"/>
       </w:pPr>
       <w:rPr>
-        <w:rFonts w:ascii="Wingdings" w:hAnsi="Wingdings" w:hint="default"/>
+        <w:rFonts w:hint="default" w:ascii="Wingdings" w:hAnsi="Wingdings"/>
         <w:sz w:val="20"/>
       </w:rPr>
     </w:lvl>
@@ -12255,7 +12326,7 @@
         <w:ind w:left="4320" w:hanging="360"/>
       </w:pPr>
       <w:rPr>
-        <w:rFonts w:ascii="Wingdings" w:hAnsi="Wingdings" w:hint="default"/>
+        <w:rFonts w:hint="default" w:ascii="Wingdings" w:hAnsi="Wingdings"/>
         <w:sz w:val="20"/>
       </w:rPr>
     </w:lvl>
@@ -12271,7 +12342,7 @@
         <w:ind w:left="5040" w:hanging="360"/>
       </w:pPr>
       <w:rPr>
-        <w:rFonts w:ascii="Wingdings" w:hAnsi="Wingdings" w:hint="default"/>
+        <w:rFonts w:hint="default" w:ascii="Wingdings" w:hAnsi="Wingdings"/>
         <w:sz w:val="20"/>
       </w:rPr>
     </w:lvl>
@@ -12287,7 +12358,7 @@
         <w:ind w:left="5760" w:hanging="360"/>
       </w:pPr>
       <w:rPr>
-        <w:rFonts w:ascii="Wingdings" w:hAnsi="Wingdings" w:hint="default"/>
+        <w:rFonts w:hint="default" w:ascii="Wingdings" w:hAnsi="Wingdings"/>
         <w:sz w:val="20"/>
       </w:rPr>
     </w:lvl>
@@ -12303,7 +12374,7 @@
         <w:ind w:left="6480" w:hanging="360"/>
       </w:pPr>
       <w:rPr>
-        <w:rFonts w:ascii="Wingdings" w:hAnsi="Wingdings" w:hint="default"/>
+        <w:rFonts w:hint="default" w:ascii="Wingdings" w:hAnsi="Wingdings"/>
         <w:sz w:val="20"/>
       </w:rPr>
     </w:lvl>
@@ -12321,7 +12392,7 @@
         <w:ind w:left="720" w:hanging="360"/>
       </w:pPr>
       <w:rPr>
-        <w:rFonts w:ascii="Symbol" w:hAnsi="Symbol" w:hint="default"/>
+        <w:rFonts w:hint="default" w:ascii="Symbol" w:hAnsi="Symbol"/>
       </w:rPr>
     </w:lvl>
     <w:lvl w:ilvl="1" w:tplc="693CBEAE">
@@ -12333,7 +12404,7 @@
         <w:ind w:left="1440" w:hanging="360"/>
       </w:pPr>
       <w:rPr>
-        <w:rFonts w:ascii="Courier New" w:hAnsi="Courier New" w:hint="default"/>
+        <w:rFonts w:hint="default" w:ascii="Courier New" w:hAnsi="Courier New"/>
       </w:rPr>
     </w:lvl>
     <w:lvl w:ilvl="2" w:tplc="99164BBE">
@@ -12345,7 +12416,7 @@
         <w:ind w:left="2160" w:hanging="360"/>
       </w:pPr>
       <w:rPr>
-        <w:rFonts w:ascii="Wingdings" w:hAnsi="Wingdings" w:hint="default"/>
+        <w:rFonts w:hint="default" w:ascii="Wingdings" w:hAnsi="Wingdings"/>
       </w:rPr>
     </w:lvl>
     <w:lvl w:ilvl="3" w:tplc="12EC6E96">
@@ -12357,7 +12428,7 @@
         <w:ind w:left="2880" w:hanging="360"/>
       </w:pPr>
       <w:rPr>
-        <w:rFonts w:ascii="Symbol" w:hAnsi="Symbol" w:hint="default"/>
+        <w:rFonts w:hint="default" w:ascii="Symbol" w:hAnsi="Symbol"/>
       </w:rPr>
     </w:lvl>
     <w:lvl w:ilvl="4" w:tplc="DEDAD0EA">
@@ -12369,7 +12440,7 @@
         <w:ind w:left="3600" w:hanging="360"/>
       </w:pPr>
       <w:rPr>
-        <w:rFonts w:ascii="Courier New" w:hAnsi="Courier New" w:hint="default"/>
+        <w:rFonts w:hint="default" w:ascii="Courier New" w:hAnsi="Courier New"/>
       </w:rPr>
     </w:lvl>
     <w:lvl w:ilvl="5" w:tplc="325C6390">
@@ -12381,7 +12452,7 @@
         <w:ind w:left="4320" w:hanging="360"/>
       </w:pPr>
       <w:rPr>
-        <w:rFonts w:ascii="Wingdings" w:hAnsi="Wingdings" w:hint="default"/>
+        <w:rFonts w:hint="default" w:ascii="Wingdings" w:hAnsi="Wingdings"/>
       </w:rPr>
     </w:lvl>
     <w:lvl w:ilvl="6" w:tplc="E28A8A1E">
@@ -12393,7 +12464,7 @@
         <w:ind w:left="5040" w:hanging="360"/>
       </w:pPr>
       <w:rPr>
-        <w:rFonts w:ascii="Symbol" w:hAnsi="Symbol" w:hint="default"/>
+        <w:rFonts w:hint="default" w:ascii="Symbol" w:hAnsi="Symbol"/>
       </w:rPr>
     </w:lvl>
     <w:lvl w:ilvl="7" w:tplc="103ADDE6">
@@ -12405,7 +12476,7 @@
         <w:ind w:left="5760" w:hanging="360"/>
       </w:pPr>
       <w:rPr>
-        <w:rFonts w:ascii="Courier New" w:hAnsi="Courier New" w:hint="default"/>
+        <w:rFonts w:hint="default" w:ascii="Courier New" w:hAnsi="Courier New"/>
       </w:rPr>
     </w:lvl>
     <w:lvl w:ilvl="8" w:tplc="82BAB58C">
@@ -12417,7 +12488,7 @@
         <w:ind w:left="6480" w:hanging="360"/>
       </w:pPr>
       <w:rPr>
-        <w:rFonts w:ascii="Wingdings" w:hAnsi="Wingdings" w:hint="default"/>
+        <w:rFonts w:hint="default" w:ascii="Wingdings" w:hAnsi="Wingdings"/>
       </w:rPr>
     </w:lvl>
   </w:abstractNum>
@@ -12437,7 +12508,7 @@
         <w:ind w:left="720" w:hanging="360"/>
       </w:pPr>
       <w:rPr>
-        <w:rFonts w:ascii="Symbol" w:hAnsi="Symbol" w:hint="default"/>
+        <w:rFonts w:hint="default" w:ascii="Symbol" w:hAnsi="Symbol"/>
         <w:sz w:val="20"/>
       </w:rPr>
     </w:lvl>
@@ -12453,7 +12524,7 @@
         <w:ind w:left="1440" w:hanging="360"/>
       </w:pPr>
       <w:rPr>
-        <w:rFonts w:ascii="Courier New" w:hAnsi="Courier New" w:hint="default"/>
+        <w:rFonts w:hint="default" w:ascii="Courier New" w:hAnsi="Courier New"/>
         <w:sz w:val="20"/>
       </w:rPr>
     </w:lvl>
@@ -12469,7 +12540,7 @@
         <w:ind w:left="2160" w:hanging="360"/>
       </w:pPr>
       <w:rPr>
-        <w:rFonts w:ascii="Wingdings" w:hAnsi="Wingdings" w:hint="default"/>
+        <w:rFonts w:hint="default" w:ascii="Wingdings" w:hAnsi="Wingdings"/>
         <w:sz w:val="20"/>
       </w:rPr>
     </w:lvl>
@@ -12485,7 +12556,7 @@
         <w:ind w:left="2880" w:hanging="360"/>
       </w:pPr>
       <w:rPr>
-        <w:rFonts w:ascii="Wingdings" w:hAnsi="Wingdings" w:hint="default"/>
+        <w:rFonts w:hint="default" w:ascii="Wingdings" w:hAnsi="Wingdings"/>
         <w:sz w:val="20"/>
       </w:rPr>
     </w:lvl>
@@ -12501,7 +12572,7 @@
         <w:ind w:left="3600" w:hanging="360"/>
       </w:pPr>
       <w:rPr>
-        <w:rFonts w:ascii="Wingdings" w:hAnsi="Wingdings" w:hint="default"/>
+        <w:rFonts w:hint="default" w:ascii="Wingdings" w:hAnsi="Wingdings"/>
         <w:sz w:val="20"/>
       </w:rPr>
     </w:lvl>
@@ -12517,7 +12588,7 @@
         <w:ind w:left="4320" w:hanging="360"/>
       </w:pPr>
       <w:rPr>
-        <w:rFonts w:ascii="Wingdings" w:hAnsi="Wingdings" w:hint="default"/>
+        <w:rFonts w:hint="default" w:ascii="Wingdings" w:hAnsi="Wingdings"/>
         <w:sz w:val="20"/>
       </w:rPr>
     </w:lvl>
@@ -12533,7 +12604,7 @@
         <w:ind w:left="5040" w:hanging="360"/>
       </w:pPr>
       <w:rPr>
-        <w:rFonts w:ascii="Wingdings" w:hAnsi="Wingdings" w:hint="default"/>
+        <w:rFonts w:hint="default" w:ascii="Wingdings" w:hAnsi="Wingdings"/>
         <w:sz w:val="20"/>
       </w:rPr>
     </w:lvl>
@@ -12549,7 +12620,7 @@
         <w:ind w:left="5760" w:hanging="360"/>
       </w:pPr>
       <w:rPr>
-        <w:rFonts w:ascii="Wingdings" w:hAnsi="Wingdings" w:hint="default"/>
+        <w:rFonts w:hint="default" w:ascii="Wingdings" w:hAnsi="Wingdings"/>
         <w:sz w:val="20"/>
       </w:rPr>
     </w:lvl>
@@ -12565,7 +12636,7 @@
         <w:ind w:left="6480" w:hanging="360"/>
       </w:pPr>
       <w:rPr>
-        <w:rFonts w:ascii="Wingdings" w:hAnsi="Wingdings" w:hint="default"/>
+        <w:rFonts w:hint="default" w:ascii="Wingdings" w:hAnsi="Wingdings"/>
         <w:sz w:val="20"/>
       </w:rPr>
     </w:lvl>
@@ -12586,7 +12657,7 @@
         <w:ind w:left="720" w:hanging="360"/>
       </w:pPr>
       <w:rPr>
-        <w:rFonts w:ascii="Symbol" w:hAnsi="Symbol" w:hint="default"/>
+        <w:rFonts w:hint="default" w:ascii="Symbol" w:hAnsi="Symbol"/>
         <w:sz w:val="20"/>
       </w:rPr>
     </w:lvl>
@@ -12602,7 +12673,7 @@
         <w:ind w:left="1440" w:hanging="360"/>
       </w:pPr>
       <w:rPr>
-        <w:rFonts w:ascii="Courier New" w:hAnsi="Courier New" w:hint="default"/>
+        <w:rFonts w:hint="default" w:ascii="Courier New" w:hAnsi="Courier New"/>
         <w:sz w:val="20"/>
       </w:rPr>
     </w:lvl>
@@ -12618,7 +12689,7 @@
         <w:ind w:left="2160" w:hanging="360"/>
       </w:pPr>
       <w:rPr>
-        <w:rFonts w:ascii="Wingdings" w:hAnsi="Wingdings" w:hint="default"/>
+        <w:rFonts w:hint="default" w:ascii="Wingdings" w:hAnsi="Wingdings"/>
         <w:sz w:val="20"/>
       </w:rPr>
     </w:lvl>
@@ -12634,7 +12705,7 @@
         <w:ind w:left="2880" w:hanging="360"/>
       </w:pPr>
       <w:rPr>
-        <w:rFonts w:ascii="Wingdings" w:hAnsi="Wingdings" w:hint="default"/>
+        <w:rFonts w:hint="default" w:ascii="Wingdings" w:hAnsi="Wingdings"/>
         <w:sz w:val="20"/>
       </w:rPr>
     </w:lvl>
@@ -12650,7 +12721,7 @@
         <w:ind w:left="3600" w:hanging="360"/>
       </w:pPr>
       <w:rPr>
-        <w:rFonts w:ascii="Wingdings" w:hAnsi="Wingdings" w:hint="default"/>
+        <w:rFonts w:hint="default" w:ascii="Wingdings" w:hAnsi="Wingdings"/>
         <w:sz w:val="20"/>
       </w:rPr>
     </w:lvl>
@@ -12666,7 +12737,7 @@
         <w:ind w:left="4320" w:hanging="360"/>
       </w:pPr>
       <w:rPr>
-        <w:rFonts w:ascii="Wingdings" w:hAnsi="Wingdings" w:hint="default"/>
+        <w:rFonts w:hint="default" w:ascii="Wingdings" w:hAnsi="Wingdings"/>
         <w:sz w:val="20"/>
       </w:rPr>
     </w:lvl>
@@ -12682,7 +12753,7 @@
         <w:ind w:left="5040" w:hanging="360"/>
       </w:pPr>
       <w:rPr>
-        <w:rFonts w:ascii="Wingdings" w:hAnsi="Wingdings" w:hint="default"/>
+        <w:rFonts w:hint="default" w:ascii="Wingdings" w:hAnsi="Wingdings"/>
         <w:sz w:val="20"/>
       </w:rPr>
     </w:lvl>
@@ -12698,7 +12769,7 @@
         <w:ind w:left="5760" w:hanging="360"/>
       </w:pPr>
       <w:rPr>
-        <w:rFonts w:ascii="Wingdings" w:hAnsi="Wingdings" w:hint="default"/>
+        <w:rFonts w:hint="default" w:ascii="Wingdings" w:hAnsi="Wingdings"/>
         <w:sz w:val="20"/>
       </w:rPr>
     </w:lvl>
@@ -12714,7 +12785,7 @@
         <w:ind w:left="6480" w:hanging="360"/>
       </w:pPr>
       <w:rPr>
-        <w:rFonts w:ascii="Wingdings" w:hAnsi="Wingdings" w:hint="default"/>
+        <w:rFonts w:hint="default" w:ascii="Wingdings" w:hAnsi="Wingdings"/>
         <w:sz w:val="20"/>
       </w:rPr>
     </w:lvl>
@@ -12732,7 +12803,7 @@
         <w:ind w:left="720" w:hanging="360"/>
       </w:pPr>
       <w:rPr>
-        <w:rFonts w:ascii="Symbol" w:hAnsi="Symbol" w:hint="default"/>
+        <w:rFonts w:hint="default" w:ascii="Symbol" w:hAnsi="Symbol"/>
       </w:rPr>
     </w:lvl>
     <w:lvl w:ilvl="1" w:tplc="EE304626">
@@ -12744,7 +12815,7 @@
         <w:ind w:left="1440" w:hanging="360"/>
       </w:pPr>
       <w:rPr>
-        <w:rFonts w:ascii="Courier New" w:hAnsi="Courier New" w:hint="default"/>
+        <w:rFonts w:hint="default" w:ascii="Courier New" w:hAnsi="Courier New"/>
       </w:rPr>
     </w:lvl>
     <w:lvl w:ilvl="2" w:tplc="ACB884D8">
@@ -12756,7 +12827,7 @@
         <w:ind w:left="2160" w:hanging="360"/>
       </w:pPr>
       <w:rPr>
-        <w:rFonts w:ascii="Wingdings" w:hAnsi="Wingdings" w:hint="default"/>
+        <w:rFonts w:hint="default" w:ascii="Wingdings" w:hAnsi="Wingdings"/>
       </w:rPr>
     </w:lvl>
     <w:lvl w:ilvl="3" w:tplc="BB9E195E">
@@ -12768,7 +12839,7 @@
         <w:ind w:left="2880" w:hanging="360"/>
       </w:pPr>
       <w:rPr>
-        <w:rFonts w:ascii="Symbol" w:hAnsi="Symbol" w:hint="default"/>
+        <w:rFonts w:hint="default" w:ascii="Symbol" w:hAnsi="Symbol"/>
       </w:rPr>
     </w:lvl>
     <w:lvl w:ilvl="4" w:tplc="A3A0A014">
@@ -12780,7 +12851,7 @@
         <w:ind w:left="3600" w:hanging="360"/>
       </w:pPr>
       <w:rPr>
-        <w:rFonts w:ascii="Courier New" w:hAnsi="Courier New" w:hint="default"/>
+        <w:rFonts w:hint="default" w:ascii="Courier New" w:hAnsi="Courier New"/>
       </w:rPr>
     </w:lvl>
     <w:lvl w:ilvl="5" w:tplc="CA8E6886">
@@ -12792,7 +12863,7 @@
         <w:ind w:left="4320" w:hanging="360"/>
       </w:pPr>
       <w:rPr>
-        <w:rFonts w:ascii="Wingdings" w:hAnsi="Wingdings" w:hint="default"/>
+        <w:rFonts w:hint="default" w:ascii="Wingdings" w:hAnsi="Wingdings"/>
       </w:rPr>
     </w:lvl>
     <w:lvl w:ilvl="6" w:tplc="41302226">
@@ -12804,7 +12875,7 @@
         <w:ind w:left="5040" w:hanging="360"/>
       </w:pPr>
       <w:rPr>
-        <w:rFonts w:ascii="Symbol" w:hAnsi="Symbol" w:hint="default"/>
+        <w:rFonts w:hint="default" w:ascii="Symbol" w:hAnsi="Symbol"/>
       </w:rPr>
     </w:lvl>
     <w:lvl w:ilvl="7" w:tplc="57BC4828">
@@ -12816,7 +12887,7 @@
         <w:ind w:left="5760" w:hanging="360"/>
       </w:pPr>
       <w:rPr>
-        <w:rFonts w:ascii="Courier New" w:hAnsi="Courier New" w:hint="default"/>
+        <w:rFonts w:hint="default" w:ascii="Courier New" w:hAnsi="Courier New"/>
       </w:rPr>
     </w:lvl>
     <w:lvl w:ilvl="8" w:tplc="A95CAE5E">
@@ -12828,7 +12899,7 @@
         <w:ind w:left="6480" w:hanging="360"/>
       </w:pPr>
       <w:rPr>
-        <w:rFonts w:ascii="Wingdings" w:hAnsi="Wingdings" w:hint="default"/>
+        <w:rFonts w:hint="default" w:ascii="Wingdings" w:hAnsi="Wingdings"/>
       </w:rPr>
     </w:lvl>
   </w:abstractNum>
@@ -12848,7 +12919,7 @@
         <w:ind w:left="720" w:hanging="360"/>
       </w:pPr>
       <w:rPr>
-        <w:rFonts w:ascii="Symbol" w:hAnsi="Symbol" w:hint="default"/>
+        <w:rFonts w:hint="default" w:ascii="Symbol" w:hAnsi="Symbol"/>
         <w:sz w:val="20"/>
       </w:rPr>
     </w:lvl>
@@ -12864,7 +12935,7 @@
         <w:ind w:left="1440" w:hanging="360"/>
       </w:pPr>
       <w:rPr>
-        <w:rFonts w:ascii="Courier New" w:hAnsi="Courier New" w:hint="default"/>
+        <w:rFonts w:hint="default" w:ascii="Courier New" w:hAnsi="Courier New"/>
         <w:sz w:val="20"/>
       </w:rPr>
     </w:lvl>
@@ -12880,7 +12951,7 @@
         <w:ind w:left="2160" w:hanging="360"/>
       </w:pPr>
       <w:rPr>
-        <w:rFonts w:ascii="Wingdings" w:hAnsi="Wingdings" w:hint="default"/>
+        <w:rFonts w:hint="default" w:ascii="Wingdings" w:hAnsi="Wingdings"/>
         <w:sz w:val="20"/>
       </w:rPr>
     </w:lvl>
@@ -12896,7 +12967,7 @@
         <w:ind w:left="2880" w:hanging="360"/>
       </w:pPr>
       <w:rPr>
-        <w:rFonts w:ascii="Wingdings" w:hAnsi="Wingdings" w:hint="default"/>
+        <w:rFonts w:hint="default" w:ascii="Wingdings" w:hAnsi="Wingdings"/>
         <w:sz w:val="20"/>
       </w:rPr>
     </w:lvl>
@@ -12912,7 +12983,7 @@
         <w:ind w:left="3600" w:hanging="360"/>
       </w:pPr>
       <w:rPr>
-        <w:rFonts w:ascii="Wingdings" w:hAnsi="Wingdings" w:hint="default"/>
+        <w:rFonts w:hint="default" w:ascii="Wingdings" w:hAnsi="Wingdings"/>
         <w:sz w:val="20"/>
       </w:rPr>
     </w:lvl>
@@ -12928,7 +12999,7 @@
         <w:ind w:left="4320" w:hanging="360"/>
       </w:pPr>
       <w:rPr>
-        <w:rFonts w:ascii="Wingdings" w:hAnsi="Wingdings" w:hint="default"/>
+        <w:rFonts w:hint="default" w:ascii="Wingdings" w:hAnsi="Wingdings"/>
         <w:sz w:val="20"/>
       </w:rPr>
     </w:lvl>
@@ -12944,7 +13015,7 @@
         <w:ind w:left="5040" w:hanging="360"/>
       </w:pPr>
       <w:rPr>
-        <w:rFonts w:ascii="Wingdings" w:hAnsi="Wingdings" w:hint="default"/>
+        <w:rFonts w:hint="default" w:ascii="Wingdings" w:hAnsi="Wingdings"/>
         <w:sz w:val="20"/>
       </w:rPr>
     </w:lvl>
@@ -12960,7 +13031,7 @@
         <w:ind w:left="5760" w:hanging="360"/>
       </w:pPr>
       <w:rPr>
-        <w:rFonts w:ascii="Wingdings" w:hAnsi="Wingdings" w:hint="default"/>
+        <w:rFonts w:hint="default" w:ascii="Wingdings" w:hAnsi="Wingdings"/>
         <w:sz w:val="20"/>
       </w:rPr>
     </w:lvl>
@@ -12976,7 +13047,7 @@
         <w:ind w:left="6480" w:hanging="360"/>
       </w:pPr>
       <w:rPr>
-        <w:rFonts w:ascii="Wingdings" w:hAnsi="Wingdings" w:hint="default"/>
+        <w:rFonts w:hint="default" w:ascii="Wingdings" w:hAnsi="Wingdings"/>
         <w:sz w:val="20"/>
       </w:rPr>
     </w:lvl>
@@ -13160,7 +13231,7 @@
   <w:docDefaults>
     <w:rPrDefault>
       <w:rPr>
-        <w:rFonts w:asciiTheme="minorHAnsi" w:eastAsiaTheme="minorHAnsi" w:hAnsiTheme="minorHAnsi" w:cstheme="minorBidi"/>
+        <w:rFonts w:asciiTheme="minorHAnsi" w:hAnsiTheme="minorHAnsi" w:eastAsiaTheme="minorHAnsi" w:cstheme="minorBidi"/>
         <w:kern w:val="2"/>
         <w:sz w:val="22"/>
         <w:szCs w:val="22"/>
@@ -13177,14 +13248,14 @@
   <w:latentStyles w:defLockedState="0" w:defUIPriority="99" w:defSemiHidden="0" w:defUnhideWhenUsed="0" w:defQFormat="0" w:count="376">
     <w:lsdException w:name="Normal" w:uiPriority="0" w:qFormat="1"/>
     <w:lsdException w:name="heading 1" w:uiPriority="9" w:qFormat="1"/>
-    <w:lsdException w:name="heading 2" w:semiHidden="1" w:uiPriority="9" w:unhideWhenUsed="1" w:qFormat="1"/>
-    <w:lsdException w:name="heading 3" w:semiHidden="1" w:uiPriority="9" w:unhideWhenUsed="1" w:qFormat="1"/>
-    <w:lsdException w:name="heading 4" w:semiHidden="1" w:uiPriority="9" w:unhideWhenUsed="1" w:qFormat="1"/>
-    <w:lsdException w:name="heading 5" w:semiHidden="1" w:uiPriority="9" w:unhideWhenUsed="1" w:qFormat="1"/>
-    <w:lsdException w:name="heading 6" w:semiHidden="1" w:uiPriority="9" w:unhideWhenUsed="1" w:qFormat="1"/>
-    <w:lsdException w:name="heading 7" w:semiHidden="1" w:uiPriority="9" w:unhideWhenUsed="1" w:qFormat="1"/>
-    <w:lsdException w:name="heading 8" w:semiHidden="1" w:uiPriority="9" w:unhideWhenUsed="1" w:qFormat="1"/>
-    <w:lsdException w:name="heading 9" w:semiHidden="1" w:uiPriority="9" w:unhideWhenUsed="1" w:qFormat="1"/>
+    <w:lsdException w:name="heading 2" w:uiPriority="9" w:semiHidden="1" w:unhideWhenUsed="1" w:qFormat="1"/>
+    <w:lsdException w:name="heading 3" w:uiPriority="9" w:semiHidden="1" w:unhideWhenUsed="1" w:qFormat="1"/>
+    <w:lsdException w:name="heading 4" w:uiPriority="9" w:semiHidden="1" w:unhideWhenUsed="1" w:qFormat="1"/>
+    <w:lsdException w:name="heading 5" w:uiPriority="9" w:semiHidden="1" w:unhideWhenUsed="1" w:qFormat="1"/>
+    <w:lsdException w:name="heading 6" w:uiPriority="9" w:semiHidden="1" w:unhideWhenUsed="1" w:qFormat="1"/>
+    <w:lsdException w:name="heading 7" w:uiPriority="9" w:semiHidden="1" w:unhideWhenUsed="1" w:qFormat="1"/>
+    <w:lsdException w:name="heading 8" w:uiPriority="9" w:semiHidden="1" w:unhideWhenUsed="1" w:qFormat="1"/>
+    <w:lsdException w:name="heading 9" w:uiPriority="9" w:semiHidden="1" w:unhideWhenUsed="1" w:qFormat="1"/>
     <w:lsdException w:name="index 1" w:semiHidden="1" w:unhideWhenUsed="1"/>
     <w:lsdException w:name="index 2" w:semiHidden="1" w:unhideWhenUsed="1"/>
     <w:lsdException w:name="index 3" w:semiHidden="1" w:unhideWhenUsed="1"/>
@@ -13194,22 +13265,22 @@
     <w:lsdException w:name="index 7" w:semiHidden="1" w:unhideWhenUsed="1"/>
     <w:lsdException w:name="index 8" w:semiHidden="1" w:unhideWhenUsed="1"/>
     <w:lsdException w:name="index 9" w:semiHidden="1" w:unhideWhenUsed="1"/>
-    <w:lsdException w:name="toc 1" w:semiHidden="1" w:uiPriority="39" w:unhideWhenUsed="1"/>
-    <w:lsdException w:name="toc 2" w:semiHidden="1" w:uiPriority="39" w:unhideWhenUsed="1"/>
-    <w:lsdException w:name="toc 3" w:semiHidden="1" w:uiPriority="39" w:unhideWhenUsed="1"/>
-    <w:lsdException w:name="toc 4" w:semiHidden="1" w:uiPriority="39" w:unhideWhenUsed="1"/>
-    <w:lsdException w:name="toc 5" w:semiHidden="1" w:uiPriority="39" w:unhideWhenUsed="1"/>
-    <w:lsdException w:name="toc 6" w:semiHidden="1" w:uiPriority="39" w:unhideWhenUsed="1"/>
-    <w:lsdException w:name="toc 7" w:semiHidden="1" w:uiPriority="39" w:unhideWhenUsed="1"/>
-    <w:lsdException w:name="toc 8" w:semiHidden="1" w:uiPriority="39" w:unhideWhenUsed="1"/>
-    <w:lsdException w:name="toc 9" w:semiHidden="1" w:uiPriority="39" w:unhideWhenUsed="1"/>
+    <w:lsdException w:name="toc 1" w:uiPriority="39" w:semiHidden="1" w:unhideWhenUsed="1"/>
+    <w:lsdException w:name="toc 2" w:uiPriority="39" w:semiHidden="1" w:unhideWhenUsed="1"/>
+    <w:lsdException w:name="toc 3" w:uiPriority="39" w:semiHidden="1" w:unhideWhenUsed="1"/>
+    <w:lsdException w:name="toc 4" w:uiPriority="39" w:semiHidden="1" w:unhideWhenUsed="1"/>
+    <w:lsdException w:name="toc 5" w:uiPriority="39" w:semiHidden="1" w:unhideWhenUsed="1"/>
+    <w:lsdException w:name="toc 6" w:uiPriority="39" w:semiHidden="1" w:unhideWhenUsed="1"/>
+    <w:lsdException w:name="toc 7" w:uiPriority="39" w:semiHidden="1" w:unhideWhenUsed="1"/>
+    <w:lsdException w:name="toc 8" w:uiPriority="39" w:semiHidden="1" w:unhideWhenUsed="1"/>
+    <w:lsdException w:name="toc 9" w:uiPriority="39" w:semiHidden="1" w:unhideWhenUsed="1"/>
     <w:lsdException w:name="Normal Indent" w:semiHidden="1" w:unhideWhenUsed="1"/>
     <w:lsdException w:name="footnote text" w:semiHidden="1" w:unhideWhenUsed="1"/>
     <w:lsdException w:name="annotation text" w:semiHidden="1" w:unhideWhenUsed="1"/>
     <w:lsdException w:name="header" w:semiHidden="1" w:unhideWhenUsed="1"/>
     <w:lsdException w:name="footer" w:semiHidden="1" w:unhideWhenUsed="1"/>
     <w:lsdException w:name="index heading" w:semiHidden="1" w:unhideWhenUsed="1"/>
-    <w:lsdException w:name="caption" w:semiHidden="1" w:uiPriority="35" w:unhideWhenUsed="1" w:qFormat="1"/>
+    <w:lsdException w:name="caption" w:uiPriority="35" w:semiHidden="1" w:unhideWhenUsed="1" w:qFormat="1"/>
     <w:lsdException w:name="table of figures" w:semiHidden="1" w:unhideWhenUsed="1"/>
     <w:lsdException w:name="envelope address" w:semiHidden="1" w:unhideWhenUsed="1"/>
     <w:lsdException w:name="envelope return" w:semiHidden="1" w:unhideWhenUsed="1"/>
@@ -13240,7 +13311,7 @@
     <w:lsdException w:name="Title" w:uiPriority="10" w:qFormat="1"/>
     <w:lsdException w:name="Closing" w:semiHidden="1" w:unhideWhenUsed="1"/>
     <w:lsdException w:name="Signature" w:semiHidden="1" w:unhideWhenUsed="1"/>
-    <w:lsdException w:name="Default Paragraph Font" w:semiHidden="1" w:uiPriority="1" w:unhideWhenUsed="1"/>
+    <w:lsdException w:name="Default Paragraph Font" w:uiPriority="1" w:semiHidden="1" w:unhideWhenUsed="1"/>
     <w:lsdException w:name="Body Text" w:semiHidden="1" w:unhideWhenUsed="1"/>
     <w:lsdException w:name="Body Text Indent" w:semiHidden="1" w:unhideWhenUsed="1"/>
     <w:lsdException w:name="List Continue" w:semiHidden="1" w:unhideWhenUsed="1"/>
@@ -13440,8 +13511,8 @@
     <w:lsdException w:name="Subtle Reference" w:uiPriority="31" w:qFormat="1"/>
     <w:lsdException w:name="Intense Reference" w:uiPriority="32" w:qFormat="1"/>
     <w:lsdException w:name="Book Title" w:uiPriority="33" w:qFormat="1"/>
-    <w:lsdException w:name="Bibliography" w:semiHidden="1" w:uiPriority="37" w:unhideWhenUsed="1"/>
-    <w:lsdException w:name="TOC Heading" w:semiHidden="1" w:uiPriority="39" w:unhideWhenUsed="1" w:qFormat="1"/>
+    <w:lsdException w:name="Bibliography" w:uiPriority="37" w:semiHidden="1" w:unhideWhenUsed="1"/>
+    <w:lsdException w:name="TOC Heading" w:uiPriority="39" w:semiHidden="1" w:unhideWhenUsed="1" w:qFormat="1"/>
     <w:lsdException w:name="Plain Table 1" w:uiPriority="41"/>
     <w:lsdException w:name="Plain Table 2" w:uiPriority="42"/>
     <w:lsdException w:name="Plain Table 3" w:uiPriority="43"/>
@@ -13552,7 +13623,7 @@
     <w:lsdException w:name="Unresolved Mention" w:semiHidden="1" w:unhideWhenUsed="1"/>
     <w:lsdException w:name="Smart Link" w:semiHidden="1" w:unhideWhenUsed="1"/>
   </w:latentStyles>
-  <w:style w:type="paragraph" w:default="1" w:styleId="Normal">
+  <w:style w:type="paragraph" w:styleId="Normal" w:default="1">
     <w:name w:val="Normal"/>
     <w:qFormat/>
   </w:style>
@@ -13571,7 +13642,7 @@
       <w:outlineLvl w:val="0"/>
     </w:pPr>
     <w:rPr>
-      <w:rFonts w:asciiTheme="majorHAnsi" w:eastAsiaTheme="majorEastAsia" w:hAnsiTheme="majorHAnsi" w:cstheme="majorBidi"/>
+      <w:rFonts w:asciiTheme="majorHAnsi" w:hAnsiTheme="majorHAnsi" w:eastAsiaTheme="majorEastAsia" w:cstheme="majorBidi"/>
       <w:color w:val="000000" w:themeColor="text1"/>
       <w:sz w:val="40"/>
       <w:szCs w:val="40"/>
@@ -13593,7 +13664,7 @@
       <w:outlineLvl w:val="1"/>
     </w:pPr>
     <w:rPr>
-      <w:rFonts w:asciiTheme="majorHAnsi" w:eastAsiaTheme="majorEastAsia" w:hAnsiTheme="majorHAnsi" w:cstheme="majorBidi"/>
+      <w:rFonts w:asciiTheme="majorHAnsi" w:hAnsiTheme="majorHAnsi" w:eastAsiaTheme="majorEastAsia" w:cstheme="majorBidi"/>
       <w:color w:val="000000" w:themeColor="text1"/>
       <w:sz w:val="32"/>
       <w:szCs w:val="32"/>
@@ -13754,12 +13825,12 @@
       <w:color w:val="272727" w:themeColor="text1" w:themeTint="D8"/>
     </w:rPr>
   </w:style>
-  <w:style w:type="character" w:default="1" w:styleId="Fuentedeprrafopredeter">
+  <w:style w:type="character" w:styleId="Fuentedeprrafopredeter" w:default="1">
     <w:name w:val="Default Paragraph Font"/>
     <w:uiPriority w:val="1"/>
     <w:unhideWhenUsed/>
   </w:style>
-  <w:style w:type="table" w:default="1" w:styleId="Tablanormal">
+  <w:style w:type="table" w:styleId="Tablanormal" w:default="1">
     <w:name w:val="Normal Table"/>
     <w:uiPriority w:val="99"/>
     <w:semiHidden/>
@@ -13774,39 +13845,39 @@
       </w:tblCellMar>
     </w:tblPr>
   </w:style>
-  <w:style w:type="numbering" w:default="1" w:styleId="Sinlista">
+  <w:style w:type="numbering" w:styleId="Sinlista" w:default="1">
     <w:name w:val="No List"/>
     <w:uiPriority w:val="99"/>
     <w:semiHidden/>
     <w:unhideWhenUsed/>
   </w:style>
-  <w:style w:type="character" w:customStyle="1" w:styleId="Ttulo1Car">
+  <w:style w:type="character" w:styleId="Ttulo1Car" w:customStyle="1">
     <w:name w:val="Título 1 Car"/>
     <w:basedOn w:val="Fuentedeprrafopredeter"/>
     <w:link w:val="Ttulo1"/>
     <w:uiPriority w:val="9"/>
     <w:rsid w:val="00722B6C"/>
     <w:rPr>
-      <w:rFonts w:asciiTheme="majorHAnsi" w:eastAsiaTheme="majorEastAsia" w:hAnsiTheme="majorHAnsi" w:cstheme="majorBidi"/>
+      <w:rFonts w:asciiTheme="majorHAnsi" w:hAnsiTheme="majorHAnsi" w:eastAsiaTheme="majorEastAsia" w:cstheme="majorBidi"/>
       <w:color w:val="000000" w:themeColor="text1"/>
       <w:sz w:val="40"/>
       <w:szCs w:val="40"/>
     </w:rPr>
   </w:style>
-  <w:style w:type="character" w:customStyle="1" w:styleId="Ttulo2Car">
+  <w:style w:type="character" w:styleId="Ttulo2Car" w:customStyle="1">
     <w:name w:val="Título 2 Car"/>
     <w:basedOn w:val="Fuentedeprrafopredeter"/>
     <w:link w:val="Ttulo2"/>
     <w:uiPriority w:val="9"/>
     <w:rsid w:val="00722B6C"/>
     <w:rPr>
-      <w:rFonts w:asciiTheme="majorHAnsi" w:eastAsiaTheme="majorEastAsia" w:hAnsiTheme="majorHAnsi" w:cstheme="majorBidi"/>
+      <w:rFonts w:asciiTheme="majorHAnsi" w:hAnsiTheme="majorHAnsi" w:eastAsiaTheme="majorEastAsia" w:cstheme="majorBidi"/>
       <w:color w:val="000000" w:themeColor="text1"/>
       <w:sz w:val="32"/>
       <w:szCs w:val="32"/>
     </w:rPr>
   </w:style>
-  <w:style w:type="character" w:customStyle="1" w:styleId="Ttulo3Car">
+  <w:style w:type="character" w:styleId="Ttulo3Car" w:customStyle="1">
     <w:name w:val="Título 3 Car"/>
     <w:basedOn w:val="Fuentedeprrafopredeter"/>
     <w:link w:val="Ttulo3"/>
@@ -13820,7 +13891,7 @@
       <w:szCs w:val="28"/>
     </w:rPr>
   </w:style>
-  <w:style w:type="character" w:customStyle="1" w:styleId="Ttulo4Car">
+  <w:style w:type="character" w:styleId="Ttulo4Car" w:customStyle="1">
     <w:name w:val="Título 4 Car"/>
     <w:basedOn w:val="Fuentedeprrafopredeter"/>
     <w:link w:val="Ttulo4"/>
@@ -13834,7 +13905,7 @@
       <w:color w:val="2F5496" w:themeColor="accent1" w:themeShade="BF"/>
     </w:rPr>
   </w:style>
-  <w:style w:type="character" w:customStyle="1" w:styleId="Ttulo5Car">
+  <w:style w:type="character" w:styleId="Ttulo5Car" w:customStyle="1">
     <w:name w:val="Título 5 Car"/>
     <w:basedOn w:val="Fuentedeprrafopredeter"/>
     <w:link w:val="Ttulo5"/>
@@ -13846,7 +13917,7 @@
       <w:color w:val="2F5496" w:themeColor="accent1" w:themeShade="BF"/>
     </w:rPr>
   </w:style>
-  <w:style w:type="character" w:customStyle="1" w:styleId="Ttulo6Car">
+  <w:style w:type="character" w:styleId="Ttulo6Car" w:customStyle="1">
     <w:name w:val="Título 6 Car"/>
     <w:basedOn w:val="Fuentedeprrafopredeter"/>
     <w:link w:val="Ttulo6"/>
@@ -13860,7 +13931,7 @@
       <w:color w:val="595959" w:themeColor="text1" w:themeTint="A6"/>
     </w:rPr>
   </w:style>
-  <w:style w:type="character" w:customStyle="1" w:styleId="Ttulo7Car">
+  <w:style w:type="character" w:styleId="Ttulo7Car" w:customStyle="1">
     <w:name w:val="Título 7 Car"/>
     <w:basedOn w:val="Fuentedeprrafopredeter"/>
     <w:link w:val="Ttulo7"/>
@@ -13872,7 +13943,7 @@
       <w:color w:val="595959" w:themeColor="text1" w:themeTint="A6"/>
     </w:rPr>
   </w:style>
-  <w:style w:type="character" w:customStyle="1" w:styleId="Ttulo8Car">
+  <w:style w:type="character" w:styleId="Ttulo8Car" w:customStyle="1">
     <w:name w:val="Título 8 Car"/>
     <w:basedOn w:val="Fuentedeprrafopredeter"/>
     <w:link w:val="Ttulo8"/>
@@ -13886,7 +13957,7 @@
       <w:color w:val="272727" w:themeColor="text1" w:themeTint="D8"/>
     </w:rPr>
   </w:style>
-  <w:style w:type="character" w:customStyle="1" w:styleId="Ttulo9Car">
+  <w:style w:type="character" w:styleId="Ttulo9Car" w:customStyle="1">
     <w:name w:val="Título 9 Car"/>
     <w:basedOn w:val="Fuentedeprrafopredeter"/>
     <w:link w:val="Ttulo9"/>
@@ -13911,21 +13982,21 @@
       <w:contextualSpacing/>
     </w:pPr>
     <w:rPr>
-      <w:rFonts w:asciiTheme="majorHAnsi" w:eastAsiaTheme="majorEastAsia" w:hAnsiTheme="majorHAnsi" w:cstheme="majorBidi"/>
+      <w:rFonts w:asciiTheme="majorHAnsi" w:hAnsiTheme="majorHAnsi" w:eastAsiaTheme="majorEastAsia" w:cstheme="majorBidi"/>
       <w:spacing w:val="-10"/>
       <w:kern w:val="28"/>
       <w:sz w:val="56"/>
       <w:szCs w:val="56"/>
     </w:rPr>
   </w:style>
-  <w:style w:type="character" w:customStyle="1" w:styleId="TtuloCar">
+  <w:style w:type="character" w:styleId="TtuloCar" w:customStyle="1">
     <w:name w:val="Título Car"/>
     <w:basedOn w:val="Fuentedeprrafopredeter"/>
     <w:link w:val="Ttulo"/>
     <w:uiPriority w:val="10"/>
     <w:rsid w:val="00AC016A"/>
     <w:rPr>
-      <w:rFonts w:asciiTheme="majorHAnsi" w:eastAsiaTheme="majorEastAsia" w:hAnsiTheme="majorHAnsi" w:cstheme="majorBidi"/>
+      <w:rFonts w:asciiTheme="majorHAnsi" w:hAnsiTheme="majorHAnsi" w:eastAsiaTheme="majorEastAsia" w:cstheme="majorBidi"/>
       <w:spacing w:val="-10"/>
       <w:kern w:val="28"/>
       <w:sz w:val="56"/>
@@ -13953,7 +14024,7 @@
       <w:szCs w:val="28"/>
     </w:rPr>
   </w:style>
-  <w:style w:type="character" w:customStyle="1" w:styleId="SubttuloCar">
+  <w:style w:type="character" w:styleId="SubttuloCar" w:customStyle="1">
     <w:name w:val="Subtítulo Car"/>
     <w:basedOn w:val="Fuentedeprrafopredeter"/>
     <w:link w:val="Subttulo"/>
@@ -13985,7 +14056,7 @@
       <w:color w:val="404040" w:themeColor="text1" w:themeTint="BF"/>
     </w:rPr>
   </w:style>
-  <w:style w:type="character" w:customStyle="1" w:styleId="CitaCar">
+  <w:style w:type="character" w:styleId="CitaCar" w:customStyle="1">
     <w:name w:val="Cita Car"/>
     <w:basedOn w:val="Fuentedeprrafopredeter"/>
     <w:link w:val="Cita"/>
@@ -14030,8 +14101,8 @@
     <w:rsid w:val="00AC016A"/>
     <w:pPr>
       <w:pBdr>
-        <w:top w:val="single" w:sz="4" w:space="10" w:color="2F5496" w:themeColor="accent1" w:themeShade="BF"/>
-        <w:bottom w:val="single" w:sz="4" w:space="10" w:color="2F5496" w:themeColor="accent1" w:themeShade="BF"/>
+        <w:top w:val="single" w:color="2F5496" w:themeColor="accent1" w:themeShade="BF" w:sz="4" w:space="10"/>
+        <w:bottom w:val="single" w:color="2F5496" w:themeColor="accent1" w:themeShade="BF" w:sz="4" w:space="10"/>
       </w:pBdr>
       <w:spacing w:before="360" w:after="360"/>
       <w:ind w:left="864" w:right="864"/>
@@ -14043,7 +14114,7 @@
       <w:color w:val="2F5496" w:themeColor="accent1" w:themeShade="BF"/>
     </w:rPr>
   </w:style>
-  <w:style w:type="character" w:customStyle="1" w:styleId="CitadestacadaCar">
+  <w:style w:type="character" w:styleId="CitadestacadaCar" w:customStyle="1">
     <w:name w:val="Cita destacada Car"/>
     <w:basedOn w:val="Fuentedeprrafopredeter"/>
     <w:link w:val="Citadestacada"/>
@@ -14079,12 +14150,12 @@
     </w:pPr>
     <w:tblPr>
       <w:tblBorders>
-        <w:top w:val="single" w:sz="4" w:space="0" w:color="auto"/>
-        <w:left w:val="single" w:sz="4" w:space="0" w:color="auto"/>
-        <w:bottom w:val="single" w:sz="4" w:space="0" w:color="auto"/>
-        <w:right w:val="single" w:sz="4" w:space="0" w:color="auto"/>
-        <w:insideH w:val="single" w:sz="4" w:space="0" w:color="auto"/>
-        <w:insideV w:val="single" w:sz="4" w:space="0" w:color="auto"/>
+        <w:top w:val="single" w:color="auto" w:sz="4" w:space="0"/>
+        <w:left w:val="single" w:color="auto" w:sz="4" w:space="0"/>
+        <w:bottom w:val="single" w:color="auto" w:sz="4" w:space="0"/>
+        <w:right w:val="single" w:color="auto" w:sz="4" w:space="0"/>
+        <w:insideH w:val="single" w:color="auto" w:sz="4" w:space="0"/>
+        <w:insideV w:val="single" w:color="auto" w:sz="4" w:space="0"/>
       </w:tblBorders>
     </w:tblPr>
   </w:style>
@@ -14110,7 +14181,7 @@
       <w:iCs/>
     </w:rPr>
   </w:style>
-  <w:style w:type="paragraph" w:customStyle="1" w:styleId="Estilo1">
+  <w:style w:type="paragraph" w:styleId="Estilo1" w:customStyle="1">
     <w:name w:val="Estilo1"/>
     <w:basedOn w:val="Normal"/>
     <w:link w:val="Estilo1Char"/>
@@ -14124,19 +14195,19 @@
       <w:outlineLvl w:val="1"/>
     </w:pPr>
     <w:rPr>
-      <w:rFonts w:asciiTheme="majorHAnsi" w:eastAsiaTheme="majorEastAsia" w:hAnsiTheme="majorHAnsi" w:cstheme="majorBidi"/>
+      <w:rFonts w:asciiTheme="majorHAnsi" w:hAnsiTheme="majorHAnsi" w:eastAsiaTheme="majorEastAsia" w:cstheme="majorBidi"/>
       <w:color w:val="2F5496" w:themeColor="accent1" w:themeShade="BF"/>
       <w:sz w:val="32"/>
       <w:szCs w:val="32"/>
     </w:rPr>
   </w:style>
-  <w:style w:type="character" w:customStyle="1" w:styleId="Estilo1Char">
+  <w:style w:type="character" w:styleId="Estilo1Char" w:customStyle="1">
     <w:name w:val="Estilo1 Char"/>
     <w:basedOn w:val="Fuentedeprrafopredeter"/>
     <w:link w:val="Estilo1"/>
     <w:rsid w:val="3CFDCFA6"/>
     <w:rPr>
-      <w:rFonts w:asciiTheme="majorHAnsi" w:eastAsiaTheme="majorEastAsia" w:hAnsiTheme="majorHAnsi" w:cstheme="majorBidi"/>
+      <w:rFonts w:asciiTheme="majorHAnsi" w:hAnsiTheme="majorHAnsi" w:eastAsiaTheme="majorEastAsia" w:cstheme="majorBidi"/>
       <w:color w:val="2F5496" w:themeColor="accent1" w:themeShade="BF"/>
       <w:sz w:val="32"/>
       <w:szCs w:val="32"/>
@@ -14177,7 +14248,7 @@
       <w:spacing w:after="100"/>
     </w:pPr>
   </w:style>
-  <w:style w:type="paragraph" w:customStyle="1" w:styleId="TableParagraph">
+  <w:style w:type="paragraph" w:styleId="TableParagraph" w:customStyle="1">
     <w:name w:val="Table Paragraph"/>
     <w:basedOn w:val="Normal"/>
     <w:uiPriority w:val="1"/>
@@ -14220,7 +14291,7 @@
 </file>
 
 <file path=word/theme/theme1.xml><?xml version="1.0" encoding="utf-8"?>
-<a:theme xmlns:a="http://schemas.openxmlformats.org/drawingml/2006/main" name="Tema de Office">
+<a:theme xmlns:a="http://schemas.openxmlformats.org/drawingml/2006/main" xmlns:thm15="http://schemas.microsoft.com/office/thememl/2012/main" name="Tema de Office">
   <a:themeElements>
     <a:clrScheme name="Office">
       <a:dk1>
